--- a/zht/docx/14.content.docx
+++ b/zht/docx/14.content.docx
@@ -11,6 +11,15 @@
         <w:pStyle w:val="Heading2"/>
       </w:pPr>
       <w:r>
+        <w:t>Resource: 研讀筆記 (Tyndale)</w:t>
+      </w:r>
+      <w:r/>
+    </w:p>
+    <w:p>
+      <w:pPr>
+        <w:pStyle w:val="Heading2"/>
+      </w:pPr>
+      <w:r>
         <w:t>License Information</w:t>
       </w:r>
       <w:r/>
@@ -21,7 +30,7 @@
         <w:rPr>
           <w:b/>
         </w:rPr>
-        <w:t>Study Notes (Tyndale)</w:t>
+        <w:t>研讀筆記 (Tyndale)</w:t>
       </w:r>
       <w:r>
         <w:t xml:space="preserve"> (Chinese (Traditional)) is based on</w:t>
@@ -74,7 +83,7 @@
         <w:pStyle w:val="Heading1"/>
       </w:pPr>
       <w:r>
-        <w:t>Study Notes (Tyndale)</w:t>
+        <w:t>研讀筆記 (Tyndale)</w:t>
       </w:r>
     </w:p>
     <w:p>
@@ -83,6 +92,50 @@
           <w:headerReference w:type="even" r:id="rId8"/>
           <w:headerReference w:type="default" r:id="rId9"/>
           <w:footerReference w:type="default" r:id="rId10"/>
+          <w:footnotePr>
+            <w:numRestart w:val="eachSect"/>
+          </w:footnotePr>
+          <w:type w:val="continuous"/>
+          <w:pgSz w:w="12240" w:h="15840" w:code="1"/>
+          <w:pgMar w:top="1440" w:right="1440" w:bottom="1440" w:left="1440" w:header="504" w:footer="504" w:gutter="0"/>
+          <w:cols w:space="708"/>
+          <w:titlePg/>
+          <w:docGrid w:linePitch="360"/>
+        </w:sectPr>
+      </w:pPr>
+    </w:p>
+    <w:p>
+      <w:r/>
+    </w:p>
+    <w:p>
+      <w:pPr>
+        <w:pStyle w:val="Heading2"/>
+      </w:pPr>
+      <w:r>
+        <w:t>2CH</w:t>
+      </w:r>
+      <w:r/>
+    </w:p>
+    <w:p>
+      <w:r/>
+      <w:r>
+        <w:rPr>
+          <w:i/>
+        </w:rPr>
+        <w:t>歷代志下 1:1, 歷代志下 1:2–6, 歷代志下 1:3, 歷代志下 1:7–12, 歷代志下 1:10, 歷代志下 1:14–17, 歷代志下 1:16, 歷代志下 2:1, 歷代志下 2:5–6, 歷代志下 2:8, 歷代志下 2:13–14, 歷代志下 2:17–18, 歷代志下 3:1, 歷代志下 3:1–4, 歷代志下 3:2, 歷代志下 3:5–7, 歷代志下 3:6, 歷代志下 3:8, 歷代志下 3:10–13, 歷代志下 3:15–16, 歷代志下 3:17, 歷代志下 4:2–5, 歷代志下 4:6, 歷代志下 4:7, 歷代志下 4:11–18, 歷代志下 4:19, 歷代志下 5:1, 歷代志下 5:3, 歷代志下 5:5, 歷代志下 5:7–8, 歷代志下 5:9, 歷代志下 5:10, 歷代志下 5:11–14, 歷代志下 6:1–2, 歷代志下 6:4–6, 歷代志下 6:10–11, 歷代志下 6:18, 歷代志下 6:21–39, 歷代志下 6:22–23, 歷代志下 6:24–25, 歷代志下 6:26–27, 歷代志下 6:28–31, 歷代志下 6:32–33, 歷代志下 6:34–35, 歷代志下 6:36–39, 歷代志下 6:41–42, 歷代志下 6:42, 歷代志下 7:1–3, 歷代志下 7:4–6, 歷代志下 7:8–10, 歷代志下 7:13–15, 歷代志下 7:17–18, 歷代志下 7:19–22, 歷代志下 8:2, 歷代志下 8:3, 歷代志下 8:4, 歷代志下 8:5, 歷代志下 8:6, 歷代志下 8:11, 歷代志下 8:17–18, 歷代志下 9:1–2, 歷代志下 9:3–4, 歷代志下 9:9, 歷代志下 9:13–14, 歷代志下 9:15–16, 歷代志下 9:17–19, 歷代志下 9:21, 歷代志下 9:29, 歷代志下 9:30, 歷代志下 10:1, 歷代志下 10:2, 歷代志下 10:4, 歷代志下 10:6, 歷代志下 10:8, 歷代志下 10:10–11, 歷代志下 10:16, 歷代志下 10:18, 歷代志下 11:1–4, 歷代志下 11:5–12, 歷代志下 11:5–23, 歷代志下 11:9, 歷代志下 11:13–17, 歷代志下 11:15, 歷代志下 11:18–22, 歷代志下 11:23, 歷代志下 12:1–2, 歷代志下 12:2–4, 歷代志下 12:3, 歷代志下 12:6–7, 歷代志下 12:9–11, 歷代志下 12:12, 歷代志下 13:1, 歷代志下 13:2–3, 歷代志下 13:4, 歷代志下 13:5, 歷代志下 13:6–7, 歷代志下 13:8–9, 歷代志下 13:10–11, 歷代志下 13:13–19, 歷代志下 13:19, 歷代志下 13:20, 歷代志下 14:1, 歷代志下 14:2–5, 歷代志下 14:4, 歷代志下 14:7–14, 歷代志下 15:1–7, 歷代志下 15:3–6, 歷代志下 15:5, 歷代志下 15:7, 歷代志下 15:8, 歷代志下 15:8–18, 歷代志下 15:9, 歷代志下 15:10–15, 歷代志下 15:16, 歷代志下 15:19, 歷代志下 16:1, 歷代志下 16:1–10, 歷代志下 16:2, 歷代志下 16:4, 歷代志下 16:6, 歷代志下 16:7–9, 歷代志下 16:10, 歷代志下 16:12, 歷代志下 16:14, 歷代志下 17:1, 歷代志下 17:3–4, 歷代志下 17:5–6, 歷代志下 17:7–9, 歷代志下 17:10–11, 歷代志下 17:12–19, 歷代志下 18:1–2, 歷代志下 18:5–7, 歷代志下 18:15, 歷代志下 18:18–22, 歷代志下 18:25–26, 歷代志下 18:28–34, 歷代志下 19:1–2, 歷代志下 19:4–11, 歷代志下 20:1, 歷代志下 20:2, 歷代志下 20:3–12, 歷代志下 20:10, 歷代志下 20:14–17, 歷代志下 20:20–21, 歷代志下 20:32–33, 歷代志下 20:35–37, 歷代志下 21:2–7, 歷代志下 21:5, 歷代志下 21:8–11, 歷代志下 21:12–15, 歷代志下 21:16–17, 歷代志下 21:18–20, 歷代志下 22:2, 歷代志下 22:2–4, 歷代志下 22:5–6, 歷代志下 22:7–9, 歷代志下 22:10–12, 歷代志下 23:1–3, 歷代志下 23:4–6, 歷代志下 23:6–7, 歷代志下 23:11, 歷代志下 23:16–17, 歷代志下 23:18–19, 歷代志下 24:1, 歷代志下 24:3, 歷代志下 24:4–8, 歷代志下 24:12–14, 歷代志下 24:15–16, 歷代志下 24:20–22, 歷代志下 24:23–26, 歷代志下 24:25–26, 歷代志下 24:27, 歷代志下 25:1, 歷代志下 25:2, 歷代志下 25:3–4, 歷代志下 25:5, 歷代志下 25:6, 歷代志下 25:7–8, 歷代志下 25:11, 歷代志下 25:14–15, 歷代志下 25:20, 歷代志下 25:21, 歷代志下 25:23, 歷代志下 26:1–5, 歷代志下 26:3, 歷代志下 26:6–8, 歷代志下 26:9–10, 歷代志下 26:11–14, 歷代志下 26:16–18, 歷代志下 26:21, 歷代志下 27:1, 歷代志下 27:3–4, 歷代志下 27:5, 歷代志下 28:1, 歷代志下 28:3–4, 歷代志下 28:9–10, 歷代志下 28:11, 歷代志下 28:16, 歷代志下 28:17–18, 歷代志下 28:22–23, 歷代志下 28:24–25, 歷代志下 28:26, 歷代志下 29:1, 歷代志下 29:3–4, 歷代志下 29:5–11, 歷代志下 29:12, 歷代志下 29:12–36, 歷代志下 29:21, 歷代志下 29:31–36, 歷代志下 29:34, 歷代志下 30:1–27, 歷代志下 30:2–3, 歷代志下 30:5, 歷代志下 30:9–11, 歷代志下 30:11, 歷代志下 30:14, 歷代志下 30:15, 歷代志下 30:17–19, 歷代志下 30:20, 歷代志下 30:25, 歷代志下 30:26, 歷代志下 31:1, 歷代志下 31:3–10, 歷代志下 31:6, 歷代志下 31:10, 歷代志下 31:14–19, 歷代志下 32:1–23, 歷代志下 32:3–5, 歷代志下 32:10–19, 歷代志下 32:21, 歷代志下 32:22–23, 歷代志下 32:26, 歷代志下 32:27–30, 歷代志下 32:31, 歷代志下 33:1–20, 歷代志下 33:7, 歷代志下 33:11, 歷代志下 33:12, 歷代志下 33:12–17, 歷代志下 33:13, 歷代志下 33:14–17, 歷代志下 33:18, 歷代志下 33:19, 歷代志下 33:21, 歷代志下 33:24, 歷代志下 34:1, 歷代志下 34:3, 歷代志下 34:6, 歷代志下 34:12–13, 歷代志下 34:14–18, 歷代志下 34:24, 歷代志下 34:27–28, 歷代志下 34:29–32, 歷代志下 35:3, 歷代志下 35:4–6, 歷代志下 35:7–9, 歷代志下 35:13, 歷代志下 35:18, 歷代志下 35:20–24, 歷代志下 35:25, 歷代志下 36:1–4, 歷代志下 36:2, 歷代志下 36:5, 歷代志下 36:9–10, 歷代志下 36:11, 歷代志下 36:11–14, 歷代志下 36:13, 歷代志下 36:19, 歷代志下 36:21, 歷代志下 36:22–23</w:t>
+      </w:r>
+    </w:p>
+    <w:p>
+      <w:r/>
+      <w:r>
+        <w:t xml:space="preserve"> </w:t>
+      </w:r>
+      <w:r/>
+      <w:r/>
+    </w:p>
+    <w:p>
+      <w:pPr>
+        <w:sectPr>
           <w:footnotePr>
             <w:numRestart w:val="eachSect"/>
           </w:footnotePr>

--- a/zht/docx/14.content.docx
+++ b/zht/docx/14.content.docx
@@ -163,13 +163,6 @@
         <w:rPr>
           <w:lang w:val="zh_TW" w:bidi="zh_TW"/>
         </w:rPr>
-      </w:r>
-      <w:r>
-        <w:rPr>
-          <w:i/>
-          <w:lang w:val="zh_TW" w:bidi="zh_TW"/>
-        </w:rPr>
-        <w:t>歷代志下 1:1, 歷代志下 1:2–6, 歷代志下 1:3, 歷代志下 1:7–12, 歷代志下 1:10, 歷代志下 1:14–17, 歷代志下 1:16, 歷代志下 2:1, 歷代志下 2:5–6, 歷代志下 2:8, 歷代志下 2:13–14, 歷代志下 2:17–18, 歷代志下 3:1, 歷代志下 3:1–4, 歷代志下 3:2, 歷代志下 3:5–7, 歷代志下 3:6, 歷代志下 3:8, 歷代志下 3:10–13, 歷代志下 3:15–16, 歷代志下 3:17, 歷代志下 4:2–5, 歷代志下 4:6, 歷代志下 4:7, 歷代志下 4:11–18, 歷代志下 4:19, 歷代志下 5:1, 歷代志下 5:3, 歷代志下 5:5, 歷代志下 5:7–8, 歷代志下 5:9, 歷代志下 5:10, 歷代志下 5:11–14, 歷代志下 6:1–2, 歷代志下 6:4–6, 歷代志下 6:10–11, 歷代志下 6:18, 歷代志下 6:21–39, 歷代志下 6:22–23, 歷代志下 6:24–25, 歷代志下 6:26–27, 歷代志下 6:28–31, 歷代志下 6:32–33, 歷代志下 6:34–35, 歷代志下 6:36–39, 歷代志下 6:41–42, 歷代志下 6:42, 歷代志下 7:1–3, 歷代志下 7:4–6, 歷代志下 7:8–10, 歷代志下 7:13–15, 歷代志下 7:17–18, 歷代志下 7:19–22, 歷代志下 8:2, 歷代志下 8:3, 歷代志下 8:4, 歷代志下 8:5, 歷代志下 8:6, 歷代志下 8:11, 歷代志下 8:17–18, 歷代志下 9:1–2, 歷代志下 9:3–4, 歷代志下 9:9, 歷代志下 9:13–14, 歷代志下 9:15–16, 歷代志下 9:17–19, 歷代志下 9:21, 歷代志下 9:29, 歷代志下 9:30, 歷代志下 10:1, 歷代志下 10:2, 歷代志下 10:4, 歷代志下 10:6, 歷代志下 10:8, 歷代志下 10:10–11, 歷代志下 10:16, 歷代志下 10:18, 歷代志下 11:1–4, 歷代志下 11:5–12, 歷代志下 11:5–23, 歷代志下 11:9, 歷代志下 11:13–17, 歷代志下 11:15, 歷代志下 11:18–22, 歷代志下 11:23, 歷代志下 12:1–2, 歷代志下 12:2–4, 歷代志下 12:3, 歷代志下 12:6–7, 歷代志下 12:9–11, 歷代志下 12:12, 歷代志下 13:1, 歷代志下 13:2–3, 歷代志下 13:4, 歷代志下 13:5, 歷代志下 13:6–7, 歷代志下 13:8–9, 歷代志下 13:10–11, 歷代志下 13:13–19, 歷代志下 13:19, 歷代志下 13:20, 歷代志下 14:1, 歷代志下 14:2–5, 歷代志下 14:4, 歷代志下 14:7–14, 歷代志下 15:1–7, 歷代志下 15:3–6, 歷代志下 15:5, 歷代志下 15:7, 歷代志下 15:8, 歷代志下 15:8–18, 歷代志下 15:9, 歷代志下 15:10–15, 歷代志下 15:16, 歷代志下 15:19, 歷代志下 16:1, 歷代志下 16:1–10, 歷代志下 16:2, 歷代志下 16:4, 歷代志下 16:6, 歷代志下 16:7–9, 歷代志下 16:10, 歷代志下 16:12, 歷代志下 16:14, 歷代志下 17:1, 歷代志下 17:3–4, 歷代志下 17:5–6, 歷代志下 17:7–9, 歷代志下 17:10–11, 歷代志下 17:12–19, 歷代志下 18:1–2, 歷代志下 18:5–7, 歷代志下 18:15, 歷代志下 18:18–22, 歷代志下 18:25–26, 歷代志下 18:28–34, 歷代志下 19:1–2, 歷代志下 19:4–11, 歷代志下 20:1, 歷代志下 20:2, 歷代志下 20:3–12, 歷代志下 20:10, 歷代志下 20:14–17, 歷代志下 20:20–21, 歷代志下 20:32–33, 歷代志下 20:35–37, 歷代志下 21:2–7, 歷代志下 21:5, 歷代志下 21:8–11, 歷代志下 21:12–15, 歷代志下 21:16–17, 歷代志下 21:18–20, 歷代志下 22:2, 歷代志下 22:2–4, 歷代志下 22:5–6, 歷代志下 22:7–9, 歷代志下 22:10–12, 歷代志下 23:1–3, 歷代志下 23:4–6, 歷代志下 23:6–7, 歷代志下 23:11, 歷代志下 23:16–17, 歷代志下 23:18–19, 歷代志下 24:1, 歷代志下 24:3, 歷代志下 24:4–8, 歷代志下 24:12–14, 歷代志下 24:15–16, 歷代志下 24:20–22, 歷代志下 24:23–26, 歷代志下 24:25–26, 歷代志下 24:27, 歷代志下 25:1, 歷代志下 25:2, 歷代志下 25:3–4, 歷代志下 25:5, 歷代志下 25:6, 歷代志下 25:7–8, 歷代志下 25:11, 歷代志下 25:14–15, 歷代志下 25:20, 歷代志下 25:21, 歷代志下 25:23, 歷代志下 26:1–5, 歷代志下 26:3, 歷代志下 26:6–8, 歷代志下 26:9–10, 歷代志下 26:11–14, 歷代志下 26:16–18, 歷代志下 26:21, 歷代志下 27:1, 歷代志下 27:3–4, 歷代志下 27:5, 歷代志下 28:1, 歷代志下 28:3–4, 歷代志下 28:9–10, 歷代志下 28:11, 歷代志下 28:16, 歷代志下 28:17–18, 歷代志下 28:22–23, 歷代志下 28:24–25, 歷代志下 28:26, 歷代志下 29:1, 歷代志下 29:3–4, 歷代志下 29:5–11, 歷代志下 29:12, 歷代志下 29:12–36, 歷代志下 29:21, 歷代志下 29:31–36, 歷代志下 29:34, 歷代志下 30:1–27, 歷代志下 30:2–3, 歷代志下 30:5, 歷代志下 30:9–11, 歷代志下 30:11, 歷代志下 30:14, 歷代志下 30:15, 歷代志下 30:17–19, 歷代志下 30:20, 歷代志下 30:25, 歷代志下 30:26, 歷代志下 31:1, 歷代志下 31:3–10, 歷代志下 31:6, 歷代志下 31:10, 歷代志下 31:14–19, 歷代志下 32:1–23, 歷代志下 32:3–5, 歷代志下 32:10–19, 歷代志下 32:21, 歷代志下 32:22–23, 歷代志下 32:26, 歷代志下 32:27–30, 歷代志下 32:31, 歷代志下 33:1–20, 歷代志下 33:7, 歷代志下 33:11, 歷代志下 33:12, 歷代志下 33:12–17, 歷代志下 33:13, 歷代志下 33:14–17, 歷代志下 33:18, 歷代志下 33:19, 歷代志下 33:21, 歷代志下 33:24, 歷代志下 34:1, 歷代志下 34:3, 歷代志下 34:6, 歷代志下 34:12–13, 歷代志下 34:14–18, 歷代志下 34:24, 歷代志下 34:27–28, 歷代志下 34:29–32, 歷代志下 35:3, 歷代志下 35:4–6, 歷代志下 35:7–9, 歷代志下 35:13, 歷代志下 35:18, 歷代志下 35:20–24, 歷代志下 35:25, 歷代志下 36:1–4, 歷代志下 36:2, 歷代志下 36:5, 歷代志下 36:9–10, 歷代志下 36:11, 歷代志下 36:11–14, 歷代志下 36:13, 歷代志下 36:19, 歷代志下 36:21, 歷代志下 36:22–23</w:t>
       </w:r>
       <w:r>
         <w:rPr>

--- a/zht/docx/14.content.docx
+++ b/zht/docx/14.content.docx
@@ -150,19 +150,6 @@
           <w:lang w:val="zh_TW" w:bidi="zh_TW"/>
         </w:rPr>
         <w:t>2CH</w:t>
-      </w:r>
-      <w:r>
-        <w:rPr>
-          <w:lang w:val="zh_TW" w:bidi="zh_TW"/>
-        </w:rPr>
-      </w:r>
-    </w:p>
-    <w:p>
-      <w:pPr/>
-      <w:r>
-        <w:rPr>
-          <w:lang w:val="zh_TW" w:bidi="zh_TW"/>
-        </w:rPr>
       </w:r>
       <w:r>
         <w:rPr>

--- a/zht/docx/14.content.docx
+++ b/zht/docx/14.content.docx
@@ -19,7 +19,7 @@
         <w:rPr>
           <w:lang w:val="zh_TW" w:bidi="zh_TW"/>
         </w:rPr>
-        <w:t>Resource: 研讀筆記 (Tyndale)</w:t>
+        <w:t>Resource: Tyndale Open Study Notes</w:t>
       </w:r>
       <w:r>
         <w:rPr>
@@ -112,7 +112,7 @@
         <w:rPr>
           <w:lang w:val="zh_TW" w:bidi="zh_TW"/>
         </w:rPr>
-        <w:t>研讀筆記 (Tyndale)</w:t>
+        <w:t>Tyndale Open Study Notes</w:t>
       </w:r>
     </w:p>
     <w:p>

--- a/zht/docx/14.content.docx
+++ b/zht/docx/14.content.docx
@@ -19,7 +19,7 @@
         <w:rPr>
           <w:lang w:val="zh_TW" w:bidi="zh_TW"/>
         </w:rPr>
-        <w:t>Resource: Tyndale Open Study Notes</w:t>
+        <w:t>Resource: Aquifer Open Study Notes</w:t>
       </w:r>
       <w:r>
         <w:rPr>
@@ -112,7 +112,7 @@
         <w:rPr>
           <w:lang w:val="zh_TW" w:bidi="zh_TW"/>
         </w:rPr>
-        <w:t>Tyndale Open Study Notes</w:t>
+        <w:t>Aquifer Open Study Notes</w:t>
       </w:r>
     </w:p>
     <w:p>

--- a/zht/docx/14.content.docx
+++ b/zht/docx/14.content.docx
@@ -233,54 +233,36 @@
         </w:rPr>
         <w:t>大衛曾祈求願耶和華與所羅門同在 （</w:t>
       </w:r>
-      <w:hyperlink r:id="rId13">
-        <w:r>
-          <w:rPr>
-            <w:lang w:val="zh_TW" w:bidi="zh_TW"/>
-          </w:rPr>
-          <w:rPr>
-            <w:color w:val="0000EE"/>
-            <w:u w:val="single"/>
-          </w:rPr>
-          <w:t>代上22:11</w:t>
-        </w:r>
-      </w:hyperlink>
+      <w:r>
+        <w:rPr>
+          <w:lang w:val="zh_TW" w:bidi="zh_TW"/>
+        </w:rPr>
+        <w:t>代上22:11</w:t>
+      </w:r>
       <w:r>
         <w:rPr>
           <w:lang w:val="zh_TW" w:bidi="zh_TW"/>
         </w:rPr>
         <w:t>），並祈求所羅門能剛強壯膽 （</w:t>
       </w:r>
-      <w:hyperlink r:id="rId14">
-        <w:r>
-          <w:rPr>
-            <w:lang w:val="zh_TW" w:bidi="zh_TW"/>
-          </w:rPr>
-          <w:rPr>
-            <w:color w:val="0000EE"/>
-            <w:u w:val="single"/>
-          </w:rPr>
-          <w:t>代上28:20</w:t>
-        </w:r>
-      </w:hyperlink>
+      <w:r>
+        <w:rPr>
+          <w:lang w:val="zh_TW" w:bidi="zh_TW"/>
+        </w:rPr>
+        <w:t>代上28:20</w:t>
+      </w:r>
       <w:r>
         <w:rPr>
           <w:lang w:val="zh_TW" w:bidi="zh_TW"/>
         </w:rPr>
         <w:t>）。大衛也宣告神將使所羅門強盛，賜力量給所有以色列人 （</w:t>
       </w:r>
-      <w:hyperlink r:id="rId15">
-        <w:r>
-          <w:rPr>
-            <w:lang w:val="zh_TW" w:bidi="zh_TW"/>
-          </w:rPr>
-          <w:rPr>
-            <w:color w:val="0000EE"/>
-            <w:u w:val="single"/>
-          </w:rPr>
-          <w:t>代上29:12</w:t>
-        </w:r>
-      </w:hyperlink>
+      <w:r>
+        <w:rPr>
+          <w:lang w:val="zh_TW" w:bidi="zh_TW"/>
+        </w:rPr>
+        <w:t>代上29:12</w:t>
+      </w:r>
       <w:r>
         <w:rPr>
           <w:lang w:val="zh_TW" w:bidi="zh_TW"/>
@@ -361,18 +343,12 @@
         </w:rPr>
         <w:t>在</w:t>
       </w:r>
-      <w:hyperlink r:id="rId16">
-        <w:r>
-          <w:rPr>
-            <w:lang w:val="zh_TW" w:bidi="zh_TW"/>
-          </w:rPr>
-          <w:rPr>
-            <w:color w:val="0000EE"/>
-            <w:u w:val="single"/>
-          </w:rPr>
-          <w:t>列王紀上三章4節</w:t>
-        </w:r>
-      </w:hyperlink>
+      <w:r>
+        <w:rPr>
+          <w:lang w:val="zh_TW" w:bidi="zh_TW"/>
+        </w:rPr>
+        <w:t>列王紀上三章4節</w:t>
+      </w:r>
       <w:r>
         <w:rPr>
           <w:lang w:val="zh_TW" w:bidi="zh_TW"/>
@@ -595,72 +571,48 @@
         </w:rPr>
         <w:t>所羅門財富和權力的描寫（在</w:t>
       </w:r>
-      <w:hyperlink r:id="rId17">
-        <w:r>
-          <w:rPr>
-            <w:lang w:val="zh_TW" w:bidi="zh_TW"/>
-          </w:rPr>
-          <w:rPr>
-            <w:color w:val="0000EE"/>
-            <w:u w:val="single"/>
-          </w:rPr>
-          <w:t>9:25–28</w:t>
-        </w:r>
-      </w:hyperlink>
+      <w:r>
+        <w:rPr>
+          <w:lang w:val="zh_TW" w:bidi="zh_TW"/>
+        </w:rPr>
+        <w:t>9:25–28</w:t>
+      </w:r>
       <w:r>
         <w:rPr>
           <w:lang w:val="zh_TW" w:bidi="zh_TW"/>
         </w:rPr>
         <w:t>中有更詳細的說明）出自</w:t>
       </w:r>
-      <w:hyperlink r:id="rId18">
-        <w:r>
-          <w:rPr>
-            <w:lang w:val="zh_TW" w:bidi="zh_TW"/>
-          </w:rPr>
-          <w:rPr>
-            <w:color w:val="0000EE"/>
-            <w:u w:val="single"/>
-          </w:rPr>
-          <w:t>列王紀上十章26至29節</w:t>
-        </w:r>
-      </w:hyperlink>
+      <w:r>
+        <w:rPr>
+          <w:lang w:val="zh_TW" w:bidi="zh_TW"/>
+        </w:rPr>
+        <w:t>列王紀上十章26至29節</w:t>
+      </w:r>
       <w:r>
         <w:rPr>
           <w:lang w:val="zh_TW" w:bidi="zh_TW"/>
         </w:rPr>
         <w:t>中對其國度的總結。在列王紀中，這段財富總結起了過渡作用，引向所羅門統治後期的負面描寫（</w:t>
       </w:r>
-      <w:hyperlink r:id="rId19">
-        <w:r>
-          <w:rPr>
-            <w:lang w:val="zh_TW" w:bidi="zh_TW"/>
-          </w:rPr>
-          <w:rPr>
-            <w:color w:val="0000EE"/>
-            <w:u w:val="single"/>
-          </w:rPr>
-          <w:t>王上11章</w:t>
-        </w:r>
-      </w:hyperlink>
+      <w:r>
+        <w:rPr>
+          <w:lang w:val="zh_TW" w:bidi="zh_TW"/>
+        </w:rPr>
+        <w:t>王上11章</w:t>
+      </w:r>
       <w:r>
         <w:rPr>
           <w:lang w:val="zh_TW" w:bidi="zh_TW"/>
         </w:rPr>
         <w:t>）。但在這裡，所羅門積累財富則顯示了神應許的實現（</w:t>
       </w:r>
-      <w:hyperlink r:id="rId20">
-        <w:r>
-          <w:rPr>
-            <w:lang w:val="zh_TW" w:bidi="zh_TW"/>
-          </w:rPr>
-          <w:rPr>
-            <w:color w:val="0000EE"/>
-            <w:u w:val="single"/>
-          </w:rPr>
-          <w:t>代下1:12</w:t>
-        </w:r>
-      </w:hyperlink>
+      <w:r>
+        <w:rPr>
+          <w:lang w:val="zh_TW" w:bidi="zh_TW"/>
+        </w:rPr>
+        <w:t>代下1:12</w:t>
+      </w:r>
       <w:r>
         <w:rPr>
           <w:lang w:val="zh_TW" w:bidi="zh_TW"/>
@@ -715,18 +667,12 @@
         </w:rPr>
         <w:t>如果埃及是正確的翻譯，那麼這節經文在暗示所羅門的不順服（見</w:t>
       </w:r>
-      <w:hyperlink r:id="rId21">
-        <w:r>
-          <w:rPr>
-            <w:lang w:val="zh_TW" w:bidi="zh_TW"/>
-          </w:rPr>
-          <w:rPr>
-            <w:color w:val="0000EE"/>
-            <w:u w:val="single"/>
-          </w:rPr>
-          <w:t>申17:16</w:t>
-        </w:r>
-      </w:hyperlink>
+      <w:r>
+        <w:rPr>
+          <w:lang w:val="zh_TW" w:bidi="zh_TW"/>
+        </w:rPr>
+        <w:t>申17:16</w:t>
+      </w:r>
       <w:r>
         <w:rPr>
           <w:lang w:val="zh_TW" w:bidi="zh_TW"/>
@@ -794,36 +740,24 @@
         </w:rPr>
         <w:t>聖殿被立即介紹為所羅門建築工程中的第一優先項目，儘管這項工程實際上是在他作王的第四年才開始（</w:t>
       </w:r>
-      <w:hyperlink r:id="rId22">
-        <w:r>
-          <w:rPr>
-            <w:lang w:val="zh_TW" w:bidi="zh_TW"/>
-          </w:rPr>
-          <w:rPr>
-            <w:color w:val="0000EE"/>
-            <w:u w:val="single"/>
-          </w:rPr>
-          <w:t>3:2</w:t>
-        </w:r>
-      </w:hyperlink>
+      <w:r>
+        <w:rPr>
+          <w:lang w:val="zh_TW" w:bidi="zh_TW"/>
+        </w:rPr>
+        <w:t>3:2</w:t>
+      </w:r>
       <w:r>
         <w:rPr>
           <w:lang w:val="zh_TW" w:bidi="zh_TW"/>
         </w:rPr>
         <w:t>）。所羅門利用其間的幾年時間與希蘭王（</w:t>
       </w:r>
-      <w:hyperlink r:id="rId23">
-        <w:r>
-          <w:rPr>
-            <w:lang w:val="zh_TW" w:bidi="zh_TW"/>
-          </w:rPr>
-          <w:rPr>
-            <w:color w:val="0000EE"/>
-            <w:u w:val="single"/>
-          </w:rPr>
-          <w:t>2:3</w:t>
-        </w:r>
-      </w:hyperlink>
+      <w:r>
+        <w:rPr>
+          <w:lang w:val="zh_TW" w:bidi="zh_TW"/>
+        </w:rPr>
+        <w:t>2:3</w:t>
+      </w:r>
       <w:r>
         <w:rPr>
           <w:lang w:val="zh_TW" w:bidi="zh_TW"/>
@@ -967,18 +901,12 @@
         </w:rPr>
         <w:t>檀香木被用來製作成聖殿的支撐（可能是柱子或欄杆）以及樂器（見</w:t>
       </w:r>
-      <w:hyperlink r:id="rId24">
-        <w:r>
-          <w:rPr>
-            <w:lang w:val="zh_TW" w:bidi="zh_TW"/>
-          </w:rPr>
-          <w:rPr>
-            <w:color w:val="0000EE"/>
-            <w:u w:val="single"/>
-          </w:rPr>
-          <w:t>王上10:11</w:t>
-        </w:r>
-      </w:hyperlink>
+      <w:r>
+        <w:rPr>
+          <w:lang w:val="zh_TW" w:bidi="zh_TW"/>
+        </w:rPr>
+        <w:t>王上10:11</w:t>
+      </w:r>
       <w:r>
         <w:rPr>
           <w:lang w:val="zh_TW" w:bidi="zh_TW"/>
@@ -1046,18 +974,12 @@
         </w:rPr>
         <w:t>）工匠的技藝和知識。戶蘭在金屬（金、銀、銅、鐵）、石頭和木材，以及紡織品（紫色、藍色和紅色布料及細麻布）方面都有專長。同樣地，神揀選了比撒列作為會幕的主工匠，並賜給他智慧來完成工作（</w:t>
       </w:r>
-      <w:hyperlink r:id="rId25">
-        <w:r>
-          <w:rPr>
-            <w:lang w:val="zh_TW" w:bidi="zh_TW"/>
-          </w:rPr>
-          <w:rPr>
-            <w:color w:val="0000EE"/>
-            <w:u w:val="single"/>
-          </w:rPr>
-          <w:t>出31:1–5</w:t>
-        </w:r>
-      </w:hyperlink>
+      <w:r>
+        <w:rPr>
+          <w:lang w:val="zh_TW" w:bidi="zh_TW"/>
+        </w:rPr>
+        <w:t>出31:1–5</w:t>
+      </w:r>
       <w:r>
         <w:rPr>
           <w:lang w:val="zh_TW" w:bidi="zh_TW"/>
@@ -1112,18 +1034,12 @@
         </w:rPr>
         <w:t>列王紀中解釋說，所有從七國中留下的人都被徵召去做了勞工。此外，沒有以色列人被徵召，以色列人被安排作督工（</w:t>
       </w:r>
-      <w:hyperlink r:id="rId26">
-        <w:r>
-          <w:rPr>
-            <w:lang w:val="zh_TW" w:bidi="zh_TW"/>
-          </w:rPr>
-          <w:rPr>
-            <w:color w:val="0000EE"/>
-            <w:u w:val="single"/>
-          </w:rPr>
-          <w:t>王上9:20–23</w:t>
-        </w:r>
-      </w:hyperlink>
+      <w:r>
+        <w:rPr>
+          <w:lang w:val="zh_TW" w:bidi="zh_TW"/>
+        </w:rPr>
+        <w:t>王上9:20–23</w:t>
+      </w:r>
       <w:r>
         <w:rPr>
           <w:lang w:val="zh_TW" w:bidi="zh_TW"/>
@@ -1191,36 +1107,24 @@
         </w:rPr>
         <w:t>這是耶和華曾向大衛顯現的地方；它是在大衛的權柄下選定的，並且是神在耶布斯人亞勞拿的打穀場止息瘟疫的聖地。亞伯拉罕曾在摩利亞地將以撒綁上（</w:t>
       </w:r>
-      <w:hyperlink r:id="rId27">
-        <w:r>
-          <w:rPr>
-            <w:lang w:val="zh_TW" w:bidi="zh_TW"/>
-          </w:rPr>
-          <w:rPr>
-            <w:color w:val="0000EE"/>
-            <w:u w:val="single"/>
-          </w:rPr>
-          <w:t>創22:2</w:t>
-        </w:r>
-      </w:hyperlink>
+      <w:r>
+        <w:rPr>
+          <w:lang w:val="zh_TW" w:bidi="zh_TW"/>
+        </w:rPr>
+        <w:t>創22:2</w:t>
+      </w:r>
       <w:r>
         <w:rPr>
           <w:lang w:val="zh_TW" w:bidi="zh_TW"/>
         </w:rPr>
         <w:t>），而傳統認為聖殿山正是耶和華為亞伯拉罕預備祭物的地方（</w:t>
       </w:r>
-      <w:hyperlink r:id="rId28">
-        <w:r>
-          <w:rPr>
-            <w:lang w:val="zh_TW" w:bidi="zh_TW"/>
-          </w:rPr>
-          <w:rPr>
-            <w:color w:val="0000EE"/>
-            <w:u w:val="single"/>
-          </w:rPr>
-          <w:t>創22:14</w:t>
-        </w:r>
-      </w:hyperlink>
+      <w:r>
+        <w:rPr>
+          <w:lang w:val="zh_TW" w:bidi="zh_TW"/>
+        </w:rPr>
+        <w:t>創22:14</w:t>
+      </w:r>
       <w:r>
         <w:rPr>
           <w:lang w:val="zh_TW" w:bidi="zh_TW"/>
@@ -1275,18 +1179,12 @@
         </w:rPr>
         <w:t>雖然在歷代志中聖殿視為所羅門統治的重心，對其建築與陳設的描述卻明顯不如列王紀那樣詳細（例如</w:t>
       </w:r>
-      <w:hyperlink r:id="rId29">
-        <w:r>
-          <w:rPr>
-            <w:lang w:val="zh_TW" w:bidi="zh_TW"/>
-          </w:rPr>
-          <w:rPr>
-            <w:color w:val="0000EE"/>
-            <w:u w:val="single"/>
-          </w:rPr>
-          <w:t>王上6:2~10</w:t>
-        </w:r>
-      </w:hyperlink>
+      <w:r>
+        <w:rPr>
+          <w:lang w:val="zh_TW" w:bidi="zh_TW"/>
+        </w:rPr>
+        <w:t>王上6:2~10</w:t>
+      </w:r>
       <w:r>
         <w:rPr>
           <w:lang w:val="zh_TW" w:bidi="zh_TW"/>
@@ -1341,18 +1239,12 @@
         </w:rPr>
         <w:t>列王紀將聖殿建造的開始日期與以色列人出埃及聯繫起來（</w:t>
       </w:r>
-      <w:hyperlink r:id="rId30">
-        <w:r>
-          <w:rPr>
-            <w:lang w:val="zh_TW" w:bidi="zh_TW"/>
-          </w:rPr>
-          <w:rPr>
-            <w:color w:val="0000EE"/>
-            <w:u w:val="single"/>
-          </w:rPr>
-          <w:t>王上6:1</w:t>
-        </w:r>
-      </w:hyperlink>
+      <w:r>
+        <w:rPr>
+          <w:lang w:val="zh_TW" w:bidi="zh_TW"/>
+        </w:rPr>
+        <w:t>王上6:1</w:t>
+      </w:r>
       <w:r>
         <w:rPr>
           <w:lang w:val="zh_TW" w:bidi="zh_TW"/>
@@ -1407,36 +1299,24 @@
         </w:rPr>
         <w:t>聖殿的內部使用昂貴的材料來裝飾（見</w:t>
       </w:r>
-      <w:hyperlink r:id="rId31">
-        <w:r>
-          <w:rPr>
-            <w:lang w:val="zh_TW" w:bidi="zh_TW"/>
-          </w:rPr>
-          <w:rPr>
-            <w:color w:val="0000EE"/>
-            <w:u w:val="single"/>
-          </w:rPr>
-          <w:t>王上6:15–18</w:t>
-        </w:r>
-      </w:hyperlink>
+      <w:r>
+        <w:rPr>
+          <w:lang w:val="zh_TW" w:bidi="zh_TW"/>
+        </w:rPr>
+        <w:t>王上6:15–18</w:t>
+      </w:r>
       <w:r>
         <w:rPr>
           <w:lang w:val="zh_TW" w:bidi="zh_TW"/>
         </w:rPr>
         <w:t>、</w:t>
       </w:r>
-      <w:hyperlink r:id="rId32">
-        <w:r>
-          <w:rPr>
-            <w:lang w:val="zh_TW" w:bidi="zh_TW"/>
-          </w:rPr>
-          <w:rPr>
-            <w:color w:val="0000EE"/>
-            <w:u w:val="single"/>
-          </w:rPr>
-          <w:t>29</w:t>
-        </w:r>
-      </w:hyperlink>
+      <w:r>
+        <w:rPr>
+          <w:lang w:val="zh_TW" w:bidi="zh_TW"/>
+        </w:rPr>
+        <w:t>29</w:t>
+      </w:r>
       <w:r>
         <w:rPr>
           <w:lang w:val="zh_TW" w:bidi="zh_TW"/>
@@ -1674,18 +1554,12 @@
         </w:rPr>
         <w:t>聖殿門廊中安放的兩根柱子是用青銅製成的，並且裝飾華麗（參</w:t>
       </w:r>
-      <w:hyperlink r:id="rId33">
-        <w:r>
-          <w:rPr>
-            <w:lang w:val="zh_TW" w:bidi="zh_TW"/>
-          </w:rPr>
-          <w:rPr>
-            <w:color w:val="0000EE"/>
-            <w:u w:val="single"/>
-          </w:rPr>
-          <w:t>王上7:15–22</w:t>
-        </w:r>
-      </w:hyperlink>
+      <w:r>
+        <w:rPr>
+          <w:lang w:val="zh_TW" w:bidi="zh_TW"/>
+        </w:rPr>
+        <w:t>王上7:15–22</w:t>
+      </w:r>
       <w:r>
         <w:rPr>
           <w:lang w:val="zh_TW" w:bidi="zh_TW"/>
@@ -1740,36 +1614,24 @@
         </w:rPr>
         <w:t>雅斤（「祂建立」）可能指的是神對國度的應許（見</w:t>
       </w:r>
-      <w:hyperlink r:id="rId34">
-        <w:r>
-          <w:rPr>
-            <w:lang w:val="zh_TW" w:bidi="zh_TW"/>
-          </w:rPr>
-          <w:rPr>
-            <w:color w:val="0000EE"/>
-            <w:u w:val="single"/>
-          </w:rPr>
-          <w:t>代上17:7–14</w:t>
-        </w:r>
-      </w:hyperlink>
+      <w:r>
+        <w:rPr>
+          <w:lang w:val="zh_TW" w:bidi="zh_TW"/>
+        </w:rPr>
+        <w:t>代上17:7–14</w:t>
+      </w:r>
       <w:r>
         <w:rPr>
           <w:lang w:val="zh_TW" w:bidi="zh_TW"/>
         </w:rPr>
         <w:t>）。波阿斯（「在他有力量」）可能是宣告對神的信靠。聖殿門上和牆上鍍金的基路伯、棕櫚樹和花卉浮雕，暗示著這些柱子與生命樹有關（</w:t>
       </w:r>
-      <w:hyperlink r:id="rId35">
-        <w:r>
-          <w:rPr>
-            <w:lang w:val="zh_TW" w:bidi="zh_TW"/>
-          </w:rPr>
-          <w:rPr>
-            <w:color w:val="0000EE"/>
-            <w:u w:val="single"/>
-          </w:rPr>
-          <w:t>創2:9</w:t>
-        </w:r>
-      </w:hyperlink>
+      <w:r>
+        <w:rPr>
+          <w:lang w:val="zh_TW" w:bidi="zh_TW"/>
+        </w:rPr>
+        <w:t>創2:9</w:t>
+      </w:r>
       <w:r>
         <w:rPr>
           <w:lang w:val="zh_TW" w:bidi="zh_TW"/>
@@ -1824,54 +1686,36 @@
         </w:rPr>
         <w:t>聖殿，即神的殿，描繪了伊甸，神的花園（參</w:t>
       </w:r>
-      <w:hyperlink r:id="rId36">
-        <w:r>
-          <w:rPr>
-            <w:lang w:val="zh_TW" w:bidi="zh_TW"/>
-          </w:rPr>
-          <w:rPr>
-            <w:color w:val="0000EE"/>
-            <w:u w:val="single"/>
-          </w:rPr>
-          <w:t>賽51:3</w:t>
-        </w:r>
-      </w:hyperlink>
+      <w:r>
+        <w:rPr>
+          <w:lang w:val="zh_TW" w:bidi="zh_TW"/>
+        </w:rPr>
+        <w:t>賽51:3</w:t>
+      </w:r>
       <w:r>
         <w:rPr>
           <w:lang w:val="zh_TW" w:bidi="zh_TW"/>
         </w:rPr>
         <w:t>）。安置在十二頭銅牛背上的巨大海洋代表了宇宙創造前的水域或從伊甸園流出的生命之水。神的力量制服了混沌之水（</w:t>
       </w:r>
-      <w:hyperlink r:id="rId37">
-        <w:r>
-          <w:rPr>
-            <w:lang w:val="zh_TW" w:bidi="zh_TW"/>
-          </w:rPr>
-          <w:rPr>
-            <w:color w:val="0000EE"/>
-            <w:u w:val="single"/>
-          </w:rPr>
-          <w:t>創1:2</w:t>
-        </w:r>
-      </w:hyperlink>
+      <w:r>
+        <w:rPr>
+          <w:lang w:val="zh_TW" w:bidi="zh_TW"/>
+        </w:rPr>
+        <w:t>創1:2</w:t>
+      </w:r>
       <w:r>
         <w:rPr>
           <w:lang w:val="zh_TW" w:bidi="zh_TW"/>
         </w:rPr>
         <w:t>），使其為植物、動物和人類生命提供了生命的滋養（見</w:t>
       </w:r>
-      <w:hyperlink r:id="rId38">
-        <w:r>
-          <w:rPr>
-            <w:lang w:val="zh_TW" w:bidi="zh_TW"/>
-          </w:rPr>
-          <w:rPr>
-            <w:color w:val="0000EE"/>
-            <w:u w:val="single"/>
-          </w:rPr>
-          <w:t>啟21:1</w:t>
-        </w:r>
-      </w:hyperlink>
+      <w:r>
+        <w:rPr>
+          <w:lang w:val="zh_TW" w:bidi="zh_TW"/>
+        </w:rPr>
+        <w:t>啟21:1</w:t>
+      </w:r>
       <w:r>
         <w:rPr>
           <w:lang w:val="zh_TW" w:bidi="zh_TW"/>
@@ -1926,18 +1770,12 @@
         </w:rPr>
         <w:t>海的用途與會幕中的銅的洗濯盆相同（參</w:t>
       </w:r>
-      <w:hyperlink r:id="rId39">
-        <w:r>
-          <w:rPr>
-            <w:lang w:val="zh_TW" w:bidi="zh_TW"/>
-          </w:rPr>
-          <w:rPr>
-            <w:color w:val="0000EE"/>
-            <w:u w:val="single"/>
-          </w:rPr>
-          <w:t>出30:18–19</w:t>
-        </w:r>
-      </w:hyperlink>
+      <w:r>
+        <w:rPr>
+          <w:lang w:val="zh_TW" w:bidi="zh_TW"/>
+        </w:rPr>
+        <w:t>出30:18–19</w:t>
+      </w:r>
       <w:r>
         <w:rPr>
           <w:lang w:val="zh_TW" w:bidi="zh_TW"/>
@@ -1992,54 +1830,36 @@
         </w:rPr>
         <w:t>十個金燈臺的每七盞燈可能代表了昴宿星團（Pleiades），在古代美索不達米亞，這是一個由七個圓點象徵的星團（參</w:t>
       </w:r>
-      <w:hyperlink r:id="rId40">
-        <w:r>
-          <w:rPr>
-            <w:lang w:val="zh_TW" w:bidi="zh_TW"/>
-          </w:rPr>
-          <w:rPr>
-            <w:color w:val="0000EE"/>
-            <w:u w:val="single"/>
-          </w:rPr>
-          <w:t>伯9:9</w:t>
-        </w:r>
-      </w:hyperlink>
+      <w:r>
+        <w:rPr>
+          <w:lang w:val="zh_TW" w:bidi="zh_TW"/>
+        </w:rPr>
+        <w:t>伯9:9</w:t>
+      </w:r>
       <w:r>
         <w:rPr>
           <w:lang w:val="zh_TW" w:bidi="zh_TW"/>
         </w:rPr>
         <w:t>，</w:t>
       </w:r>
-      <w:hyperlink r:id="rId41">
-        <w:r>
-          <w:rPr>
-            <w:lang w:val="zh_TW" w:bidi="zh_TW"/>
-          </w:rPr>
-          <w:rPr>
-            <w:color w:val="0000EE"/>
-            <w:u w:val="single"/>
-          </w:rPr>
-          <w:t>38:31</w:t>
-        </w:r>
-      </w:hyperlink>
+      <w:r>
+        <w:rPr>
+          <w:lang w:val="zh_TW" w:bidi="zh_TW"/>
+        </w:rPr>
+        <w:t>38:31</w:t>
+      </w:r>
       <w:r>
         <w:rPr>
           <w:lang w:val="zh_TW" w:bidi="zh_TW"/>
         </w:rPr>
         <w:t>；</w:t>
       </w:r>
-      <w:hyperlink r:id="rId42">
-        <w:r>
-          <w:rPr>
-            <w:lang w:val="zh_TW" w:bidi="zh_TW"/>
-          </w:rPr>
-          <w:rPr>
-            <w:color w:val="0000EE"/>
-            <w:u w:val="single"/>
-          </w:rPr>
-          <w:t>摩5:8</w:t>
-        </w:r>
-      </w:hyperlink>
+      <w:r>
+        <w:rPr>
+          <w:lang w:val="zh_TW" w:bidi="zh_TW"/>
+        </w:rPr>
+        <w:t>摩5:8</w:t>
+      </w:r>
       <w:r>
         <w:rPr>
           <w:lang w:val="zh_TW" w:bidi="zh_TW"/>
@@ -2094,18 +1914,12 @@
         </w:rPr>
         <w:t>參</w:t>
       </w:r>
-      <w:hyperlink r:id="rId43">
-        <w:r>
-          <w:rPr>
-            <w:lang w:val="zh_TW" w:bidi="zh_TW"/>
-          </w:rPr>
-          <w:rPr>
-            <w:color w:val="0000EE"/>
-            <w:u w:val="single"/>
-          </w:rPr>
-          <w:t>列王紀上七章40下至47節</w:t>
-        </w:r>
-      </w:hyperlink>
+      <w:r>
+        <w:rPr>
+          <w:lang w:val="zh_TW" w:bidi="zh_TW"/>
+        </w:rPr>
+        <w:t>列王紀上七章40下至47節</w:t>
+      </w:r>
       <w:r>
         <w:rPr>
           <w:lang w:val="zh_TW" w:bidi="zh_TW"/>
@@ -2160,54 +1974,36 @@
         </w:rPr>
         <w:t>陳設餅象徵著神對祂子民的供應。它被放置在神面前的桌子上（</w:t>
       </w:r>
-      <w:hyperlink r:id="rId44">
-        <w:r>
-          <w:rPr>
-            <w:lang w:val="zh_TW" w:bidi="zh_TW"/>
-          </w:rPr>
-          <w:rPr>
-            <w:color w:val="0000EE"/>
-            <w:u w:val="single"/>
-          </w:rPr>
-          <w:t>4:8</w:t>
-        </w:r>
-      </w:hyperlink>
+      <w:r>
+        <w:rPr>
+          <w:lang w:val="zh_TW" w:bidi="zh_TW"/>
+        </w:rPr>
+        <w:t>4:8</w:t>
+      </w:r>
       <w:r>
         <w:rPr>
           <w:lang w:val="zh_TW" w:bidi="zh_TW"/>
         </w:rPr>
         <w:t>），作為供物的一種，表明它屬於神，並且以色列的供應來自神的「桌子」。部分的餅由祭司吃（</w:t>
       </w:r>
-      <w:hyperlink r:id="rId45">
-        <w:r>
-          <w:rPr>
-            <w:lang w:val="zh_TW" w:bidi="zh_TW"/>
-          </w:rPr>
-          <w:rPr>
-            <w:color w:val="0000EE"/>
-            <w:u w:val="single"/>
-          </w:rPr>
-          <w:t>利24:5–9</w:t>
-        </w:r>
-      </w:hyperlink>
+      <w:r>
+        <w:rPr>
+          <w:lang w:val="zh_TW" w:bidi="zh_TW"/>
+        </w:rPr>
+        <w:t>利24:5–9</w:t>
+      </w:r>
       <w:r>
         <w:rPr>
           <w:lang w:val="zh_TW" w:bidi="zh_TW"/>
         </w:rPr>
         <w:t>），而剩下的則被燒掉；這一餐象徵神與祂百姓之間的盟約筵席（見</w:t>
       </w:r>
-      <w:hyperlink r:id="rId46">
-        <w:r>
-          <w:rPr>
-            <w:lang w:val="zh_TW" w:bidi="zh_TW"/>
-          </w:rPr>
-          <w:rPr>
-            <w:color w:val="0000EE"/>
-            <w:u w:val="single"/>
-          </w:rPr>
-          <w:t>出24:9–11</w:t>
-        </w:r>
-      </w:hyperlink>
+      <w:r>
+        <w:rPr>
+          <w:lang w:val="zh_TW" w:bidi="zh_TW"/>
+        </w:rPr>
+        <w:t>出24:9–11</w:t>
+      </w:r>
       <w:r>
         <w:rPr>
           <w:lang w:val="zh_TW" w:bidi="zh_TW"/>
@@ -2262,18 +2058,12 @@
         </w:rPr>
         <w:t>這節經文結束了關於聖殿陳設的部分，幾乎逐字引用了</w:t>
       </w:r>
-      <w:hyperlink r:id="rId47">
-        <w:r>
-          <w:rPr>
-            <w:lang w:val="zh_TW" w:bidi="zh_TW"/>
-          </w:rPr>
-          <w:rPr>
-            <w:color w:val="0000EE"/>
-            <w:u w:val="single"/>
-          </w:rPr>
-          <w:t>列王紀上七章51節</w:t>
-        </w:r>
-      </w:hyperlink>
+      <w:r>
+        <w:rPr>
+          <w:lang w:val="zh_TW" w:bidi="zh_TW"/>
+        </w:rPr>
+        <w:t>列王紀上七章51節</w:t>
+      </w:r>
       <w:r>
         <w:rPr>
           <w:lang w:val="zh_TW" w:bidi="zh_TW"/>
@@ -2304,36 +2094,24 @@
         </w:rPr>
         <w:t>：正如從埃及奪取的戰利品被用於建造會幕，從以色列敵人得來的戰利品被用於建造聖殿。先知們常常將其它國家的戰利品描繪為以色列可以支配的資源（見</w:t>
       </w:r>
-      <w:hyperlink r:id="rId48">
-        <w:r>
-          <w:rPr>
-            <w:lang w:val="zh_TW" w:bidi="zh_TW"/>
-          </w:rPr>
-          <w:rPr>
-            <w:color w:val="0000EE"/>
-            <w:u w:val="single"/>
-          </w:rPr>
-          <w:t>賽60:10–14</w:t>
-        </w:r>
-      </w:hyperlink>
+      <w:r>
+        <w:rPr>
+          <w:lang w:val="zh_TW" w:bidi="zh_TW"/>
+        </w:rPr>
+        <w:t>賽60:10–14</w:t>
+      </w:r>
       <w:r>
         <w:rPr>
           <w:lang w:val="zh_TW" w:bidi="zh_TW"/>
         </w:rPr>
         <w:t>；</w:t>
       </w:r>
-      <w:hyperlink r:id="rId49">
-        <w:r>
-          <w:rPr>
-            <w:lang w:val="zh_TW" w:bidi="zh_TW"/>
-          </w:rPr>
-          <w:rPr>
-            <w:color w:val="0000EE"/>
-            <w:u w:val="single"/>
-          </w:rPr>
-          <w:t>亞14:14</w:t>
-        </w:r>
-      </w:hyperlink>
+      <w:r>
+        <w:rPr>
+          <w:lang w:val="zh_TW" w:bidi="zh_TW"/>
+        </w:rPr>
+        <w:t>亞14:14</w:t>
+      </w:r>
       <w:r>
         <w:rPr>
           <w:lang w:val="zh_TW" w:bidi="zh_TW"/>
@@ -2388,18 +2166,12 @@
         </w:rPr>
         <w:t>聖殿的獻殿儀式在每年初秋舉行的住棚節期間進行。這個為期七天的節日要求前往敬拜的中心場所朝聖（</w:t>
       </w:r>
-      <w:hyperlink r:id="rId50">
-        <w:r>
-          <w:rPr>
-            <w:lang w:val="zh_TW" w:bidi="zh_TW"/>
-          </w:rPr>
-          <w:rPr>
-            <w:color w:val="0000EE"/>
-            <w:u w:val="single"/>
-          </w:rPr>
-          <w:t>申16:13–15</w:t>
-        </w:r>
-      </w:hyperlink>
+      <w:r>
+        <w:rPr>
+          <w:lang w:val="zh_TW" w:bidi="zh_TW"/>
+        </w:rPr>
+        <w:t>申16:13–15</w:t>
+      </w:r>
       <w:r>
         <w:rPr>
           <w:lang w:val="zh_TW" w:bidi="zh_TW"/>
@@ -2466,36 +2238,24 @@
         </w:rPr>
         <w:t>：「會幕」（Tent of Meeting）是出埃及中用來表示會幕（Tabernacle）功能的名稱（例如</w:t>
       </w:r>
-      <w:hyperlink r:id="rId51">
-        <w:r>
-          <w:rPr>
-            <w:lang w:val="zh_TW" w:bidi="zh_TW"/>
-          </w:rPr>
-          <w:rPr>
-            <w:color w:val="0000EE"/>
-            <w:u w:val="single"/>
-          </w:rPr>
-          <w:t>出33:7</w:t>
-        </w:r>
-      </w:hyperlink>
+      <w:r>
+        <w:rPr>
+          <w:lang w:val="zh_TW" w:bidi="zh_TW"/>
+        </w:rPr>
+        <w:t>出33:7</w:t>
+      </w:r>
       <w:r>
         <w:rPr>
           <w:lang w:val="zh_TW" w:bidi="zh_TW"/>
         </w:rPr>
         <w:t>）。會幕是神聖存在的居所（例如</w:t>
       </w:r>
-      <w:hyperlink r:id="rId52">
-        <w:r>
-          <w:rPr>
-            <w:lang w:val="zh_TW" w:bidi="zh_TW"/>
-          </w:rPr>
-          <w:rPr>
-            <w:color w:val="0000EE"/>
-            <w:u w:val="single"/>
-          </w:rPr>
-          <w:t>出25:8–9</w:t>
-        </w:r>
-      </w:hyperlink>
+      <w:r>
+        <w:rPr>
+          <w:lang w:val="zh_TW" w:bidi="zh_TW"/>
+        </w:rPr>
+        <w:t>出25:8–9</w:t>
+      </w:r>
       <w:r>
         <w:rPr>
           <w:lang w:val="zh_TW" w:bidi="zh_TW"/>
@@ -2659,54 +2419,36 @@
         </w:rPr>
         <w:t>約櫃中只包含了法版（見</w:t>
       </w:r>
-      <w:hyperlink r:id="rId53">
-        <w:r>
-          <w:rPr>
-            <w:lang w:val="zh_TW" w:bidi="zh_TW"/>
-          </w:rPr>
-          <w:rPr>
-            <w:color w:val="0000EE"/>
-            <w:u w:val="single"/>
-          </w:rPr>
-          <w:t>出25:21</w:t>
-        </w:r>
-      </w:hyperlink>
+      <w:r>
+        <w:rPr>
+          <w:lang w:val="zh_TW" w:bidi="zh_TW"/>
+        </w:rPr>
+        <w:t>出25:21</w:t>
+      </w:r>
       <w:r>
         <w:rPr>
           <w:lang w:val="zh_TW" w:bidi="zh_TW"/>
         </w:rPr>
         <w:t>；</w:t>
       </w:r>
-      <w:hyperlink r:id="rId54">
-        <w:r>
-          <w:rPr>
-            <w:lang w:val="zh_TW" w:bidi="zh_TW"/>
-          </w:rPr>
-          <w:rPr>
-            <w:color w:val="0000EE"/>
-            <w:u w:val="single"/>
-          </w:rPr>
-          <w:t>申10:5</w:t>
-        </w:r>
-      </w:hyperlink>
+      <w:r>
+        <w:rPr>
+          <w:lang w:val="zh_TW" w:bidi="zh_TW"/>
+        </w:rPr>
+        <w:t>申10:5</w:t>
+      </w:r>
       <w:r>
         <w:rPr>
           <w:lang w:val="zh_TW" w:bidi="zh_TW"/>
         </w:rPr>
         <w:t>）。亞倫放在約櫃中的嗎哪罐（</w:t>
       </w:r>
-      <w:hyperlink r:id="rId55">
-        <w:r>
-          <w:rPr>
-            <w:lang w:val="zh_TW" w:bidi="zh_TW"/>
-          </w:rPr>
-          <w:rPr>
-            <w:color w:val="0000EE"/>
-            <w:u w:val="single"/>
-          </w:rPr>
-          <w:t>出16:33–34</w:t>
-        </w:r>
-      </w:hyperlink>
+      <w:r>
+        <w:rPr>
+          <w:lang w:val="zh_TW" w:bidi="zh_TW"/>
+        </w:rPr>
+        <w:t>出16:33–34</w:t>
+      </w:r>
       <w:r>
         <w:rPr>
           <w:lang w:val="zh_TW" w:bidi="zh_TW"/>
@@ -2761,18 +2503,12 @@
         </w:rPr>
         <w:t>歷代志的作者詳細描述了一場盛大的慶典，來為聖殿的奉獻做了補充。他點出了三個特定的歌唱者以及他們親屬的班次。那120位吹號者，似乎是從祭司的24個班次中每班派出五人（</w:t>
       </w:r>
-      <w:hyperlink r:id="rId56">
-        <w:r>
-          <w:rPr>
-            <w:lang w:val="zh_TW" w:bidi="zh_TW"/>
-          </w:rPr>
-          <w:rPr>
-            <w:color w:val="0000EE"/>
-            <w:u w:val="single"/>
-          </w:rPr>
-          <w:t>代上24:3–19</w:t>
-        </w:r>
-      </w:hyperlink>
+      <w:r>
+        <w:rPr>
+          <w:lang w:val="zh_TW" w:bidi="zh_TW"/>
+        </w:rPr>
+        <w:t>代上24:3–19</w:t>
+      </w:r>
       <w:r>
         <w:rPr>
           <w:lang w:val="zh_TW" w:bidi="zh_TW"/>
@@ -2875,54 +2611,36 @@
         </w:rPr>
         <w:t>神從出埃及開始建立祂子民的歷史，而當祂揀選大衛為王、設立耶路撒冷為祂永遠的居所時，這段歷史邁向了高峰。這座城市和這個王朝都是神對大衛所應許的實現（見</w:t>
       </w:r>
-      <w:hyperlink r:id="rId57">
-        <w:r>
-          <w:rPr>
-            <w:lang w:val="zh_TW" w:bidi="zh_TW"/>
-          </w:rPr>
-          <w:rPr>
-            <w:color w:val="0000EE"/>
-            <w:u w:val="single"/>
-          </w:rPr>
-          <w:t>代上18:4</w:t>
-        </w:r>
-      </w:hyperlink>
+      <w:r>
+        <w:rPr>
+          <w:lang w:val="zh_TW" w:bidi="zh_TW"/>
+        </w:rPr>
+        <w:t>代上18:4</w:t>
+      </w:r>
       <w:r>
         <w:rPr>
           <w:lang w:val="zh_TW" w:bidi="zh_TW"/>
         </w:rPr>
         <w:t>；參</w:t>
       </w:r>
-      <w:hyperlink r:id="rId58">
-        <w:r>
-          <w:rPr>
-            <w:lang w:val="zh_TW" w:bidi="zh_TW"/>
-          </w:rPr>
-          <w:rPr>
-            <w:color w:val="0000EE"/>
-            <w:u w:val="single"/>
-          </w:rPr>
-          <w:t>撒下7:8–17</w:t>
-        </w:r>
-      </w:hyperlink>
+      <w:r>
+        <w:rPr>
+          <w:lang w:val="zh_TW" w:bidi="zh_TW"/>
+        </w:rPr>
+        <w:t>撒下7:8–17</w:t>
+      </w:r>
       <w:r>
         <w:rPr>
           <w:lang w:val="zh_TW" w:bidi="zh_TW"/>
         </w:rPr>
         <w:t>；</w:t>
       </w:r>
-      <w:hyperlink r:id="rId59">
-        <w:r>
-          <w:rPr>
-            <w:lang w:val="zh_TW" w:bidi="zh_TW"/>
-          </w:rPr>
-          <w:rPr>
-            <w:color w:val="0000EE"/>
-            <w:u w:val="single"/>
-          </w:rPr>
-          <w:t>詩2:6–7</w:t>
-        </w:r>
-      </w:hyperlink>
+      <w:r>
+        <w:rPr>
+          <w:lang w:val="zh_TW" w:bidi="zh_TW"/>
+        </w:rPr>
+        <w:t>詩2:6–7</w:t>
+      </w:r>
       <w:r>
         <w:rPr>
           <w:lang w:val="zh_TW" w:bidi="zh_TW"/>
@@ -3031,18 +2749,12 @@
         </w:rPr>
         <w:t>：所有的受造物都可以被視為神真正的聖殿——神聖君王的宮殿（見</w:t>
       </w:r>
-      <w:hyperlink r:id="rId60">
-        <w:r>
-          <w:rPr>
-            <w:lang w:val="zh_TW" w:bidi="zh_TW"/>
-          </w:rPr>
-          <w:rPr>
-            <w:color w:val="0000EE"/>
-            <w:u w:val="single"/>
-          </w:rPr>
-          <w:t>賽66:1–2</w:t>
-        </w:r>
-      </w:hyperlink>
+      <w:r>
+        <w:rPr>
+          <w:lang w:val="zh_TW" w:bidi="zh_TW"/>
+        </w:rPr>
+        <w:t>賽66:1–2</w:t>
+      </w:r>
       <w:r>
         <w:rPr>
           <w:lang w:val="zh_TW" w:bidi="zh_TW"/>
@@ -3097,36 +2809,24 @@
         </w:rPr>
         <w:t>在與以色列所立的約中，耶和華將祝福和生命作為順服的結果，而將詛咒和死亡作為不順服的結果（</w:t>
       </w:r>
-      <w:hyperlink r:id="rId61">
-        <w:r>
-          <w:rPr>
-            <w:lang w:val="zh_TW" w:bidi="zh_TW"/>
-          </w:rPr>
-          <w:rPr>
-            <w:color w:val="0000EE"/>
-            <w:u w:val="single"/>
-          </w:rPr>
-          <w:t>申27:11–18:68</w:t>
-        </w:r>
-      </w:hyperlink>
+      <w:r>
+        <w:rPr>
+          <w:lang w:val="zh_TW" w:bidi="zh_TW"/>
+        </w:rPr>
+        <w:t>申27:11–18:68</w:t>
+      </w:r>
       <w:r>
         <w:rPr>
           <w:lang w:val="zh_TW" w:bidi="zh_TW"/>
         </w:rPr>
         <w:t>，</w:t>
       </w:r>
-      <w:hyperlink r:id="rId62">
-        <w:r>
-          <w:rPr>
-            <w:lang w:val="zh_TW" w:bidi="zh_TW"/>
-          </w:rPr>
-          <w:rPr>
-            <w:color w:val="0000EE"/>
-            <w:u w:val="single"/>
-          </w:rPr>
-          <w:t>30:15–18</w:t>
-        </w:r>
-      </w:hyperlink>
+      <w:r>
+        <w:rPr>
+          <w:lang w:val="zh_TW" w:bidi="zh_TW"/>
+        </w:rPr>
+        <w:t>30:15–18</w:t>
+      </w:r>
       <w:r>
         <w:rPr>
           <w:lang w:val="zh_TW" w:bidi="zh_TW"/>
@@ -3181,18 +2881,12 @@
         </w:rPr>
         <w:t>祈求1：所羅門要求在無法輕易判定是非對錯的案件中，正義得以伸張。這類案件的一個例子是偷竊（</w:t>
       </w:r>
-      <w:hyperlink r:id="rId63">
-        <w:r>
-          <w:rPr>
-            <w:lang w:val="zh_TW" w:bidi="zh_TW"/>
-          </w:rPr>
-          <w:rPr>
-            <w:color w:val="0000EE"/>
-            <w:u w:val="single"/>
-          </w:rPr>
-          <w:t>出22:7–9</w:t>
-        </w:r>
-      </w:hyperlink>
+      <w:r>
+        <w:rPr>
+          <w:lang w:val="zh_TW" w:bidi="zh_TW"/>
+        </w:rPr>
+        <w:t>出22:7–9</w:t>
+      </w:r>
       <w:r>
         <w:rPr>
           <w:lang w:val="zh_TW" w:bidi="zh_TW"/>
@@ -3391,18 +3085,12 @@
         </w:rPr>
         <w:t>祈求5：所羅門為那些來自外邦的人代求，他們看見神賜福給遵行祂盟約的人，就願意主動加入這個與神立約的群體（</w:t>
       </w:r>
-      <w:hyperlink r:id="rId64">
-        <w:r>
-          <w:rPr>
-            <w:lang w:val="zh_TW" w:bidi="zh_TW"/>
-          </w:rPr>
-          <w:rPr>
-            <w:color w:val="0000EE"/>
-            <w:u w:val="single"/>
-          </w:rPr>
-          <w:t>申4:6–8</w:t>
-        </w:r>
-      </w:hyperlink>
+      <w:r>
+        <w:rPr>
+          <w:lang w:val="zh_TW" w:bidi="zh_TW"/>
+        </w:rPr>
+        <w:t>申4:6–8</w:t>
+      </w:r>
       <w:r>
         <w:rPr>
           <w:lang w:val="zh_TW" w:bidi="zh_TW"/>
@@ -3505,18 +3193,12 @@
         </w:rPr>
         <w:t>祈求7：在所羅門的最後一個祈求中，他對以色列可能徹底被擄的預言性擔憂顯而易見。以色列歷史上有許多次被擄，但耶路撒冷及其聖殿的完全毀滅是對信仰的最大挑戰。所羅門的請願將聖殿視為信仰的源泉；在異國他鄉，人民可能會記起這個被揀選的地方，並且祈求。提到土地、城市和聖殿（</w:t>
       </w:r>
-      <w:hyperlink r:id="rId65">
-        <w:r>
-          <w:rPr>
-            <w:lang w:val="zh_TW" w:bidi="zh_TW"/>
-          </w:rPr>
-          <w:rPr>
-            <w:color w:val="0000EE"/>
-            <w:u w:val="single"/>
-          </w:rPr>
-          <w:t>6:38</w:t>
-        </w:r>
-      </w:hyperlink>
+      <w:r>
+        <w:rPr>
+          <w:lang w:val="zh_TW" w:bidi="zh_TW"/>
+        </w:rPr>
+        <w:t>6:38</w:t>
+      </w:r>
       <w:r>
         <w:rPr>
           <w:lang w:val="zh_TW" w:bidi="zh_TW"/>
@@ -3575,48 +3257,36 @@
         </w:rPr>
         <w:t>所羅門的禱告以引用詩篇（</w:t>
       </w:r>
-      <w:hyperlink r:id="rId66">
-        <w:r>
-          <w:rPr>
-            <w:lang w:val="zh_TW" w:bidi="zh_TW"/>
-          </w:rPr>
-          <w:rPr>
-            <w:color w:val="0000EE"/>
-            <w:u w:val="single"/>
-          </w:rPr>
-          <w:t>詩</w:t>
-        </w:r>
-      </w:hyperlink>
-      <w:hyperlink r:id="rId66">
-        <w:r>
-          <w:rPr>
-            <w:lang w:val="zh_TW" w:bidi="zh_TW"/>
-          </w:rPr>
-          <w:rPr>
-            <w:color w:val="0000EE"/>
-            <w:u w:val="single"/>
-          </w:rPr>
-          <w:t>132:</w:t>
-        </w:r>
-      </w:hyperlink>
-      <w:r>
-        <w:rPr>
-          <w:lang w:val="zh_TW" w:bidi="zh_TW"/>
-        </w:rPr>
-        <w:t>8–10）作結束。這個禱告是將約櫃移至聖殿中的最後一個環節。大衛將約櫃轉移至耶路撒冷時，也曾以詩篇禱告（</w:t>
-      </w:r>
-      <w:hyperlink r:id="rId67">
-        <w:r>
-          <w:rPr>
-            <w:lang w:val="zh_TW" w:bidi="zh_TW"/>
-          </w:rPr>
-          <w:rPr>
-            <w:color w:val="0000EE"/>
-            <w:u w:val="single"/>
-          </w:rPr>
-          <w:t>代上16:7–36</w:t>
-        </w:r>
-      </w:hyperlink>
+      <w:r>
+        <w:rPr>
+          <w:lang w:val="zh_TW" w:bidi="zh_TW"/>
+        </w:rPr>
+        <w:t>詩</w:t>
+      </w:r>
+      <w:r>
+        <w:rPr>
+          <w:lang w:val="zh_TW" w:bidi="zh_TW"/>
+        </w:rPr>
+        <w:t>132:</w:t>
+      </w:r>
+      <w:r>
+        <w:rPr>
+          <w:lang w:val="zh_TW" w:bidi="zh_TW"/>
+        </w:rPr>
+        <w:t>8–10</w:t>
+      </w:r>
+      <w:r>
+        <w:rPr>
+          <w:lang w:val="zh_TW" w:bidi="zh_TW"/>
+        </w:rPr>
+        <w:t>）作結束。這個禱告是將約櫃移至聖殿中的最後一個環節。大衛將約櫃轉移至耶路撒冷時，也曾以詩篇禱告（</w:t>
+      </w:r>
+      <w:r>
+        <w:rPr>
+          <w:lang w:val="zh_TW" w:bidi="zh_TW"/>
+        </w:rPr>
+        <w:t>代上16:7–36</w:t>
+      </w:r>
       <w:r>
         <w:rPr>
           <w:lang w:val="zh_TW" w:bidi="zh_TW"/>
@@ -3654,18 +3324,12 @@
         </w:rPr>
         <w:t>不是去打仗（參</w:t>
       </w:r>
-      <w:hyperlink r:id="rId68">
-        <w:r>
-          <w:rPr>
-            <w:lang w:val="zh_TW" w:bidi="zh_TW"/>
-          </w:rPr>
-          <w:rPr>
-            <w:color w:val="0000EE"/>
-            <w:u w:val="single"/>
-          </w:rPr>
-          <w:t>民10:35</w:t>
-        </w:r>
-      </w:hyperlink>
+      <w:r>
+        <w:rPr>
+          <w:lang w:val="zh_TW" w:bidi="zh_TW"/>
+        </w:rPr>
+        <w:t>民10:35</w:t>
+      </w:r>
       <w:r>
         <w:rPr>
           <w:lang w:val="zh_TW" w:bidi="zh_TW"/>
@@ -3720,54 +3384,36 @@
         </w:rPr>
         <w:t>與禱告的開頭（</w:t>
       </w:r>
-      <w:hyperlink r:id="rId69">
-        <w:r>
-          <w:rPr>
-            <w:lang w:val="zh_TW" w:bidi="zh_TW"/>
-          </w:rPr>
-          <w:rPr>
-            <w:color w:val="0000EE"/>
-            <w:u w:val="single"/>
-          </w:rPr>
-          <w:t>6:15–17</w:t>
-        </w:r>
-      </w:hyperlink>
+      <w:r>
+        <w:rPr>
+          <w:lang w:val="zh_TW" w:bidi="zh_TW"/>
+        </w:rPr>
+        <w:t>6:15–17</w:t>
+      </w:r>
       <w:r>
         <w:rPr>
           <w:lang w:val="zh_TW" w:bidi="zh_TW"/>
         </w:rPr>
         <w:t>）相呼應，所羅門請求神紀念祂應許給大衛那永恆不變的慈愛；這指向神對大衛所立約的應許（</w:t>
       </w:r>
-      <w:hyperlink r:id="rId70">
-        <w:r>
-          <w:rPr>
-            <w:lang w:val="zh_TW" w:bidi="zh_TW"/>
-          </w:rPr>
-          <w:rPr>
-            <w:color w:val="0000EE"/>
-            <w:u w:val="single"/>
-          </w:rPr>
-          <w:t>代上17:4–14</w:t>
-        </w:r>
-      </w:hyperlink>
+      <w:r>
+        <w:rPr>
+          <w:lang w:val="zh_TW" w:bidi="zh_TW"/>
+        </w:rPr>
+        <w:t>代上17:4–14</w:t>
+      </w:r>
       <w:r>
         <w:rPr>
           <w:lang w:val="zh_TW" w:bidi="zh_TW"/>
         </w:rPr>
         <w:t>；見</w:t>
       </w:r>
-      <w:hyperlink r:id="rId71">
-        <w:r>
-          <w:rPr>
-            <w:lang w:val="zh_TW" w:bidi="zh_TW"/>
-          </w:rPr>
-          <w:rPr>
-            <w:color w:val="0000EE"/>
-            <w:u w:val="single"/>
-          </w:rPr>
-          <w:t>賽55:3</w:t>
-        </w:r>
-      </w:hyperlink>
+      <w:r>
+        <w:rPr>
+          <w:lang w:val="zh_TW" w:bidi="zh_TW"/>
+        </w:rPr>
+        <w:t>賽55:3</w:t>
+      </w:r>
       <w:r>
         <w:rPr>
           <w:lang w:val="zh_TW" w:bidi="zh_TW"/>
@@ -3822,18 +3468,12 @@
         </w:rPr>
         <w:t>當約櫃被帶到它的位置（見</w:t>
       </w:r>
-      <w:hyperlink r:id="rId72">
-        <w:r>
-          <w:rPr>
-            <w:lang w:val="zh_TW" w:bidi="zh_TW"/>
-          </w:rPr>
-          <w:rPr>
-            <w:color w:val="0000EE"/>
-            <w:u w:val="single"/>
-          </w:rPr>
-          <w:t>5:13–14</w:t>
-        </w:r>
-      </w:hyperlink>
+      <w:r>
+        <w:rPr>
+          <w:lang w:val="zh_TW" w:bidi="zh_TW"/>
+        </w:rPr>
+        <w:t>5:13–14</w:t>
+      </w:r>
       <w:r>
         <w:rPr>
           <w:lang w:val="zh_TW" w:bidi="zh_TW"/>
@@ -3912,18 +3552,12 @@
         </w:rPr>
         <w:t>對至高者在地上的居所行奉獻之禮，獻祭是至關重要的；這些祭品也在十五天的慶典中，成為人們的食物。所獻牲畜的數量與</w:t>
       </w:r>
-      <w:hyperlink r:id="rId73">
-        <w:r>
-          <w:rPr>
-            <w:lang w:val="zh_TW" w:bidi="zh_TW"/>
-          </w:rPr>
-          <w:rPr>
-            <w:color w:val="0000EE"/>
-            <w:u w:val="single"/>
-          </w:rPr>
-          <w:t>列王紀上八章63節</w:t>
-        </w:r>
-      </w:hyperlink>
+      <w:r>
+        <w:rPr>
+          <w:lang w:val="zh_TW" w:bidi="zh_TW"/>
+        </w:rPr>
+        <w:t>列王紀上八章63節</w:t>
+      </w:r>
       <w:r>
         <w:rPr>
           <w:lang w:val="zh_TW" w:bidi="zh_TW"/>
@@ -3978,72 +3612,48 @@
         </w:rPr>
         <w:t>北方的哈馬口和南方的埃及小河標誌著神對列祖所應許之地的疆界（</w:t>
       </w:r>
-      <w:hyperlink r:id="rId74">
-        <w:r>
-          <w:rPr>
-            <w:lang w:val="zh_TW" w:bidi="zh_TW"/>
-          </w:rPr>
-          <w:rPr>
-            <w:color w:val="0000EE"/>
-            <w:u w:val="single"/>
-          </w:rPr>
-          <w:t>創15:18</w:t>
-        </w:r>
-      </w:hyperlink>
+      <w:r>
+        <w:rPr>
+          <w:lang w:val="zh_TW" w:bidi="zh_TW"/>
+        </w:rPr>
+        <w:t>創15:18</w:t>
+      </w:r>
       <w:r>
         <w:rPr>
           <w:lang w:val="zh_TW" w:bidi="zh_TW"/>
         </w:rPr>
         <w:t>；</w:t>
       </w:r>
-      <w:hyperlink r:id="rId75">
-        <w:r>
-          <w:rPr>
-            <w:lang w:val="zh_TW" w:bidi="zh_TW"/>
-          </w:rPr>
-          <w:rPr>
-            <w:color w:val="0000EE"/>
-            <w:u w:val="single"/>
-          </w:rPr>
-          <w:t>民34:5</w:t>
-        </w:r>
-      </w:hyperlink>
+      <w:r>
+        <w:rPr>
+          <w:lang w:val="zh_TW" w:bidi="zh_TW"/>
+        </w:rPr>
+        <w:t>民34:5</w:t>
+      </w:r>
       <w:r>
         <w:rPr>
           <w:lang w:val="zh_TW" w:bidi="zh_TW"/>
         </w:rPr>
         <w:t>、</w:t>
       </w:r>
-      <w:hyperlink r:id="rId76">
-        <w:r>
-          <w:rPr>
-            <w:lang w:val="zh_TW" w:bidi="zh_TW"/>
-          </w:rPr>
-          <w:rPr>
-            <w:color w:val="0000EE"/>
-            <w:u w:val="single"/>
-          </w:rPr>
-          <w:t>8</w:t>
-        </w:r>
-      </w:hyperlink>
+      <w:r>
+        <w:rPr>
+          <w:lang w:val="zh_TW" w:bidi="zh_TW"/>
+        </w:rPr>
+        <w:t>8</w:t>
+      </w:r>
       <w:r>
         <w:rPr>
           <w:lang w:val="zh_TW" w:bidi="zh_TW"/>
         </w:rPr>
         <w:t>；</w:t>
       </w:r>
-      <w:hyperlink r:id="rId77">
-        <w:r>
-          <w:rPr>
-            <w:lang w:val="zh_TW" w:bidi="zh_TW"/>
-          </w:rPr>
-          <w:rPr>
-            <w:color w:val="0000EE"/>
-            <w:u w:val="single"/>
-          </w:rPr>
-          <w:t>書15:4</w:t>
-        </w:r>
-      </w:hyperlink>
+      <w:r>
+        <w:rPr>
+          <w:lang w:val="zh_TW" w:bidi="zh_TW"/>
+        </w:rPr>
+        <w:t>書15:4</w:t>
+      </w:r>
       <w:r>
         <w:rPr>
           <w:lang w:val="zh_TW" w:bidi="zh_TW"/>
@@ -4098,54 +3708,36 @@
         </w:rPr>
         <w:t>這些經文直接呼應了所羅門的禱告（見</w:t>
       </w:r>
-      <w:hyperlink r:id="rId78">
-        <w:r>
-          <w:rPr>
-            <w:lang w:val="zh_TW" w:bidi="zh_TW"/>
-          </w:rPr>
-          <w:rPr>
-            <w:color w:val="0000EE"/>
-            <w:u w:val="single"/>
-          </w:rPr>
-          <w:t>6:26</w:t>
-        </w:r>
-      </w:hyperlink>
+      <w:r>
+        <w:rPr>
+          <w:lang w:val="zh_TW" w:bidi="zh_TW"/>
+        </w:rPr>
+        <w:t>6:26</w:t>
+      </w:r>
       <w:r>
         <w:rPr>
           <w:lang w:val="zh_TW" w:bidi="zh_TW"/>
         </w:rPr>
         <w:t>、</w:t>
       </w:r>
-      <w:hyperlink r:id="rId79">
-        <w:r>
-          <w:rPr>
-            <w:lang w:val="zh_TW" w:bidi="zh_TW"/>
-          </w:rPr>
-          <w:rPr>
-            <w:color w:val="0000EE"/>
-            <w:u w:val="single"/>
-          </w:rPr>
-          <w:t>28</w:t>
-        </w:r>
-      </w:hyperlink>
+      <w:r>
+        <w:rPr>
+          <w:lang w:val="zh_TW" w:bidi="zh_TW"/>
+        </w:rPr>
+        <w:t>28</w:t>
+      </w:r>
       <w:r>
         <w:rPr>
           <w:lang w:val="zh_TW" w:bidi="zh_TW"/>
         </w:rPr>
         <w:t>、</w:t>
       </w:r>
-      <w:hyperlink r:id="rId80">
-        <w:r>
-          <w:rPr>
-            <w:lang w:val="zh_TW" w:bidi="zh_TW"/>
-          </w:rPr>
-          <w:rPr>
-            <w:color w:val="0000EE"/>
-            <w:u w:val="single"/>
-          </w:rPr>
-          <w:t>40</w:t>
-        </w:r>
-      </w:hyperlink>
+      <w:r>
+        <w:rPr>
+          <w:lang w:val="zh_TW" w:bidi="zh_TW"/>
+        </w:rPr>
+        <w:t>40</w:t>
+      </w:r>
       <w:r>
         <w:rPr>
           <w:lang w:val="zh_TW" w:bidi="zh_TW"/>
@@ -4200,36 +3792,24 @@
         </w:rPr>
         <w:t>神向所羅門宣告神的國是永恆的。</w:t>
       </w:r>
-      <w:hyperlink r:id="rId81">
-        <w:r>
-          <w:rPr>
-            <w:lang w:val="zh_TW" w:bidi="zh_TW"/>
-          </w:rPr>
-          <w:rPr>
-            <w:color w:val="0000EE"/>
-            <w:u w:val="single"/>
-          </w:rPr>
-          <w:t>列王紀上九章5節</w:t>
-        </w:r>
-      </w:hyperlink>
+      <w:r>
+        <w:rPr>
+          <w:lang w:val="zh_TW" w:bidi="zh_TW"/>
+        </w:rPr>
+        <w:t>列王紀上九章5節</w:t>
+      </w:r>
       <w:r>
         <w:rPr>
           <w:lang w:val="zh_TW" w:bidi="zh_TW"/>
         </w:rPr>
         <w:t>說他的後裔將永遠坐在以色列的王位上，而歷代志的作者則說，你的後裔將永遠統治以色列。在歷代志作者的時代，以色列並沒有王位，因此他的說法暗指彌賽亞（參</w:t>
       </w:r>
-      <w:hyperlink r:id="rId82">
-        <w:r>
-          <w:rPr>
-            <w:lang w:val="zh_TW" w:bidi="zh_TW"/>
-          </w:rPr>
-          <w:rPr>
-            <w:color w:val="0000EE"/>
-            <w:u w:val="single"/>
-          </w:rPr>
-          <w:t>彌5:2</w:t>
-        </w:r>
-      </w:hyperlink>
+      <w:r>
+        <w:rPr>
+          <w:lang w:val="zh_TW" w:bidi="zh_TW"/>
+        </w:rPr>
+        <w:t>彌5:2</w:t>
+      </w:r>
       <w:r>
         <w:rPr>
           <w:lang w:val="zh_TW" w:bidi="zh_TW"/>
@@ -4332,18 +3912,12 @@
         </w:rPr>
         <w:t>希蘭對所羅門為換取黃金而給他的那二十座城感到不滿意（</w:t>
       </w:r>
-      <w:hyperlink r:id="rId83">
-        <w:r>
-          <w:rPr>
-            <w:lang w:val="zh_TW" w:bidi="zh_TW"/>
-          </w:rPr>
-          <w:rPr>
-            <w:color w:val="0000EE"/>
-            <w:u w:val="single"/>
-          </w:rPr>
-          <w:t>王上9:11–14</w:t>
-        </w:r>
-      </w:hyperlink>
+      <w:r>
+        <w:rPr>
+          <w:lang w:val="zh_TW" w:bidi="zh_TW"/>
+        </w:rPr>
+        <w:t>王上9:11–14</w:t>
+      </w:r>
       <w:r>
         <w:rPr>
           <w:lang w:val="zh_TW" w:bidi="zh_TW"/>
@@ -4398,18 +3972,12 @@
         </w:rPr>
         <w:t>這節經文是歷代志中唯一提到所羅門軍事成就的地方；他被稱為太平的人（</w:t>
       </w:r>
-      <w:hyperlink r:id="rId84">
-        <w:r>
-          <w:rPr>
-            <w:lang w:val="zh_TW" w:bidi="zh_TW"/>
-          </w:rPr>
-          <w:rPr>
-            <w:color w:val="0000EE"/>
-            <w:u w:val="single"/>
-          </w:rPr>
-          <w:t>代上22:9</w:t>
-        </w:r>
-      </w:hyperlink>
+      <w:r>
+        <w:rPr>
+          <w:lang w:val="zh_TW" w:bidi="zh_TW"/>
+        </w:rPr>
+        <w:t>代上22:9</w:t>
+      </w:r>
       <w:r>
         <w:rPr>
           <w:lang w:val="zh_TW" w:bidi="zh_TW"/>
@@ -4428,36 +3996,24 @@
         </w:rPr>
         <w:t>尋求大衛的支持，以對抗瑣巴王哈大利謝（</w:t>
       </w:r>
-      <w:hyperlink r:id="rId85">
-        <w:r>
-          <w:rPr>
-            <w:lang w:val="zh_TW" w:bidi="zh_TW"/>
-          </w:rPr>
-          <w:rPr>
-            <w:color w:val="0000EE"/>
-            <w:u w:val="single"/>
-          </w:rPr>
-          <w:t>代上18:9–10</w:t>
-        </w:r>
-      </w:hyperlink>
+      <w:r>
+        <w:rPr>
+          <w:lang w:val="zh_TW" w:bidi="zh_TW"/>
+        </w:rPr>
+        <w:t>代上18:9–10</w:t>
+      </w:r>
       <w:r>
         <w:rPr>
           <w:lang w:val="zh_TW" w:bidi="zh_TW"/>
         </w:rPr>
         <w:t>）。哈大利謝也被稱為瑣巴-哈馬的王（</w:t>
       </w:r>
-      <w:hyperlink r:id="rId86">
-        <w:r>
-          <w:rPr>
-            <w:lang w:val="zh_TW" w:bidi="zh_TW"/>
-          </w:rPr>
-          <w:rPr>
-            <w:color w:val="0000EE"/>
-            <w:u w:val="single"/>
-          </w:rPr>
-          <w:t>代上18:3</w:t>
-        </w:r>
-      </w:hyperlink>
+      <w:r>
+        <w:rPr>
+          <w:lang w:val="zh_TW" w:bidi="zh_TW"/>
+        </w:rPr>
+        <w:t>代上18:3</w:t>
+      </w:r>
       <w:r>
         <w:rPr>
           <w:lang w:val="zh_TW" w:bidi="zh_TW"/>
@@ -4512,18 +4068,12 @@
         </w:rPr>
         <w:t>歷代志的作者描述了所羅門王國的北部邊界。達莫後來成為巴爾米拉（Palmyra），是敘利亞與美索不達米亞沙漠貿易路線沿線的一個綠洲城市，位於大馬士革東北120英里處。聖經中沒有其它地方提到它。在某個時刻，它開始被列在所羅門王國的堡壘之一（參</w:t>
       </w:r>
-      <w:hyperlink r:id="rId87">
-        <w:r>
-          <w:rPr>
-            <w:lang w:val="zh_TW" w:bidi="zh_TW"/>
-          </w:rPr>
-          <w:rPr>
-            <w:color w:val="0000EE"/>
-            <w:u w:val="single"/>
-          </w:rPr>
-          <w:t>王上9:18</w:t>
-        </w:r>
-      </w:hyperlink>
+      <w:r>
+        <w:rPr>
+          <w:lang w:val="zh_TW" w:bidi="zh_TW"/>
+        </w:rPr>
+        <w:t>王上9:18</w:t>
+      </w:r>
       <w:r>
         <w:rPr>
           <w:lang w:val="zh_TW" w:bidi="zh_TW"/>
@@ -4674,66 +4224,42 @@
         </w:rPr>
         <w:t>在列王記中有多次提及所羅門透過與法老女兒結婚和埃及結盟（</w:t>
       </w:r>
-      <w:hyperlink r:id="rId88">
-        <w:r>
-          <w:rPr>
-            <w:lang w:val="zh_TW" w:bidi="zh_TW"/>
-          </w:rPr>
-          <w:rPr>
-            <w:color w:val="0000EE"/>
-            <w:u w:val="single"/>
-          </w:rPr>
-          <w:t>王上3:1</w:t>
-        </w:r>
-      </w:hyperlink>
+      <w:r>
+        <w:rPr>
+          <w:lang w:val="zh_TW" w:bidi="zh_TW"/>
+        </w:rPr>
+        <w:t>王上3:1</w:t>
+      </w:r>
       <w:r>
         <w:rPr>
           <w:lang w:val="zh_TW" w:bidi="zh_TW"/>
         </w:rPr>
         <w:t>，</w:t>
       </w:r>
-      <w:hyperlink r:id="rId89">
-        <w:r>
-          <w:rPr>
-            <w:lang w:val="zh_TW" w:bidi="zh_TW"/>
-          </w:rPr>
-          <w:rPr>
-            <w:color w:val="0000EE"/>
-            <w:u w:val="single"/>
-          </w:rPr>
-          <w:t>9:16、</w:t>
-        </w:r>
-      </w:hyperlink>
-      <w:hyperlink r:id="rId90">
-        <w:r>
-          <w:rPr>
-            <w:lang w:val="zh_TW" w:bidi="zh_TW"/>
-          </w:rPr>
-          <w:rPr>
-            <w:color w:val="0000EE"/>
-            <w:u w:val="single"/>
-          </w:rPr>
-          <w:t>24</w:t>
-        </w:r>
-      </w:hyperlink>
+      <w:r>
+        <w:rPr>
+          <w:lang w:val="zh_TW" w:bidi="zh_TW"/>
+        </w:rPr>
+        <w:t>9:16、</w:t>
+      </w:r>
+      <w:r>
+        <w:rPr>
+          <w:lang w:val="zh_TW" w:bidi="zh_TW"/>
+        </w:rPr>
+        <w:t>24</w:t>
+      </w:r>
       <w:r>
         <w:rPr>
           <w:lang w:val="zh_TW" w:bidi="zh_TW"/>
         </w:rPr>
         <w:t>，</w:t>
       </w:r>
-      <w:hyperlink r:id="rId91">
-        <w:r>
-          <w:rPr>
-            <w:lang w:val="zh_TW" w:bidi="zh_TW"/>
-          </w:rPr>
-          <w:rPr>
-            <w:color w:val="0000EE"/>
-            <w:u w:val="single"/>
-          </w:rPr>
-          <w:t>11:1</w:t>
-        </w:r>
-      </w:hyperlink>
+      <w:r>
+        <w:rPr>
+          <w:lang w:val="zh_TW" w:bidi="zh_TW"/>
+        </w:rPr>
+        <w:t>11:1</w:t>
+      </w:r>
       <w:r>
         <w:rPr>
           <w:lang w:val="zh_TW" w:bidi="zh_TW"/>
@@ -4828,18 +4354,12 @@
         </w:rPr>
         <w:t>傳統上認為俄斐位於阿拉伯西南部（見</w:t>
       </w:r>
-      <w:hyperlink r:id="rId92">
-        <w:r>
-          <w:rPr>
-            <w:lang w:val="zh_TW" w:bidi="zh_TW"/>
-          </w:rPr>
-          <w:rPr>
-            <w:color w:val="0000EE"/>
-            <w:u w:val="single"/>
-          </w:rPr>
-          <w:t>創10:28–29</w:t>
-        </w:r>
-      </w:hyperlink>
+      <w:r>
+        <w:rPr>
+          <w:lang w:val="zh_TW" w:bidi="zh_TW"/>
+        </w:rPr>
+        <w:t>創10:28–29</w:t>
+      </w:r>
       <w:r>
         <w:rPr>
           <w:lang w:val="zh_TW" w:bidi="zh_TW"/>
@@ -4894,72 +4414,48 @@
         </w:rPr>
         <w:t>雖然所羅門與泰爾的希蘭有長期的經濟和政治聯繫（</w:t>
       </w:r>
-      <w:hyperlink r:id="rId93">
-        <w:r>
-          <w:rPr>
-            <w:lang w:val="zh_TW" w:bidi="zh_TW"/>
-          </w:rPr>
-          <w:rPr>
-            <w:color w:val="0000EE"/>
-            <w:u w:val="single"/>
-          </w:rPr>
-          <w:t>8:17–18</w:t>
-        </w:r>
-      </w:hyperlink>
+      <w:r>
+        <w:rPr>
+          <w:lang w:val="zh_TW" w:bidi="zh_TW"/>
+        </w:rPr>
+        <w:t>8:17–18</w:t>
+      </w:r>
       <w:r>
         <w:rPr>
           <w:lang w:val="zh_TW" w:bidi="zh_TW"/>
         </w:rPr>
         <w:t>，</w:t>
       </w:r>
-      <w:hyperlink r:id="rId94">
-        <w:r>
-          <w:rPr>
-            <w:lang w:val="zh_TW" w:bidi="zh_TW"/>
-          </w:rPr>
-          <w:rPr>
-            <w:color w:val="0000EE"/>
-            <w:u w:val="single"/>
-          </w:rPr>
-          <w:t>9:10–11</w:t>
-        </w:r>
-      </w:hyperlink>
+      <w:r>
+        <w:rPr>
+          <w:lang w:val="zh_TW" w:bidi="zh_TW"/>
+        </w:rPr>
+        <w:t>9:10–11</w:t>
+      </w:r>
       <w:r>
         <w:rPr>
           <w:lang w:val="zh_TW" w:bidi="zh_TW"/>
         </w:rPr>
         <w:t>），但示巴女王只來訪過一次。古代示巴（大致位於現代的葉門）以女性統治者，並以乳香與沒藥為主的貿易致富而聞名。古老的傳統認為，示巴女王來自古實（衣索匹亞），可能是因為拉瑪的兒子示巴是古實的後裔（</w:t>
       </w:r>
-      <w:hyperlink r:id="rId95">
-        <w:r>
-          <w:rPr>
-            <w:lang w:val="zh_TW" w:bidi="zh_TW"/>
-          </w:rPr>
-          <w:rPr>
-            <w:color w:val="0000EE"/>
-            <w:u w:val="single"/>
-          </w:rPr>
-          <w:t>創10:7</w:t>
-        </w:r>
-      </w:hyperlink>
+      <w:r>
+        <w:rPr>
+          <w:lang w:val="zh_TW" w:bidi="zh_TW"/>
+        </w:rPr>
+        <w:t>創10:7</w:t>
+      </w:r>
       <w:r>
         <w:rPr>
           <w:lang w:val="zh_TW" w:bidi="zh_TW"/>
         </w:rPr>
         <w:t>；</w:t>
       </w:r>
-      <w:hyperlink r:id="rId96">
-        <w:r>
-          <w:rPr>
-            <w:lang w:val="zh_TW" w:bidi="zh_TW"/>
-          </w:rPr>
-          <w:rPr>
-            <w:color w:val="0000EE"/>
-            <w:u w:val="single"/>
-          </w:rPr>
-          <w:t>代上1:9</w:t>
-        </w:r>
-      </w:hyperlink>
+      <w:r>
+        <w:rPr>
+          <w:lang w:val="zh_TW" w:bidi="zh_TW"/>
+        </w:rPr>
+        <w:t>代上1:9</w:t>
+      </w:r>
       <w:r>
         <w:rPr>
           <w:lang w:val="zh_TW" w:bidi="zh_TW"/>
@@ -5078,18 +4574,12 @@
         </w:rPr>
         <w:t>磅：女王贈送給所羅門的黃金等同於他從希蘭那裡收到的數量（參</w:t>
       </w:r>
-      <w:hyperlink r:id="rId97">
-        <w:r>
-          <w:rPr>
-            <w:lang w:val="zh_TW" w:bidi="zh_TW"/>
-          </w:rPr>
-          <w:rPr>
-            <w:color w:val="0000EE"/>
-            <w:u w:val="single"/>
-          </w:rPr>
-          <w:t>王上9:14</w:t>
-        </w:r>
-      </w:hyperlink>
+      <w:r>
+        <w:rPr>
+          <w:lang w:val="zh_TW" w:bidi="zh_TW"/>
+        </w:rPr>
+        <w:t>王上9:14</w:t>
+      </w:r>
       <w:r>
         <w:rPr>
           <w:lang w:val="zh_TW" w:bidi="zh_TW"/>
@@ -5114,18 +4604,12 @@
         </w:rPr>
         <w:t>女王贈送的香料，如乳香和沒藥，被用於化妝品、防腐和宗教祭品。由於需求量大，加上長途貿易路線上的重複徵稅，使得香料在贈送給王的禮物中與黃金一樣貴重（見</w:t>
       </w:r>
-      <w:hyperlink r:id="rId98">
-        <w:r>
-          <w:rPr>
-            <w:lang w:val="zh_TW" w:bidi="zh_TW"/>
-          </w:rPr>
-          <w:rPr>
-            <w:color w:val="0000EE"/>
-            <w:u w:val="single"/>
-          </w:rPr>
-          <w:t>太2:11</w:t>
-        </w:r>
-      </w:hyperlink>
+      <w:r>
+        <w:rPr>
+          <w:lang w:val="zh_TW" w:bidi="zh_TW"/>
+        </w:rPr>
+        <w:t>太2:11</w:t>
+      </w:r>
       <w:r>
         <w:rPr>
           <w:lang w:val="zh_TW" w:bidi="zh_TW"/>
@@ -5578,18 +5062,12 @@
         </w:rPr>
         <w:t>：見</w:t>
       </w:r>
-      <w:hyperlink r:id="rId99">
-        <w:r>
-          <w:rPr>
-            <w:lang w:val="zh_TW" w:bidi="zh_TW"/>
-          </w:rPr>
-          <w:rPr>
-            <w:color w:val="0000EE"/>
-            <w:u w:val="single"/>
-          </w:rPr>
-          <w:t>列王紀上十一章26至40節</w:t>
-        </w:r>
-      </w:hyperlink>
+      <w:r>
+        <w:rPr>
+          <w:lang w:val="zh_TW" w:bidi="zh_TW"/>
+        </w:rPr>
+        <w:t>列王紀上十一章26至40節</w:t>
+      </w:r>
       <w:r>
         <w:rPr>
           <w:lang w:val="zh_TW" w:bidi="zh_TW"/>
@@ -5692,126 +5170,84 @@
         </w:rPr>
         <w:t>以色列的長老有別於擁有官方政府職位的官員、貴族和監督者（</w:t>
       </w:r>
-      <w:hyperlink r:id="rId100">
-        <w:r>
-          <w:rPr>
-            <w:lang w:val="zh_TW" w:bidi="zh_TW"/>
-          </w:rPr>
-          <w:rPr>
-            <w:color w:val="0000EE"/>
-            <w:u w:val="single"/>
-          </w:rPr>
-          <w:t>士8:14</w:t>
-        </w:r>
-      </w:hyperlink>
+      <w:r>
+        <w:rPr>
+          <w:lang w:val="zh_TW" w:bidi="zh_TW"/>
+        </w:rPr>
+        <w:t>士8:14</w:t>
+      </w:r>
       <w:r>
         <w:rPr>
           <w:lang w:val="zh_TW" w:bidi="zh_TW"/>
         </w:rPr>
         <w:t>；</w:t>
       </w:r>
-      <w:hyperlink r:id="rId101">
-        <w:r>
-          <w:rPr>
-            <w:lang w:val="zh_TW" w:bidi="zh_TW"/>
-          </w:rPr>
-          <w:rPr>
-            <w:color w:val="0000EE"/>
-            <w:u w:val="single"/>
-          </w:rPr>
-          <w:t>王上21:8</w:t>
-        </w:r>
-      </w:hyperlink>
+      <w:r>
+        <w:rPr>
+          <w:lang w:val="zh_TW" w:bidi="zh_TW"/>
+        </w:rPr>
+        <w:t>王上21:8</w:t>
+      </w:r>
       <w:r>
         <w:rPr>
           <w:lang w:val="zh_TW" w:bidi="zh_TW"/>
         </w:rPr>
         <w:t>；</w:t>
       </w:r>
-      <w:hyperlink r:id="rId102">
-        <w:r>
-          <w:rPr>
-            <w:lang w:val="zh_TW" w:bidi="zh_TW"/>
-          </w:rPr>
-          <w:rPr>
-            <w:color w:val="0000EE"/>
-            <w:u w:val="single"/>
-          </w:rPr>
-          <w:t>王下10:5</w:t>
-        </w:r>
-      </w:hyperlink>
+      <w:r>
+        <w:rPr>
+          <w:lang w:val="zh_TW" w:bidi="zh_TW"/>
+        </w:rPr>
+        <w:t>王下10:5</w:t>
+      </w:r>
       <w:r>
         <w:rPr>
           <w:lang w:val="zh_TW" w:bidi="zh_TW"/>
         </w:rPr>
         <w:t>）。這些長老傳統上在王室的決策中發揮相當大的影響力。當亞蘭王便‧哈達攻打撒馬利亞時，撒馬利亞的長老果斷地拒絕了他提出的苛刻的投降條件（</w:t>
       </w:r>
-      <w:hyperlink r:id="rId103">
-        <w:r>
-          <w:rPr>
-            <w:lang w:val="zh_TW" w:bidi="zh_TW"/>
-          </w:rPr>
-          <w:rPr>
-            <w:color w:val="0000EE"/>
-            <w:u w:val="single"/>
-          </w:rPr>
-          <w:t>王上20:7–9</w:t>
-        </w:r>
-      </w:hyperlink>
+      <w:r>
+        <w:rPr>
+          <w:lang w:val="zh_TW" w:bidi="zh_TW"/>
+        </w:rPr>
+        <w:t>王上20:7–9</w:t>
+      </w:r>
       <w:r>
         <w:rPr>
           <w:lang w:val="zh_TW" w:bidi="zh_TW"/>
         </w:rPr>
         <w:t>）。在此之前，當押沙龍反叛大衛時，以色列的長老在關鍵決策中也發揮了影響力（</w:t>
       </w:r>
-      <w:hyperlink r:id="rId104">
-        <w:r>
-          <w:rPr>
-            <w:lang w:val="zh_TW" w:bidi="zh_TW"/>
-          </w:rPr>
-          <w:rPr>
-            <w:color w:val="0000EE"/>
-            <w:u w:val="single"/>
-          </w:rPr>
-          <w:t>撒下17:4</w:t>
-        </w:r>
-      </w:hyperlink>
+      <w:r>
+        <w:rPr>
+          <w:lang w:val="zh_TW" w:bidi="zh_TW"/>
+        </w:rPr>
+        <w:t>撒下17:4</w:t>
+      </w:r>
       <w:r>
         <w:rPr>
           <w:lang w:val="zh_TW" w:bidi="zh_TW"/>
         </w:rPr>
         <w:t>、</w:t>
       </w:r>
-      <w:hyperlink r:id="rId105">
-        <w:r>
-          <w:rPr>
-            <w:lang w:val="zh_TW" w:bidi="zh_TW"/>
-          </w:rPr>
-          <w:rPr>
-            <w:color w:val="0000EE"/>
-            <w:u w:val="single"/>
-          </w:rPr>
-          <w:t>15</w:t>
-        </w:r>
-      </w:hyperlink>
+      <w:r>
+        <w:rPr>
+          <w:lang w:val="zh_TW" w:bidi="zh_TW"/>
+        </w:rPr>
+        <w:t>15</w:t>
+      </w:r>
       <w:r>
         <w:rPr>
           <w:lang w:val="zh_TW" w:bidi="zh_TW"/>
         </w:rPr>
         <w:t>，</w:t>
       </w:r>
-      <w:hyperlink r:id="rId106">
-        <w:r>
-          <w:rPr>
-            <w:lang w:val="zh_TW" w:bidi="zh_TW"/>
-          </w:rPr>
-          <w:rPr>
-            <w:color w:val="0000EE"/>
-            <w:u w:val="single"/>
-          </w:rPr>
-          <w:t>19:11</w:t>
-        </w:r>
-      </w:hyperlink>
+      <w:r>
+        <w:rPr>
+          <w:lang w:val="zh_TW" w:bidi="zh_TW"/>
+        </w:rPr>
+        <w:t>19:11</w:t>
+      </w:r>
       <w:r>
         <w:rPr>
           <w:lang w:val="zh_TW" w:bidi="zh_TW"/>
@@ -5866,54 +5302,36 @@
         </w:rPr>
         <w:t>羅波安登基時年四十一歲 （</w:t>
       </w:r>
-      <w:hyperlink r:id="rId107">
-        <w:r>
-          <w:rPr>
-            <w:lang w:val="zh_TW" w:bidi="zh_TW"/>
-          </w:rPr>
-          <w:rPr>
-            <w:color w:val="0000EE"/>
-            <w:u w:val="single"/>
-          </w:rPr>
-          <w:t>12:13</w:t>
-        </w:r>
-      </w:hyperlink>
+      <w:r>
+        <w:rPr>
+          <w:lang w:val="zh_TW" w:bidi="zh_TW"/>
+        </w:rPr>
+        <w:t>12:13</w:t>
+      </w:r>
       <w:r>
         <w:rPr>
           <w:lang w:val="zh_TW" w:bidi="zh_TW"/>
         </w:rPr>
         <w:t>），因此與他一同長大的少年人也並非初出茅廬者。他們可能是王室的王子，即所羅門其他妻子的兒子們。正如羅波安提拔他的兒子亞比雅（</w:t>
       </w:r>
-      <w:hyperlink r:id="rId108">
-        <w:r>
-          <w:rPr>
-            <w:lang w:val="zh_TW" w:bidi="zh_TW"/>
-          </w:rPr>
-          <w:rPr>
-            <w:color w:val="0000EE"/>
-            <w:u w:val="single"/>
-          </w:rPr>
-          <w:t>11:22</w:t>
-        </w:r>
-      </w:hyperlink>
+      <w:r>
+        <w:rPr>
+          <w:lang w:val="zh_TW" w:bidi="zh_TW"/>
+        </w:rPr>
+        <w:t>11:22</w:t>
+      </w:r>
       <w:r>
         <w:rPr>
           <w:lang w:val="zh_TW" w:bidi="zh_TW"/>
         </w:rPr>
         <w:t>），這些人在羅波安的政府中擔任角色是很自然的 。稱這些王子們為「少年人」可能是在評論他們的建議的價值，因為少年人通常不被認為是有智慧的（見</w:t>
       </w:r>
-      <w:hyperlink r:id="rId109">
-        <w:r>
-          <w:rPr>
-            <w:lang w:val="zh_TW" w:bidi="zh_TW"/>
-          </w:rPr>
-          <w:rPr>
-            <w:color w:val="0000EE"/>
-            <w:u w:val="single"/>
-          </w:rPr>
-          <w:t>伯12:12</w:t>
-        </w:r>
-      </w:hyperlink>
+      <w:r>
+        <w:rPr>
+          <w:lang w:val="zh_TW" w:bidi="zh_TW"/>
+        </w:rPr>
+        <w:t>伯12:12</w:t>
+      </w:r>
       <w:r>
         <w:rPr>
           <w:lang w:val="zh_TW" w:bidi="zh_TW"/>
@@ -6016,36 +5434,24 @@
         </w:rPr>
         <w:t>百姓的回應與歷代志作者先前使用的詩句相反（</w:t>
       </w:r>
-      <w:hyperlink r:id="rId110">
-        <w:r>
-          <w:rPr>
-            <w:lang w:val="zh_TW" w:bidi="zh_TW"/>
-          </w:rPr>
-          <w:rPr>
-            <w:color w:val="0000EE"/>
-            <w:u w:val="single"/>
-          </w:rPr>
-          <w:t>代上12:18</w:t>
-        </w:r>
-      </w:hyperlink>
+      <w:r>
+        <w:rPr>
+          <w:lang w:val="zh_TW" w:bidi="zh_TW"/>
+        </w:rPr>
+        <w:t>代上12:18</w:t>
+      </w:r>
       <w:r>
         <w:rPr>
           <w:lang w:val="zh_TW" w:bidi="zh_TW"/>
         </w:rPr>
         <w:t>）；在當時，南方的便雅憫和猶大支派（</w:t>
       </w:r>
-      <w:hyperlink r:id="rId111">
-        <w:r>
-          <w:rPr>
-            <w:lang w:val="zh_TW" w:bidi="zh_TW"/>
-          </w:rPr>
-          <w:rPr>
-            <w:color w:val="0000EE"/>
-            <w:u w:val="single"/>
-          </w:rPr>
-          <w:t>代上12:16</w:t>
-        </w:r>
-      </w:hyperlink>
+      <w:r>
+        <w:rPr>
+          <w:lang w:val="zh_TW" w:bidi="zh_TW"/>
+        </w:rPr>
+        <w:t>代上12:16</w:t>
+      </w:r>
       <w:r>
         <w:rPr>
           <w:lang w:val="zh_TW" w:bidi="zh_TW"/>
@@ -6148,18 +5554,12 @@
         </w:rPr>
         <w:t>示瑪雅的先知性干預避免了以色列各支派之間爆發內戰，但作者對羅波安的總結仍指出，他的統治期間不斷與耶羅波安交戰（</w:t>
       </w:r>
-      <w:hyperlink r:id="rId112">
-        <w:r>
-          <w:rPr>
-            <w:lang w:val="zh_TW" w:bidi="zh_TW"/>
-          </w:rPr>
-          <w:rPr>
-            <w:color w:val="0000EE"/>
-            <w:u w:val="single"/>
-          </w:rPr>
-          <w:t>12:15</w:t>
-        </w:r>
-      </w:hyperlink>
+      <w:r>
+        <w:rPr>
+          <w:lang w:val="zh_TW" w:bidi="zh_TW"/>
+        </w:rPr>
+        <w:t>12:15</w:t>
+      </w:r>
       <w:r>
         <w:rPr>
           <w:lang w:val="zh_TW" w:bidi="zh_TW"/>
@@ -6358,54 +5758,36 @@
         </w:rPr>
         <w:t>耶羅波安在北方發起的背道（見</w:t>
       </w:r>
-      <w:hyperlink r:id="rId113">
-        <w:r>
-          <w:rPr>
-            <w:lang w:val="zh_TW" w:bidi="zh_TW"/>
-          </w:rPr>
-          <w:rPr>
-            <w:color w:val="0000EE"/>
-            <w:u w:val="single"/>
-          </w:rPr>
-          <w:t>王上12:26–33</w:t>
-        </w:r>
-      </w:hyperlink>
+      <w:r>
+        <w:rPr>
+          <w:lang w:val="zh_TW" w:bidi="zh_TW"/>
+        </w:rPr>
+        <w:t>王上12:26–33</w:t>
+      </w:r>
       <w:r>
         <w:rPr>
           <w:lang w:val="zh_TW" w:bidi="zh_TW"/>
         </w:rPr>
         <w:t>）導致那些真心想要敬拜耶和華的人遷居到南方。羅波安忠心跟隨耶和華三年，但在他在位的第四年開始變得不忠（</w:t>
       </w:r>
-      <w:hyperlink r:id="rId114">
-        <w:r>
-          <w:rPr>
-            <w:lang w:val="zh_TW" w:bidi="zh_TW"/>
-          </w:rPr>
-          <w:rPr>
-            <w:color w:val="0000EE"/>
-            <w:u w:val="single"/>
-          </w:rPr>
-          <w:t>代下12:1</w:t>
-        </w:r>
-      </w:hyperlink>
+      <w:r>
+        <w:rPr>
+          <w:lang w:val="zh_TW" w:bidi="zh_TW"/>
+        </w:rPr>
+        <w:t>代下12:1</w:t>
+      </w:r>
       <w:r>
         <w:rPr>
           <w:lang w:val="zh_TW" w:bidi="zh_TW"/>
         </w:rPr>
         <w:t>）。神隨即懲罰羅波安，派遣示撒從埃及入侵（</w:t>
       </w:r>
-      <w:hyperlink r:id="rId115">
-        <w:r>
-          <w:rPr>
-            <w:lang w:val="zh_TW" w:bidi="zh_TW"/>
-          </w:rPr>
-          <w:rPr>
-            <w:color w:val="0000EE"/>
-            <w:u w:val="single"/>
-          </w:rPr>
-          <w:t>12:2–5</w:t>
-        </w:r>
-      </w:hyperlink>
+      <w:r>
+        <w:rPr>
+          <w:lang w:val="zh_TW" w:bidi="zh_TW"/>
+        </w:rPr>
+        <w:t>12:2–5</w:t>
+      </w:r>
       <w:r>
         <w:rPr>
           <w:lang w:val="zh_TW" w:bidi="zh_TW"/>
@@ -6460,54 +5842,36 @@
         </w:rPr>
         <w:t>一些學者認為，耶羅波安設立山羊和牛犢偶像作為耶和華的基座，並指出迦南人相信他們的神站在動物的背上（參</w:t>
       </w:r>
-      <w:hyperlink r:id="rId116">
-        <w:r>
-          <w:rPr>
-            <w:lang w:val="zh_TW" w:bidi="zh_TW"/>
-          </w:rPr>
-          <w:rPr>
-            <w:color w:val="0000EE"/>
-            <w:u w:val="single"/>
-          </w:rPr>
-          <w:t>出32:5</w:t>
-        </w:r>
-      </w:hyperlink>
+      <w:r>
+        <w:rPr>
+          <w:lang w:val="zh_TW" w:bidi="zh_TW"/>
+        </w:rPr>
+        <w:t>出32:5</w:t>
+      </w:r>
       <w:r>
         <w:rPr>
           <w:lang w:val="zh_TW" w:bidi="zh_TW"/>
         </w:rPr>
         <w:t>，其中金牛犢被用於「向耶和華守節」）。然而，耶羅波安從未特別提到耶和華拯救了以色列人（</w:t>
       </w:r>
-      <w:hyperlink r:id="rId117">
-        <w:r>
-          <w:rPr>
-            <w:lang w:val="zh_TW" w:bidi="zh_TW"/>
-          </w:rPr>
-          <w:rPr>
-            <w:color w:val="0000EE"/>
-            <w:u w:val="single"/>
-          </w:rPr>
-          <w:t>王上12:28</w:t>
-        </w:r>
-      </w:hyperlink>
+      <w:r>
+        <w:rPr>
+          <w:lang w:val="zh_TW" w:bidi="zh_TW"/>
+        </w:rPr>
+        <w:t>王上12:28</w:t>
+      </w:r>
       <w:r>
         <w:rPr>
           <w:lang w:val="zh_TW" w:bidi="zh_TW"/>
         </w:rPr>
         <w:t>），所以一些學者認為他可能是指其它的神站在動物背上。還有一些人認為耶羅波安可能是效仿埃及人的做法，以動物的形象來描繪實際的外邦神明（參</w:t>
       </w:r>
-      <w:hyperlink r:id="rId118">
-        <w:r>
-          <w:rPr>
-            <w:lang w:val="zh_TW" w:bidi="zh_TW"/>
-          </w:rPr>
-          <w:rPr>
-            <w:color w:val="0000EE"/>
-            <w:u w:val="single"/>
-          </w:rPr>
-          <w:t>出32:4</w:t>
-        </w:r>
-      </w:hyperlink>
+      <w:r>
+        <w:rPr>
+          <w:lang w:val="zh_TW" w:bidi="zh_TW"/>
+        </w:rPr>
+        <w:t>出32:4</w:t>
+      </w:r>
       <w:r>
         <w:rPr>
           <w:lang w:val="zh_TW" w:bidi="zh_TW"/>
@@ -6562,18 +5926,12 @@
         </w:rPr>
         <w:t>羅波安的妻子和兒女的數量可能是他整個在位期間的總數，而不是他在位第五年所累積的數量。羅波安愛他的第二任妻子勝過他的第一任妻子，因此他違反長子繼承權（產業屬於長子，</w:t>
       </w:r>
-      <w:hyperlink r:id="rId119">
-        <w:r>
-          <w:rPr>
-            <w:lang w:val="zh_TW" w:bidi="zh_TW"/>
-          </w:rPr>
-          <w:rPr>
-            <w:color w:val="0000EE"/>
-            <w:u w:val="single"/>
-          </w:rPr>
-          <w:t>申21：15–17</w:t>
-        </w:r>
-      </w:hyperlink>
+      <w:r>
+        <w:rPr>
+          <w:lang w:val="zh_TW" w:bidi="zh_TW"/>
+        </w:rPr>
+        <w:t>申21：15–17</w:t>
+      </w:r>
       <w:r>
         <w:rPr>
           <w:lang w:val="zh_TW" w:bidi="zh_TW"/>
@@ -6628,18 +5986,12 @@
         </w:rPr>
         <w:t>羅波安將控制權授予給王子們，將王室的統治延伸到外圍地區。這不僅為權力提供了順利過渡，還降低了叛亂或政變的風險。或許這是羅波安有意避免神對大衛家所應許的紛爭之嘗試（</w:t>
       </w:r>
-      <w:hyperlink r:id="rId120">
-        <w:r>
-          <w:rPr>
-            <w:lang w:val="zh_TW" w:bidi="zh_TW"/>
-          </w:rPr>
-          <w:rPr>
-            <w:color w:val="0000EE"/>
-            <w:u w:val="single"/>
-          </w:rPr>
-          <w:t>撒下12:10–11</w:t>
-        </w:r>
-      </w:hyperlink>
+      <w:r>
+        <w:rPr>
+          <w:lang w:val="zh_TW" w:bidi="zh_TW"/>
+        </w:rPr>
+        <w:t>撒下12:10–11</w:t>
+      </w:r>
       <w:r>
         <w:rPr>
           <w:lang w:val="zh_TW" w:bidi="zh_TW"/>
@@ -6860,18 +6212,12 @@
         </w:rPr>
         <w:t>示瑪雅的話傳達了所羅門在聖殿奉獻禮中禱告所要求的元素（</w:t>
       </w:r>
-      <w:hyperlink r:id="rId121">
-        <w:r>
-          <w:rPr>
-            <w:lang w:val="zh_TW" w:bidi="zh_TW"/>
-          </w:rPr>
-          <w:rPr>
-            <w:color w:val="0000EE"/>
-            <w:u w:val="single"/>
-          </w:rPr>
-          <w:t>7:14</w:t>
-        </w:r>
-      </w:hyperlink>
+      <w:r>
+        <w:rPr>
+          <w:lang w:val="zh_TW" w:bidi="zh_TW"/>
+        </w:rPr>
+        <w:t>7:14</w:t>
+      </w:r>
       <w:r>
         <w:rPr>
           <w:lang w:val="zh_TW" w:bidi="zh_TW"/>
@@ -6938,36 +6284,24 @@
         </w:rPr>
         <w:t>掠奪王室寶庫和聖殿是對羅波安不順服的懲罰。王從王宮前往聖殿時，護衛儀式性地隨行並抬著金盾牌。當王室的衛兵攜帶銅盾牌時，便失去了許多光彩（參</w:t>
       </w:r>
-      <w:hyperlink r:id="rId122">
-        <w:r>
-          <w:rPr>
-            <w:lang w:val="zh_TW" w:bidi="zh_TW"/>
-          </w:rPr>
-          <w:rPr>
-            <w:color w:val="0000EE"/>
-            <w:u w:val="single"/>
-          </w:rPr>
-          <w:t>9:15–16</w:t>
-        </w:r>
-      </w:hyperlink>
+      <w:r>
+        <w:rPr>
+          <w:lang w:val="zh_TW" w:bidi="zh_TW"/>
+        </w:rPr>
+        <w:t>9:15–16</w:t>
+      </w:r>
       <w:r>
         <w:rPr>
           <w:lang w:val="zh_TW" w:bidi="zh_TW"/>
         </w:rPr>
         <w:t>），而這些銅盾牌被安全地存放在所羅門建造的大型軍械庫中（</w:t>
       </w:r>
-      <w:hyperlink r:id="rId123">
-        <w:r>
-          <w:rPr>
-            <w:lang w:val="zh_TW" w:bidi="zh_TW"/>
-          </w:rPr>
-          <w:rPr>
-            <w:color w:val="0000EE"/>
-            <w:u w:val="single"/>
-          </w:rPr>
-          <w:t>8:6</w:t>
-        </w:r>
-      </w:hyperlink>
+      <w:r>
+        <w:rPr>
+          <w:lang w:val="zh_TW" w:bidi="zh_TW"/>
+        </w:rPr>
+        <w:t>8:6</w:t>
+      </w:r>
       <w:r>
         <w:rPr>
           <w:lang w:val="zh_TW" w:bidi="zh_TW"/>
@@ -7022,18 +6356,12 @@
         </w:rPr>
         <w:t>當羅波安悔改時，神允許在耶路撒冷有善事：百姓的悔改，他們尋求耶和華的決心，以及敬拜的保存（見</w:t>
       </w:r>
-      <w:hyperlink r:id="rId124">
-        <w:r>
-          <w:rPr>
-            <w:lang w:val="zh_TW" w:bidi="zh_TW"/>
-          </w:rPr>
-          <w:rPr>
-            <w:color w:val="0000EE"/>
-            <w:u w:val="single"/>
-          </w:rPr>
-          <w:t>代下19:3</w:t>
-        </w:r>
-      </w:hyperlink>
+      <w:r>
+        <w:rPr>
+          <w:lang w:val="zh_TW" w:bidi="zh_TW"/>
+        </w:rPr>
+        <w:t>代下19:3</w:t>
+      </w:r>
       <w:r>
         <w:rPr>
           <w:lang w:val="zh_TW" w:bidi="zh_TW"/>
@@ -7088,18 +6416,12 @@
         </w:rPr>
         <w:t>亞比雅在列王紀中被稱作亞比央（例如</w:t>
       </w:r>
-      <w:hyperlink r:id="rId125">
-        <w:r>
-          <w:rPr>
-            <w:lang w:val="zh_TW" w:bidi="zh_TW"/>
-          </w:rPr>
-          <w:rPr>
-            <w:color w:val="0000EE"/>
-            <w:u w:val="single"/>
-          </w:rPr>
-          <w:t>王上15:1</w:t>
-        </w:r>
-      </w:hyperlink>
+      <w:r>
+        <w:rPr>
+          <w:lang w:val="zh_TW" w:bidi="zh_TW"/>
+        </w:rPr>
+        <w:t>王上15:1</w:t>
+      </w:r>
       <w:r>
         <w:rPr>
           <w:lang w:val="zh_TW" w:bidi="zh_TW"/>
@@ -7205,72 +6527,48 @@
         </w:rPr>
         <w:t>羅波安和耶羅波安之間的持續衝突（見</w:t>
       </w:r>
-      <w:hyperlink r:id="rId112">
-        <w:r>
-          <w:rPr>
-            <w:lang w:val="zh_TW" w:bidi="zh_TW"/>
-          </w:rPr>
-          <w:rPr>
-            <w:color w:val="0000EE"/>
-            <w:u w:val="single"/>
-          </w:rPr>
-          <w:t>12:15</w:t>
-        </w:r>
-      </w:hyperlink>
+      <w:r>
+        <w:rPr>
+          <w:lang w:val="zh_TW" w:bidi="zh_TW"/>
+        </w:rPr>
+        <w:t>12:15</w:t>
+      </w:r>
       <w:r>
         <w:rPr>
           <w:lang w:val="zh_TW" w:bidi="zh_TW"/>
         </w:rPr>
         <w:t>）一直延續到亞比雅的統治其間。亞比雅可能試圖重新統一南北國，這從他的演說中可以看出（</w:t>
       </w:r>
-      <w:hyperlink r:id="rId126">
-        <w:r>
-          <w:rPr>
-            <w:lang w:val="zh_TW" w:bidi="zh_TW"/>
-          </w:rPr>
-          <w:rPr>
-            <w:color w:val="0000EE"/>
-            <w:u w:val="single"/>
-          </w:rPr>
-          <w:t>13:5–12</w:t>
-        </w:r>
-      </w:hyperlink>
+      <w:r>
+        <w:rPr>
+          <w:lang w:val="zh_TW" w:bidi="zh_TW"/>
+        </w:rPr>
+        <w:t>13:5–12</w:t>
+      </w:r>
       <w:r>
         <w:rPr>
           <w:lang w:val="zh_TW" w:bidi="zh_TW"/>
         </w:rPr>
         <w:t>）。雙方士兵的龐大數目大致對應於大衛的人口普查（</w:t>
       </w:r>
-      <w:hyperlink r:id="rId127">
-        <w:r>
-          <w:rPr>
-            <w:lang w:val="zh_TW" w:bidi="zh_TW"/>
-          </w:rPr>
-          <w:rPr>
-            <w:color w:val="0000EE"/>
-            <w:u w:val="single"/>
-          </w:rPr>
-          <w:t>撒下24:9</w:t>
-        </w:r>
-      </w:hyperlink>
+      <w:r>
+        <w:rPr>
+          <w:lang w:val="zh_TW" w:bidi="zh_TW"/>
+        </w:rPr>
+        <w:t>撒下24:9</w:t>
+      </w:r>
       <w:r>
         <w:rPr>
           <w:lang w:val="zh_TW" w:bidi="zh_TW"/>
         </w:rPr>
         <w:t>）；以色列士兵的雙倍數量突顯出了神給猶大的幫助（</w:t>
       </w:r>
-      <w:hyperlink r:id="rId128">
-        <w:r>
-          <w:rPr>
-            <w:lang w:val="zh_TW" w:bidi="zh_TW"/>
-          </w:rPr>
-          <w:rPr>
-            <w:color w:val="0000EE"/>
-            <w:u w:val="single"/>
-          </w:rPr>
-          <w:t>代下13:14–19</w:t>
-        </w:r>
-      </w:hyperlink>
+      <w:r>
+        <w:rPr>
+          <w:lang w:val="zh_TW" w:bidi="zh_TW"/>
+        </w:rPr>
+        <w:t>代下13:14–19</w:t>
+      </w:r>
       <w:r>
         <w:rPr>
           <w:lang w:val="zh_TW" w:bidi="zh_TW"/>
@@ -7325,18 +6623,12 @@
         </w:rPr>
         <w:t>洗瑪臉山：叫這個名字的城鎮位於便雅憫的北部邊界（見</w:t>
       </w:r>
-      <w:hyperlink r:id="rId129">
-        <w:r>
-          <w:rPr>
-            <w:lang w:val="zh_TW" w:bidi="zh_TW"/>
-          </w:rPr>
-          <w:rPr>
-            <w:color w:val="0000EE"/>
-            <w:u w:val="single"/>
-          </w:rPr>
-          <w:t>書18:22</w:t>
-        </w:r>
-      </w:hyperlink>
+      <w:r>
+        <w:rPr>
+          <w:lang w:val="zh_TW" w:bidi="zh_TW"/>
+        </w:rPr>
+        <w:t>書18:22</w:t>
+      </w:r>
       <w:r>
         <w:rPr>
           <w:lang w:val="zh_TW" w:bidi="zh_TW"/>
@@ -7416,18 +6708,12 @@
         </w:rPr>
         <w:t>在獻素祭時需要用鹽（</w:t>
       </w:r>
-      <w:hyperlink r:id="rId130">
-        <w:r>
-          <w:rPr>
-            <w:lang w:val="zh_TW" w:bidi="zh_TW"/>
-          </w:rPr>
-          <w:rPr>
-            <w:color w:val="0000EE"/>
-            <w:u w:val="single"/>
-          </w:rPr>
-          <w:t>利2:13</w:t>
-        </w:r>
-      </w:hyperlink>
+      <w:r>
+        <w:rPr>
+          <w:lang w:val="zh_TW" w:bidi="zh_TW"/>
+        </w:rPr>
+        <w:t>利2:13</w:t>
+      </w:r>
       <w:r>
         <w:rPr>
           <w:lang w:val="zh_TW" w:bidi="zh_TW"/>
@@ -7530,18 +6816,12 @@
         </w:rPr>
         <w:t>亞比雅的演講就北方的叛亂提出了兩個重點：北方拒絕了唯一合法的王，並拒絕了唯一合法的敬拜場所。北方人叛亂，他驅逐了正統的祭司制度，這與「我們」（</w:t>
       </w:r>
-      <w:hyperlink r:id="rId131">
-        <w:r>
-          <w:rPr>
-            <w:lang w:val="zh_TW" w:bidi="zh_TW"/>
-          </w:rPr>
-          <w:rPr>
-            <w:color w:val="0000EE"/>
-            <w:u w:val="single"/>
-          </w:rPr>
-          <w:t>13:10</w:t>
-        </w:r>
-      </w:hyperlink>
+      <w:r>
+        <w:rPr>
+          <w:lang w:val="zh_TW" w:bidi="zh_TW"/>
+        </w:rPr>
+        <w:t>13:10</w:t>
+      </w:r>
       <w:r>
         <w:rPr>
           <w:lang w:val="zh_TW" w:bidi="zh_TW"/>
@@ -7596,18 +6876,12 @@
         </w:rPr>
         <w:t>亞比雅的演講顯示出他關心耶路撒冷敬拜的純潔性。列王紀的相關記載並未提及亞比雅的敬虔（</w:t>
       </w:r>
-      <w:hyperlink r:id="rId132">
-        <w:r>
-          <w:rPr>
-            <w:lang w:val="zh_TW" w:bidi="zh_TW"/>
-          </w:rPr>
-          <w:rPr>
-            <w:color w:val="0000EE"/>
-            <w:u w:val="single"/>
-          </w:rPr>
-          <w:t>王上15:3–4</w:t>
-        </w:r>
-      </w:hyperlink>
+      <w:r>
+        <w:rPr>
+          <w:lang w:val="zh_TW" w:bidi="zh_TW"/>
+        </w:rPr>
+        <w:t>王上15:3–4</w:t>
+      </w:r>
       <w:r>
         <w:rPr>
           <w:lang w:val="zh_TW" w:bidi="zh_TW"/>
@@ -7722,54 +6996,36 @@
         </w:rPr>
         <w:t>周圍的領土 （</w:t>
       </w:r>
-      <w:hyperlink r:id="rId133">
-        <w:r>
-          <w:rPr>
-            <w:lang w:val="zh_TW" w:bidi="zh_TW"/>
-          </w:rPr>
-          <w:rPr>
-            <w:color w:val="0000EE"/>
-            <w:u w:val="single"/>
-          </w:rPr>
-          <w:t>13:19</w:t>
-        </w:r>
-      </w:hyperlink>
+      <w:r>
+        <w:rPr>
+          <w:lang w:val="zh_TW" w:bidi="zh_TW"/>
+        </w:rPr>
+        <w:t>13:19</w:t>
+      </w:r>
       <w:r>
         <w:rPr>
           <w:lang w:val="zh_TW" w:bidi="zh_TW"/>
         </w:rPr>
         <w:t>）。這些位於猶大北部邊界山地的城邑與洗瑪臉 （</w:t>
       </w:r>
-      <w:hyperlink r:id="rId134">
-        <w:r>
-          <w:rPr>
-            <w:lang w:val="zh_TW" w:bidi="zh_TW"/>
-          </w:rPr>
-          <w:rPr>
-            <w:color w:val="0000EE"/>
-            <w:u w:val="single"/>
-          </w:rPr>
-          <w:t>13:4</w:t>
-        </w:r>
-      </w:hyperlink>
+      <w:r>
+        <w:rPr>
+          <w:lang w:val="zh_TW" w:bidi="zh_TW"/>
+        </w:rPr>
+        <w:t>13:4</w:t>
+      </w:r>
       <w:r>
         <w:rPr>
           <w:lang w:val="zh_TW" w:bidi="zh_TW"/>
         </w:rPr>
         <w:t>） 一起形成了一個地理單位（見</w:t>
       </w:r>
-      <w:hyperlink r:id="rId135">
-        <w:r>
-          <w:rPr>
-            <w:lang w:val="zh_TW" w:bidi="zh_TW"/>
-          </w:rPr>
-          <w:rPr>
-            <w:color w:val="0000EE"/>
-            <w:u w:val="single"/>
-          </w:rPr>
-          <w:t>書18:22–23</w:t>
-        </w:r>
-      </w:hyperlink>
+      <w:r>
+        <w:rPr>
+          <w:lang w:val="zh_TW" w:bidi="zh_TW"/>
+        </w:rPr>
+        <w:t>書18:22–23</w:t>
+      </w:r>
       <w:r>
         <w:rPr>
           <w:lang w:val="zh_TW" w:bidi="zh_TW"/>
@@ -7824,36 +7080,24 @@
         </w:rPr>
         <w:t>耶羅波安活得比亞比雅更久（見</w:t>
       </w:r>
-      <w:hyperlink r:id="rId136">
-        <w:r>
-          <w:rPr>
-            <w:lang w:val="zh_TW" w:bidi="zh_TW"/>
-          </w:rPr>
-          <w:rPr>
-            <w:color w:val="0000EE"/>
-            <w:u w:val="single"/>
-          </w:rPr>
-          <w:t>王上15:9</w:t>
-        </w:r>
-      </w:hyperlink>
+      <w:r>
+        <w:rPr>
+          <w:lang w:val="zh_TW" w:bidi="zh_TW"/>
+        </w:rPr>
+        <w:t>王上15:9</w:t>
+      </w:r>
       <w:r>
         <w:rPr>
           <w:lang w:val="zh_TW" w:bidi="zh_TW"/>
         </w:rPr>
         <w:t>）。他的死亡報告與他的戰敗一同出現，這是對敗戰戰士記錄的典型表現（見</w:t>
       </w:r>
-      <w:hyperlink r:id="rId137">
-        <w:r>
-          <w:rPr>
-            <w:lang w:val="zh_TW" w:bidi="zh_TW"/>
-          </w:rPr>
-          <w:rPr>
-            <w:color w:val="0000EE"/>
-            <w:u w:val="single"/>
-          </w:rPr>
-          <w:t>王下19:37</w:t>
-        </w:r>
-      </w:hyperlink>
+      <w:r>
+        <w:rPr>
+          <w:lang w:val="zh_TW" w:bidi="zh_TW"/>
+        </w:rPr>
+        <w:t>王下19:37</w:t>
+      </w:r>
       <w:r>
         <w:rPr>
           <w:lang w:val="zh_TW" w:bidi="zh_TW"/>
@@ -7964,36 +7208,24 @@
         </w:rPr>
         <w:t>在他統治初期，亞撒在猶大除掉外邦神的壇（</w:t>
       </w:r>
-      <w:hyperlink r:id="rId138">
-        <w:r>
-          <w:rPr>
-            <w:lang w:val="zh_TW" w:bidi="zh_TW"/>
-          </w:rPr>
-          <w:rPr>
-            <w:color w:val="0000EE"/>
-            <w:u w:val="single"/>
-          </w:rPr>
-          <w:t>14:5</w:t>
-        </w:r>
-      </w:hyperlink>
+      <w:r>
+        <w:rPr>
+          <w:lang w:val="zh_TW" w:bidi="zh_TW"/>
+        </w:rPr>
+        <w:t>14:5</w:t>
+      </w:r>
       <w:r>
         <w:rPr>
           <w:lang w:val="zh_TW" w:bidi="zh_TW"/>
         </w:rPr>
         <w:t>）。然而，他並未移除以色列的外邦邱壇 （</w:t>
       </w:r>
-      <w:hyperlink r:id="rId139">
-        <w:r>
-          <w:rPr>
-            <w:lang w:val="zh_TW" w:bidi="zh_TW"/>
-          </w:rPr>
-          <w:rPr>
-            <w:color w:val="0000EE"/>
-            <w:u w:val="single"/>
-          </w:rPr>
-          <w:t>15:17</w:t>
-        </w:r>
-      </w:hyperlink>
+      <w:r>
+        <w:rPr>
+          <w:lang w:val="zh_TW" w:bidi="zh_TW"/>
+        </w:rPr>
+        <w:t>15:17</w:t>
+      </w:r>
       <w:r>
         <w:rPr>
           <w:lang w:val="zh_TW" w:bidi="zh_TW"/>
@@ -8048,54 +7280,36 @@
         </w:rPr>
         <w:t>「尋求耶和華」這個片語是歷代志作者的復興公式；它既突出又批判了亞撒的統治（見</w:t>
       </w:r>
-      <w:hyperlink r:id="rId140">
-        <w:r>
-          <w:rPr>
-            <w:lang w:val="zh_TW" w:bidi="zh_TW"/>
-          </w:rPr>
-          <w:rPr>
-            <w:color w:val="0000EE"/>
-            <w:u w:val="single"/>
-          </w:rPr>
-          <w:t>15:2</w:t>
-        </w:r>
-      </w:hyperlink>
+      <w:r>
+        <w:rPr>
+          <w:lang w:val="zh_TW" w:bidi="zh_TW"/>
+        </w:rPr>
+        <w:t>15:2</w:t>
+      </w:r>
       <w:r>
         <w:rPr>
           <w:lang w:val="zh_TW" w:bidi="zh_TW"/>
         </w:rPr>
         <w:t>、</w:t>
       </w:r>
-      <w:hyperlink r:id="rId140">
-        <w:r>
-          <w:rPr>
-            <w:lang w:val="zh_TW" w:bidi="zh_TW"/>
-          </w:rPr>
-          <w:rPr>
-            <w:color w:val="0000EE"/>
-            <w:u w:val="single"/>
-          </w:rPr>
-          <w:t>12–13</w:t>
-        </w:r>
-      </w:hyperlink>
+      <w:r>
+        <w:rPr>
+          <w:lang w:val="zh_TW" w:bidi="zh_TW"/>
+        </w:rPr>
+        <w:t>12–13</w:t>
+      </w:r>
       <w:r>
         <w:rPr>
           <w:lang w:val="zh_TW" w:bidi="zh_TW"/>
         </w:rPr>
         <w:t>，</w:t>
       </w:r>
-      <w:hyperlink r:id="rId141">
-        <w:r>
-          <w:rPr>
-            <w:lang w:val="zh_TW" w:bidi="zh_TW"/>
-          </w:rPr>
-          <w:rPr>
-            <w:color w:val="0000EE"/>
-            <w:u w:val="single"/>
-          </w:rPr>
-          <w:t>16:12</w:t>
-        </w:r>
-      </w:hyperlink>
+      <w:r>
+        <w:rPr>
+          <w:lang w:val="zh_TW" w:bidi="zh_TW"/>
+        </w:rPr>
+        <w:t>16:12</w:t>
+      </w:r>
       <w:r>
         <w:rPr>
           <w:lang w:val="zh_TW" w:bidi="zh_TW"/>
@@ -8154,18 +7368,12 @@
         </w:rPr>
         <w:t>所羅門曾祈求耶和華當祂的百姓上戰場時垂聽他們的禱告（</w:t>
       </w:r>
-      <w:hyperlink r:id="rId142">
-        <w:r>
-          <w:rPr>
-            <w:lang w:val="zh_TW" w:bidi="zh_TW"/>
-          </w:rPr>
-          <w:rPr>
-            <w:color w:val="0000EE"/>
-            <w:u w:val="single"/>
-          </w:rPr>
-          <w:t>6:34</w:t>
-        </w:r>
-      </w:hyperlink>
+      <w:r>
+        <w:rPr>
+          <w:lang w:val="zh_TW" w:bidi="zh_TW"/>
+        </w:rPr>
+        <w:t>6:34</w:t>
+      </w:r>
       <w:r>
         <w:rPr>
           <w:lang w:val="zh_TW" w:bidi="zh_TW"/>
@@ -8190,72 +7398,48 @@
         </w:rPr>
         <w:t>衣索匹亞人（字面是「古實人」）可能指的是來自埃及南部（努比亞〔Nubia〕）或在亞喀巴（Aqabah）東北部的米甸地區的人（見</w:t>
       </w:r>
-      <w:hyperlink r:id="rId143">
-        <w:r>
-          <w:rPr>
-            <w:lang w:val="zh_TW" w:bidi="zh_TW"/>
-          </w:rPr>
-          <w:rPr>
-            <w:color w:val="0000EE"/>
-            <w:u w:val="single"/>
-          </w:rPr>
-          <w:t>民12:1</w:t>
-        </w:r>
-      </w:hyperlink>
+      <w:r>
+        <w:rPr>
+          <w:lang w:val="zh_TW" w:bidi="zh_TW"/>
+        </w:rPr>
+        <w:t>民12:1</w:t>
+      </w:r>
       <w:r>
         <w:rPr>
           <w:lang w:val="zh_TW" w:bidi="zh_TW"/>
         </w:rPr>
         <w:t>；</w:t>
       </w:r>
-      <w:hyperlink r:id="rId144">
-        <w:r>
-          <w:rPr>
-            <w:lang w:val="zh_TW" w:bidi="zh_TW"/>
-          </w:rPr>
-          <w:rPr>
-            <w:color w:val="0000EE"/>
-            <w:u w:val="single"/>
-          </w:rPr>
-          <w:t>哈3:7</w:t>
-        </w:r>
-      </w:hyperlink>
+      <w:r>
+        <w:rPr>
+          <w:lang w:val="zh_TW" w:bidi="zh_TW"/>
+        </w:rPr>
+        <w:t>哈3:7</w:t>
+      </w:r>
       <w:r>
         <w:rPr>
           <w:lang w:val="zh_TW" w:bidi="zh_TW"/>
         </w:rPr>
         <w:t>）。然而，在</w:t>
       </w:r>
-      <w:hyperlink r:id="rId145">
-        <w:r>
-          <w:rPr>
-            <w:lang w:val="zh_TW" w:bidi="zh_TW"/>
-          </w:rPr>
-          <w:rPr>
-            <w:color w:val="0000EE"/>
-            <w:u w:val="single"/>
-          </w:rPr>
-          <w:t>歷代志下十六章8節</w:t>
-        </w:r>
-      </w:hyperlink>
+      <w:r>
+        <w:rPr>
+          <w:lang w:val="zh_TW" w:bidi="zh_TW"/>
+        </w:rPr>
+        <w:t>歷代志下十六章8節</w:t>
+      </w:r>
       <w:r>
         <w:rPr>
           <w:lang w:val="zh_TW" w:bidi="zh_TW"/>
         </w:rPr>
         <w:t>中提到的路比人、戰鬥的規模（可與示撒對羅波安的戰役相比較，見</w:t>
       </w:r>
-      <w:hyperlink r:id="rId146">
-        <w:r>
-          <w:rPr>
-            <w:lang w:val="zh_TW" w:bidi="zh_TW"/>
-          </w:rPr>
-          <w:rPr>
-            <w:color w:val="0000EE"/>
-            <w:u w:val="single"/>
-          </w:rPr>
-          <w:t>12:3</w:t>
-        </w:r>
-      </w:hyperlink>
+      <w:r>
+        <w:rPr>
+          <w:lang w:val="zh_TW" w:bidi="zh_TW"/>
+        </w:rPr>
+        <w:t>12:3</w:t>
+      </w:r>
       <w:r>
         <w:rPr>
           <w:lang w:val="zh_TW" w:bidi="zh_TW"/>
@@ -8358,18 +7542,12 @@
         </w:rPr>
         <w:t>由於不認識神而導致的黑暗時代（參</w:t>
       </w:r>
-      <w:hyperlink r:id="rId147">
-        <w:r>
-          <w:rPr>
-            <w:lang w:val="zh_TW" w:bidi="zh_TW"/>
-          </w:rPr>
-          <w:rPr>
-            <w:color w:val="0000EE"/>
-            <w:u w:val="single"/>
-          </w:rPr>
-          <w:t>何3:4–5</w:t>
-        </w:r>
-      </w:hyperlink>
+      <w:r>
+        <w:rPr>
+          <w:lang w:val="zh_TW" w:bidi="zh_TW"/>
+        </w:rPr>
+        <w:t>何3:4–5</w:t>
+      </w:r>
       <w:r>
         <w:rPr>
           <w:lang w:val="zh_TW" w:bidi="zh_TW"/>
@@ -8430,36 +7608,24 @@
         </w:rPr>
         <w:t>：參</w:t>
       </w:r>
-      <w:hyperlink r:id="rId148">
-        <w:r>
-          <w:rPr>
-            <w:lang w:val="zh_TW" w:bidi="zh_TW"/>
-          </w:rPr>
-          <w:rPr>
-            <w:color w:val="0000EE"/>
-            <w:u w:val="single"/>
-          </w:rPr>
-          <w:t>士師記五章6至8節</w:t>
-        </w:r>
-      </w:hyperlink>
+      <w:r>
+        <w:rPr>
+          <w:lang w:val="zh_TW" w:bidi="zh_TW"/>
+        </w:rPr>
+        <w:t>士師記五章6至8節</w:t>
+      </w:r>
       <w:r>
         <w:rPr>
           <w:lang w:val="zh_TW" w:bidi="zh_TW"/>
         </w:rPr>
         <w:t>；</w:t>
       </w:r>
-      <w:hyperlink r:id="rId149">
-        <w:r>
-          <w:rPr>
-            <w:lang w:val="zh_TW" w:bidi="zh_TW"/>
-          </w:rPr>
-          <w:rPr>
-            <w:color w:val="0000EE"/>
-            <w:u w:val="single"/>
-          </w:rPr>
-          <w:t>撒迦利亞書八章10節</w:t>
-        </w:r>
-      </w:hyperlink>
+      <w:r>
+        <w:rPr>
+          <w:lang w:val="zh_TW" w:bidi="zh_TW"/>
+        </w:rPr>
+        <w:t>撒迦利亞書八章10節</w:t>
+      </w:r>
       <w:r>
         <w:rPr>
           <w:lang w:val="zh_TW" w:bidi="zh_TW"/>
@@ -8514,72 +7680,48 @@
         </w:rPr>
         <w:t>「當剛強壯膽」的勸勉是逐字引用摩西和約書亞在以色列人初次進入應許之地時所給予的勸勉（</w:t>
       </w:r>
-      <w:hyperlink r:id="rId150">
-        <w:r>
-          <w:rPr>
-            <w:lang w:val="zh_TW" w:bidi="zh_TW"/>
-          </w:rPr>
-          <w:rPr>
-            <w:color w:val="0000EE"/>
-            <w:u w:val="single"/>
-          </w:rPr>
-          <w:t>申31:6–7</w:t>
-        </w:r>
-      </w:hyperlink>
+      <w:r>
+        <w:rPr>
+          <w:lang w:val="zh_TW" w:bidi="zh_TW"/>
+        </w:rPr>
+        <w:t>申31:6–7</w:t>
+      </w:r>
       <w:r>
         <w:rPr>
           <w:lang w:val="zh_TW" w:bidi="zh_TW"/>
         </w:rPr>
         <w:t>；</w:t>
       </w:r>
-      <w:hyperlink r:id="rId151">
-        <w:r>
-          <w:rPr>
-            <w:lang w:val="zh_TW" w:bidi="zh_TW"/>
-          </w:rPr>
-          <w:rPr>
-            <w:color w:val="0000EE"/>
-            <w:u w:val="single"/>
-          </w:rPr>
-          <w:t>書1:6</w:t>
-        </w:r>
-      </w:hyperlink>
+      <w:r>
+        <w:rPr>
+          <w:lang w:val="zh_TW" w:bidi="zh_TW"/>
+        </w:rPr>
+        <w:t>書1:6</w:t>
+      </w:r>
       <w:r>
         <w:rPr>
           <w:lang w:val="zh_TW" w:bidi="zh_TW"/>
         </w:rPr>
         <w:t>、</w:t>
       </w:r>
-      <w:hyperlink r:id="rId152">
-        <w:r>
-          <w:rPr>
-            <w:lang w:val="zh_TW" w:bidi="zh_TW"/>
-          </w:rPr>
-          <w:rPr>
-            <w:color w:val="0000EE"/>
-            <w:u w:val="single"/>
-          </w:rPr>
-          <w:t>9</w:t>
-        </w:r>
-      </w:hyperlink>
+      <w:r>
+        <w:rPr>
+          <w:lang w:val="zh_TW" w:bidi="zh_TW"/>
+        </w:rPr>
+        <w:t>9</w:t>
+      </w:r>
       <w:r>
         <w:rPr>
           <w:lang w:val="zh_TW" w:bidi="zh_TW"/>
         </w:rPr>
         <w:t>、</w:t>
       </w:r>
-      <w:hyperlink r:id="rId153">
-        <w:r>
-          <w:rPr>
-            <w:lang w:val="zh_TW" w:bidi="zh_TW"/>
-          </w:rPr>
-          <w:rPr>
-            <w:color w:val="0000EE"/>
-            <w:u w:val="single"/>
-          </w:rPr>
-          <w:t>18</w:t>
-        </w:r>
-      </w:hyperlink>
+      <w:r>
+        <w:rPr>
+          <w:lang w:val="zh_TW" w:bidi="zh_TW"/>
+        </w:rPr>
+        <w:t>18</w:t>
+      </w:r>
       <w:r>
         <w:rPr>
           <w:lang w:val="zh_TW" w:bidi="zh_TW"/>
@@ -8634,36 +7776,24 @@
         </w:rPr>
         <w:t>他在以法蓮山區所佔領的城镇是他與巴沙的戰爭中征服的那些城鎮（</w:t>
       </w:r>
-      <w:hyperlink r:id="rId154">
-        <w:r>
-          <w:rPr>
-            <w:lang w:val="zh_TW" w:bidi="zh_TW"/>
-          </w:rPr>
-          <w:rPr>
-            <w:color w:val="0000EE"/>
-            <w:u w:val="single"/>
-          </w:rPr>
-          <w:t>16:1</w:t>
-        </w:r>
-      </w:hyperlink>
+      <w:r>
+        <w:rPr>
+          <w:lang w:val="zh_TW" w:bidi="zh_TW"/>
+        </w:rPr>
+        <w:t>16:1</w:t>
+      </w:r>
       <w:r>
         <w:rPr>
           <w:lang w:val="zh_TW" w:bidi="zh_TW"/>
         </w:rPr>
         <w:t>）。巴沙和亞撒之間有持續的戰爭（見</w:t>
       </w:r>
-      <w:hyperlink r:id="rId155">
-        <w:r>
-          <w:rPr>
-            <w:lang w:val="zh_TW" w:bidi="zh_TW"/>
-          </w:rPr>
-          <w:rPr>
-            <w:color w:val="0000EE"/>
-            <w:u w:val="single"/>
-          </w:rPr>
-          <w:t>王上15:16</w:t>
-        </w:r>
-      </w:hyperlink>
+      <w:r>
+        <w:rPr>
+          <w:lang w:val="zh_TW" w:bidi="zh_TW"/>
+        </w:rPr>
+        <w:t>王上15:16</w:t>
+      </w:r>
       <w:r>
         <w:rPr>
           <w:lang w:val="zh_TW" w:bidi="zh_TW"/>
@@ -8718,36 +7848,24 @@
         </w:rPr>
         <w:t>歷代志的作者描述亞撒的反應與先知的勸勉完全一致，但亞撒的具體行動卻遠遠超出了先知的一般指示。亞撒一聽到先知的話語，就鼓起勇氣開始全面改革，首先是除去再次肆虐這地的可憎偶像（見</w:t>
       </w:r>
-      <w:hyperlink r:id="rId138">
-        <w:r>
-          <w:rPr>
-            <w:lang w:val="zh_TW" w:bidi="zh_TW"/>
-          </w:rPr>
-          <w:rPr>
-            <w:color w:val="0000EE"/>
-            <w:u w:val="single"/>
-          </w:rPr>
-          <w:t>14:5</w:t>
-        </w:r>
-      </w:hyperlink>
+      <w:r>
+        <w:rPr>
+          <w:lang w:val="zh_TW" w:bidi="zh_TW"/>
+        </w:rPr>
+        <w:t>14:5</w:t>
+      </w:r>
       <w:r>
         <w:rPr>
           <w:lang w:val="zh_TW" w:bidi="zh_TW"/>
         </w:rPr>
         <w:t>）。對神的完全信靠贏得了對抗古實人的戰爭，而約的全面更新給應許之地帶來了安息（</w:t>
       </w:r>
-      <w:hyperlink r:id="rId156">
-        <w:r>
-          <w:rPr>
-            <w:lang w:val="zh_TW" w:bidi="zh_TW"/>
-          </w:rPr>
-          <w:rPr>
-            <w:color w:val="0000EE"/>
-            <w:u w:val="single"/>
-          </w:rPr>
-          <w:t>15:15</w:t>
-        </w:r>
-      </w:hyperlink>
+      <w:r>
+        <w:rPr>
+          <w:lang w:val="zh_TW" w:bidi="zh_TW"/>
+        </w:rPr>
+        <w:t>15:15</w:t>
+      </w:r>
       <w:r>
         <w:rPr>
           <w:lang w:val="zh_TW" w:bidi="zh_TW"/>
@@ -8806,18 +7924,12 @@
         </w:rPr>
         <w:t>以法蓮人、瑪拿西人：歷代志的作者總是將北方的支派包括在他的靈性改革記錄中（參</w:t>
       </w:r>
-      <w:hyperlink r:id="rId157">
-        <w:r>
-          <w:rPr>
-            <w:lang w:val="zh_TW" w:bidi="zh_TW"/>
-          </w:rPr>
-          <w:rPr>
-            <w:color w:val="0000EE"/>
-            <w:u w:val="single"/>
-          </w:rPr>
-          <w:t>30:1–11</w:t>
-        </w:r>
-      </w:hyperlink>
+      <w:r>
+        <w:rPr>
+          <w:lang w:val="zh_TW" w:bidi="zh_TW"/>
+        </w:rPr>
+        <w:t>30:1–11</w:t>
+      </w:r>
       <w:r>
         <w:rPr>
           <w:lang w:val="zh_TW" w:bidi="zh_TW"/>
@@ -8890,36 +8002,24 @@
         </w:rPr>
         <w:t>在第三個月所舉行的更新盟約儀式，很可能是在收割節（五旬節）期間舉行的。這個盛大的節日吸引了所有周邊地區的人前往聖殿。對約的不忠被視為叛國罪，並處以最嚴厲的懲罰（</w:t>
       </w:r>
-      <w:hyperlink r:id="rId158">
-        <w:r>
-          <w:rPr>
-            <w:lang w:val="zh_TW" w:bidi="zh_TW"/>
-          </w:rPr>
-          <w:rPr>
-            <w:color w:val="0000EE"/>
-            <w:u w:val="single"/>
-          </w:rPr>
-          <w:t>申17:2–7</w:t>
-        </w:r>
-      </w:hyperlink>
+      <w:r>
+        <w:rPr>
+          <w:lang w:val="zh_TW" w:bidi="zh_TW"/>
+        </w:rPr>
+        <w:t>申17:2–7</w:t>
+      </w:r>
       <w:r>
         <w:rPr>
           <w:lang w:val="zh_TW" w:bidi="zh_TW"/>
         </w:rPr>
         <w:t>）。這些獻上的祭物是戰勝謝拉後所得的供物（</w:t>
       </w:r>
-      <w:hyperlink r:id="rId159">
-        <w:r>
-          <w:rPr>
-            <w:lang w:val="zh_TW" w:bidi="zh_TW"/>
-          </w:rPr>
-          <w:rPr>
-            <w:color w:val="0000EE"/>
-            <w:u w:val="single"/>
-          </w:rPr>
-          <w:t>代下14:15</w:t>
-        </w:r>
-      </w:hyperlink>
+      <w:r>
+        <w:rPr>
+          <w:lang w:val="zh_TW" w:bidi="zh_TW"/>
+        </w:rPr>
+        <w:t>代下14:15</w:t>
+      </w:r>
       <w:r>
         <w:rPr>
           <w:lang w:val="zh_TW" w:bidi="zh_TW"/>
@@ -9040,18 +8140,12 @@
         </w:rPr>
         <w:t>「母親」這個詞可以泛指任何女性祖先。見</w:t>
       </w:r>
-      <w:hyperlink r:id="rId160">
-        <w:r>
-          <w:rPr>
-            <w:lang w:val="zh_TW" w:bidi="zh_TW"/>
-          </w:rPr>
-          <w:rPr>
-            <w:color w:val="0000EE"/>
-            <w:u w:val="single"/>
-          </w:rPr>
-          <w:t>十一章20節</w:t>
-        </w:r>
-      </w:hyperlink>
+      <w:r>
+        <w:rPr>
+          <w:lang w:val="zh_TW" w:bidi="zh_TW"/>
+        </w:rPr>
+        <w:t>十一章20節</w:t>
+      </w:r>
       <w:r>
         <w:rPr>
           <w:lang w:val="zh_TW" w:bidi="zh_TW"/>
@@ -9141,42 +8235,24 @@
         </w:rPr>
         <w:t>。大多數翻譯，包括許多英文譯本，都加上了「再」來幫助表達可能的意思。但如果「沒有戰爭」是更好的讀法，那麼第三十五年可能是指自南北國分裂後的第三十五年。這大概是在古實人謝拉入侵猶大並被亞撒擊敗的時候（</w:t>
       </w:r>
-      <w:hyperlink r:id="rId161">
-        <w:r>
-          <w:rPr>
-            <w:lang w:val="zh_TW" w:bidi="zh_TW"/>
-          </w:rPr>
-          <w:rPr>
-            <w:color w:val="0000EE"/>
-            <w:u w:val="single"/>
-          </w:rPr>
-          <w:t>十四9</w:t>
-        </w:r>
-      </w:hyperlink>
-      <w:hyperlink r:id="rId158">
-        <w:r>
-          <w:rPr>
-            <w:lang w:val="zh_TW" w:bidi="zh_TW"/>
-          </w:rPr>
-          <w:rPr>
-            <w:color w:val="0000EE"/>
-            <w:u w:val="single"/>
-          </w:rPr>
-          <w:t>-</w:t>
-        </w:r>
-      </w:hyperlink>
-      <w:hyperlink r:id="rId161">
-        <w:r>
-          <w:rPr>
-            <w:lang w:val="zh_TW" w:bidi="zh_TW"/>
-          </w:rPr>
-          <w:rPr>
-            <w:color w:val="0000EE"/>
-            <w:u w:val="single"/>
-          </w:rPr>
-          <w:t>15</w:t>
-        </w:r>
-      </w:hyperlink>
+      <w:r>
+        <w:rPr>
+          <w:lang w:val="zh_TW" w:bidi="zh_TW"/>
+        </w:rPr>
+        <w:t>十四9</w:t>
+      </w:r>
+      <w:r>
+        <w:rPr>
+          <w:lang w:val="zh_TW" w:bidi="zh_TW"/>
+        </w:rPr>
+        <w:t>-</w:t>
+      </w:r>
+      <w:r>
+        <w:rPr>
+          <w:lang w:val="zh_TW" w:bidi="zh_TW"/>
+        </w:rPr>
+        <w:t>15</w:t>
+      </w:r>
       <w:r>
         <w:rPr>
           <w:lang w:val="zh_TW" w:bidi="zh_TW"/>
@@ -9213,108 +8289,72 @@
         </w:rPr>
         <w:t>歷代志作者在他的記述中插入了時間順序的註釋，將亞撒的統治分為幾個不同時期，顯示出他所做的決策帶來的後果（見</w:t>
       </w:r>
-      <w:hyperlink r:id="rId162">
-        <w:r>
-          <w:rPr>
-            <w:lang w:val="zh_TW" w:bidi="zh_TW"/>
-          </w:rPr>
-          <w:rPr>
-            <w:color w:val="0000EE"/>
-            <w:u w:val="single"/>
-          </w:rPr>
-          <w:t>14:1</w:t>
-        </w:r>
-      </w:hyperlink>
+      <w:r>
+        <w:rPr>
+          <w:lang w:val="zh_TW" w:bidi="zh_TW"/>
+        </w:rPr>
+        <w:t>14:1</w:t>
+      </w:r>
       <w:r>
         <w:rPr>
           <w:lang w:val="zh_TW" w:bidi="zh_TW"/>
         </w:rPr>
         <w:t>，</w:t>
       </w:r>
-      <w:hyperlink r:id="rId163">
-        <w:r>
-          <w:rPr>
-            <w:lang w:val="zh_TW" w:bidi="zh_TW"/>
-          </w:rPr>
-          <w:rPr>
-            <w:color w:val="0000EE"/>
-            <w:u w:val="single"/>
-          </w:rPr>
-          <w:t>15:10</w:t>
-        </w:r>
-      </w:hyperlink>
+      <w:r>
+        <w:rPr>
+          <w:lang w:val="zh_TW" w:bidi="zh_TW"/>
+        </w:rPr>
+        <w:t>15:10</w:t>
+      </w:r>
       <w:r>
         <w:rPr>
           <w:lang w:val="zh_TW" w:bidi="zh_TW"/>
         </w:rPr>
         <w:t>，</w:t>
       </w:r>
-      <w:hyperlink r:id="rId154">
-        <w:r>
-          <w:rPr>
-            <w:lang w:val="zh_TW" w:bidi="zh_TW"/>
-          </w:rPr>
-          <w:rPr>
-            <w:color w:val="0000EE"/>
-            <w:u w:val="single"/>
-          </w:rPr>
-          <w:t>16:1</w:t>
-        </w:r>
-      </w:hyperlink>
+      <w:r>
+        <w:rPr>
+          <w:lang w:val="zh_TW" w:bidi="zh_TW"/>
+        </w:rPr>
+        <w:t>16:1</w:t>
+      </w:r>
       <w:r>
         <w:rPr>
           <w:lang w:val="zh_TW" w:bidi="zh_TW"/>
         </w:rPr>
         <w:t>、</w:t>
       </w:r>
-      <w:hyperlink r:id="rId141">
-        <w:r>
-          <w:rPr>
-            <w:lang w:val="zh_TW" w:bidi="zh_TW"/>
-          </w:rPr>
-          <w:rPr>
-            <w:color w:val="0000EE"/>
-            <w:u w:val="single"/>
-          </w:rPr>
-          <w:t>12</w:t>
-        </w:r>
-      </w:hyperlink>
+      <w:r>
+        <w:rPr>
+          <w:lang w:val="zh_TW" w:bidi="zh_TW"/>
+        </w:rPr>
+        <w:t>12</w:t>
+      </w:r>
       <w:r>
         <w:rPr>
           <w:lang w:val="zh_TW" w:bidi="zh_TW"/>
         </w:rPr>
         <w:t>、</w:t>
       </w:r>
-      <w:hyperlink r:id="rId164">
-        <w:r>
-          <w:rPr>
-            <w:lang w:val="zh_TW" w:bidi="zh_TW"/>
-          </w:rPr>
-          <w:rPr>
-            <w:color w:val="0000EE"/>
-            <w:u w:val="single"/>
-          </w:rPr>
-          <w:t>13</w:t>
-        </w:r>
-      </w:hyperlink>
+      <w:r>
+        <w:rPr>
+          <w:lang w:val="zh_TW" w:bidi="zh_TW"/>
+        </w:rPr>
+        <w:t>13</w:t>
+      </w:r>
       <w:r>
         <w:rPr>
           <w:lang w:val="zh_TW" w:bidi="zh_TW"/>
         </w:rPr>
         <w:t>）。早期他與北方的戰爭被視為對那個時期是無關緊要的，儘管歷代志的作者完全知道這些戰爭（見</w:t>
       </w:r>
-      <w:hyperlink r:id="rId165">
-        <w:r>
-          <w:rPr>
-            <w:lang w:val="zh_TW" w:bidi="zh_TW"/>
-          </w:rPr>
-          <w:rPr>
-            <w:color w:val="0000EE"/>
-            <w:u w:val="single"/>
-          </w:rPr>
-          <w:t>15:8</w:t>
-        </w:r>
-      </w:hyperlink>
+      <w:r>
+        <w:rPr>
+          <w:lang w:val="zh_TW" w:bidi="zh_TW"/>
+        </w:rPr>
+        <w:t>15:8</w:t>
+      </w:r>
       <w:r>
         <w:rPr>
           <w:lang w:val="zh_TW" w:bidi="zh_TW"/>
@@ -9379,36 +8419,24 @@
         </w:rPr>
         <w:t>：根據列王紀，巴沙王（公元前909至886年）在亞撒在位的第二十六年去世（</w:t>
       </w:r>
-      <w:hyperlink r:id="rId166">
-        <w:r>
-          <w:rPr>
-            <w:lang w:val="zh_TW" w:bidi="zh_TW"/>
-          </w:rPr>
-          <w:rPr>
-            <w:color w:val="0000EE"/>
-            <w:u w:val="single"/>
-          </w:rPr>
-          <w:t>王上16:8</w:t>
-        </w:r>
-      </w:hyperlink>
+      <w:r>
+        <w:rPr>
+          <w:lang w:val="zh_TW" w:bidi="zh_TW"/>
+        </w:rPr>
+        <w:t>王上16:8</w:t>
+      </w:r>
       <w:r>
         <w:rPr>
           <w:lang w:val="zh_TW" w:bidi="zh_TW"/>
         </w:rPr>
         <w:t>）。一種解釋是歷代志的文本可能包含傳抄錯誤，應該改為第十五和第十六年（約公元前895年），而不是第三十五（</w:t>
       </w:r>
-      <w:hyperlink r:id="rId167">
-        <w:r>
-          <w:rPr>
-            <w:lang w:val="zh_TW" w:bidi="zh_TW"/>
-          </w:rPr>
-          <w:rPr>
-            <w:color w:val="0000EE"/>
-            <w:u w:val="single"/>
-          </w:rPr>
-          <w:t>代下15:19</w:t>
-        </w:r>
-      </w:hyperlink>
+      <w:r>
+        <w:rPr>
+          <w:lang w:val="zh_TW" w:bidi="zh_TW"/>
+        </w:rPr>
+        <w:t>代下15:19</w:t>
+      </w:r>
       <w:r>
         <w:rPr>
           <w:lang w:val="zh_TW" w:bidi="zh_TW"/>
@@ -9446,36 +8474,24 @@
         </w:rPr>
         <w:t>拉瑪位於耶路撒冷以北五英里之處，靠近迦巴和米斯巴（見</w:t>
       </w:r>
-      <w:hyperlink r:id="rId168">
-        <w:r>
-          <w:rPr>
-            <w:lang w:val="zh_TW" w:bidi="zh_TW"/>
-          </w:rPr>
-          <w:rPr>
-            <w:color w:val="0000EE"/>
-            <w:u w:val="single"/>
-          </w:rPr>
-          <w:t>16:6</w:t>
-        </w:r>
-      </w:hyperlink>
+      <w:r>
+        <w:rPr>
+          <w:lang w:val="zh_TW" w:bidi="zh_TW"/>
+        </w:rPr>
+        <w:t>16:6</w:t>
+      </w:r>
       <w:r>
         <w:rPr>
           <w:lang w:val="zh_TW" w:bidi="zh_TW"/>
         </w:rPr>
         <w:t>）。巴沙王將北國以色列擴展到便雅憫的領土深處，在亞比雅獲勝後不久就將重要的領土與猶大分隔開來（</w:t>
       </w:r>
-      <w:hyperlink r:id="rId133">
-        <w:r>
-          <w:rPr>
-            <w:lang w:val="zh_TW" w:bidi="zh_TW"/>
-          </w:rPr>
-          <w:rPr>
-            <w:color w:val="0000EE"/>
-            <w:u w:val="single"/>
-          </w:rPr>
-          <w:t>13:19</w:t>
-        </w:r>
-      </w:hyperlink>
+      <w:r>
+        <w:rPr>
+          <w:lang w:val="zh_TW" w:bidi="zh_TW"/>
+        </w:rPr>
+        <w:t>13:19</w:t>
+      </w:r>
       <w:r>
         <w:rPr>
           <w:lang w:val="zh_TW" w:bidi="zh_TW"/>
@@ -9630,18 +8646,12 @@
         </w:rPr>
         <w:t>亞蘭王便‧哈達 （</w:t>
       </w:r>
-      <w:hyperlink r:id="rId169">
-        <w:r>
-          <w:rPr>
-            <w:lang w:val="zh_TW" w:bidi="zh_TW"/>
-          </w:rPr>
-          <w:rPr>
-            <w:color w:val="0000EE"/>
-            <w:u w:val="single"/>
-          </w:rPr>
-          <w:t>16:2</w:t>
-        </w:r>
-      </w:hyperlink>
+      <w:r>
+        <w:rPr>
+          <w:lang w:val="zh_TW" w:bidi="zh_TW"/>
+        </w:rPr>
+        <w:t>16:2</w:t>
+      </w:r>
       <w:r>
         <w:rPr>
           <w:lang w:val="zh_TW" w:bidi="zh_TW"/>
@@ -9799,36 +8809,24 @@
         </w:rPr>
         <w:t>先見哈拿尼向亞撒宣告，由於他的不順服，他將從此遭遇戰爭。這個審判與亞撒早先戰勝謝拉形成了鮮明的對比，當時情勢不利於他，但他信靠主（</w:t>
       </w:r>
-      <w:hyperlink r:id="rId170">
-        <w:r>
-          <w:rPr>
-            <w:lang w:val="zh_TW" w:bidi="zh_TW"/>
-          </w:rPr>
-          <w:rPr>
-            <w:color w:val="0000EE"/>
-            <w:u w:val="single"/>
-          </w:rPr>
-          <w:t>14:9–13</w:t>
-        </w:r>
-      </w:hyperlink>
+      <w:r>
+        <w:rPr>
+          <w:lang w:val="zh_TW" w:bidi="zh_TW"/>
+        </w:rPr>
+        <w:t>14:9–13</w:t>
+      </w:r>
       <w:r>
         <w:rPr>
           <w:lang w:val="zh_TW" w:bidi="zh_TW"/>
         </w:rPr>
         <w:t>）。正如亞撒之前倚靠耶和華為這片地帶來了和平（</w:t>
       </w:r>
-      <w:hyperlink r:id="rId138">
-        <w:r>
-          <w:rPr>
-            <w:lang w:val="zh_TW" w:bidi="zh_TW"/>
-          </w:rPr>
-          <w:rPr>
-            <w:color w:val="0000EE"/>
-            <w:u w:val="single"/>
-          </w:rPr>
-          <w:t>14:5</w:t>
-        </w:r>
-      </w:hyperlink>
+      <w:r>
+        <w:rPr>
+          <w:lang w:val="zh_TW" w:bidi="zh_TW"/>
+        </w:rPr>
+        <w:t>14:5</w:t>
+      </w:r>
       <w:r>
         <w:rPr>
           <w:lang w:val="zh_TW" w:bidi="zh_TW"/>
@@ -9931,36 +8929,24 @@
         </w:rPr>
         <w:t>疾病常被視為對罪的懲罰（見</w:t>
       </w:r>
-      <w:hyperlink r:id="rId171">
-        <w:r>
-          <w:rPr>
-            <w:lang w:val="zh_TW" w:bidi="zh_TW"/>
-          </w:rPr>
-          <w:rPr>
-            <w:color w:val="0000EE"/>
-            <w:u w:val="single"/>
-          </w:rPr>
-          <w:t>21:18–19</w:t>
-        </w:r>
-      </w:hyperlink>
+      <w:r>
+        <w:rPr>
+          <w:lang w:val="zh_TW" w:bidi="zh_TW"/>
+        </w:rPr>
+        <w:t>21:18–19</w:t>
+      </w:r>
       <w:r>
         <w:rPr>
           <w:lang w:val="zh_TW" w:bidi="zh_TW"/>
         </w:rPr>
         <w:t>，</w:t>
       </w:r>
-      <w:hyperlink r:id="rId172">
-        <w:r>
-          <w:rPr>
-            <w:lang w:val="zh_TW" w:bidi="zh_TW"/>
-          </w:rPr>
-          <w:rPr>
-            <w:color w:val="0000EE"/>
-            <w:u w:val="single"/>
-          </w:rPr>
-          <w:t>26:20</w:t>
-        </w:r>
-      </w:hyperlink>
+      <w:r>
+        <w:rPr>
+          <w:lang w:val="zh_TW" w:bidi="zh_TW"/>
+        </w:rPr>
+        <w:t>26:20</w:t>
+      </w:r>
       <w:r>
         <w:rPr>
           <w:lang w:val="zh_TW" w:bidi="zh_TW"/>
@@ -10037,18 +9023,12 @@
         </w:rPr>
         <w:t>除了在歷代志和耶利米書（參</w:t>
       </w:r>
-      <w:hyperlink r:id="rId173">
-        <w:r>
-          <w:rPr>
-            <w:lang w:val="zh_TW" w:bidi="zh_TW"/>
-          </w:rPr>
-          <w:rPr>
-            <w:color w:val="0000EE"/>
-            <w:u w:val="single"/>
-          </w:rPr>
-          <w:t>耶34:5</w:t>
-        </w:r>
-      </w:hyperlink>
+      <w:r>
+        <w:rPr>
+          <w:lang w:val="zh_TW" w:bidi="zh_TW"/>
+        </w:rPr>
+        <w:t>耶34:5</w:t>
+      </w:r>
       <w:r>
         <w:rPr>
           <w:lang w:val="zh_TW" w:bidi="zh_TW"/>
@@ -10125,18 +9105,12 @@
         </w:rPr>
         <w:t>亞撒統治的最後幾年以戰爭和壓迫為特徵，因此約沙法需要在猶大內部鞏固權力以恢復和平和穩定。亞撒在位的時期以色列一直是敵人，但約沙法很快與亞哈結成聯盟（</w:t>
       </w:r>
-      <w:hyperlink r:id="rId174">
-        <w:r>
-          <w:rPr>
-            <w:lang w:val="zh_TW" w:bidi="zh_TW"/>
-          </w:rPr>
-          <w:rPr>
-            <w:color w:val="0000EE"/>
-            <w:u w:val="single"/>
-          </w:rPr>
-          <w:t>18:1–2</w:t>
-        </w:r>
-      </w:hyperlink>
+      <w:r>
+        <w:rPr>
+          <w:lang w:val="zh_TW" w:bidi="zh_TW"/>
+        </w:rPr>
+        <w:t>18:1–2</w:t>
+      </w:r>
       <w:r>
         <w:rPr>
           <w:lang w:val="zh_TW" w:bidi="zh_TW"/>
@@ -10191,18 +9165,12 @@
         </w:rPr>
         <w:t>歷代志的作者首次將猶大的敬拜與北國以色列的敬拜進行比較，顯示出他意識到來自泰爾的巴力崇拜已經被引入到北國的敬拜中（見</w:t>
       </w:r>
-      <w:hyperlink r:id="rId175">
-        <w:r>
-          <w:rPr>
-            <w:lang w:val="zh_TW" w:bidi="zh_TW"/>
-          </w:rPr>
-          <w:rPr>
-            <w:color w:val="0000EE"/>
-            <w:u w:val="single"/>
-          </w:rPr>
-          <w:t>王上16:31–32</w:t>
-        </w:r>
-      </w:hyperlink>
+      <w:r>
+        <w:rPr>
+          <w:lang w:val="zh_TW" w:bidi="zh_TW"/>
+        </w:rPr>
+        <w:t>王上16:31–32</w:t>
+      </w:r>
       <w:r>
         <w:rPr>
           <w:lang w:val="zh_TW" w:bidi="zh_TW"/>
@@ -10257,54 +9225,36 @@
         </w:rPr>
         <w:t>翻譯為禮物的這個字通常譯為「貢品」，例如征服的國王要求其附庸國提供的貢品（例如</w:t>
       </w:r>
-      <w:hyperlink r:id="rId176">
-        <w:r>
-          <w:rPr>
-            <w:lang w:val="zh_TW" w:bidi="zh_TW"/>
-          </w:rPr>
-          <w:rPr>
-            <w:color w:val="0000EE"/>
-            <w:u w:val="single"/>
-          </w:rPr>
-          <w:t>士3:15–18</w:t>
-        </w:r>
-      </w:hyperlink>
+      <w:r>
+        <w:rPr>
+          <w:lang w:val="zh_TW" w:bidi="zh_TW"/>
+        </w:rPr>
+        <w:t>士3:15–18</w:t>
+      </w:r>
       <w:r>
         <w:rPr>
           <w:lang w:val="zh_TW" w:bidi="zh_TW"/>
         </w:rPr>
         <w:t>），但在此處並不是指強迫的貢品。猶大百姓自願使約沙法非常富有。與烏西雅（</w:t>
       </w:r>
-      <w:hyperlink r:id="rId177">
-        <w:r>
-          <w:rPr>
-            <w:lang w:val="zh_TW" w:bidi="zh_TW"/>
-          </w:rPr>
-          <w:rPr>
-            <w:color w:val="0000EE"/>
-            <w:u w:val="single"/>
-          </w:rPr>
-          <w:t>代下26:16</w:t>
-        </w:r>
-      </w:hyperlink>
+      <w:r>
+        <w:rPr>
+          <w:lang w:val="zh_TW" w:bidi="zh_TW"/>
+        </w:rPr>
+        <w:t>代下26:16</w:t>
+      </w:r>
       <w:r>
         <w:rPr>
           <w:lang w:val="zh_TW" w:bidi="zh_TW"/>
         </w:rPr>
         <w:t>）和希西家（</w:t>
       </w:r>
-      <w:hyperlink r:id="rId178">
-        <w:r>
-          <w:rPr>
-            <w:lang w:val="zh_TW" w:bidi="zh_TW"/>
-          </w:rPr>
-          <w:rPr>
-            <w:color w:val="0000EE"/>
-            <w:u w:val="single"/>
-          </w:rPr>
-          <w:t>32:25</w:t>
-        </w:r>
-      </w:hyperlink>
+      <w:r>
+        <w:rPr>
+          <w:lang w:val="zh_TW" w:bidi="zh_TW"/>
+        </w:rPr>
+        <w:t>32:25</w:t>
+      </w:r>
       <w:r>
         <w:rPr>
           <w:lang w:val="zh_TW" w:bidi="zh_TW"/>
@@ -10363,36 +9313,24 @@
         </w:rPr>
         <w:t>約沙法履行耶和華要百姓來認識律法的要求（</w:t>
       </w:r>
-      <w:hyperlink r:id="rId179">
-        <w:r>
-          <w:rPr>
-            <w:lang w:val="zh_TW" w:bidi="zh_TW"/>
-          </w:rPr>
-          <w:rPr>
-            <w:color w:val="0000EE"/>
-            <w:u w:val="single"/>
-          </w:rPr>
-          <w:t>申5:1</w:t>
-        </w:r>
-      </w:hyperlink>
+      <w:r>
+        <w:rPr>
+          <w:lang w:val="zh_TW" w:bidi="zh_TW"/>
+        </w:rPr>
+        <w:t>申5:1</w:t>
+      </w:r>
       <w:r>
         <w:rPr>
           <w:lang w:val="zh_TW" w:bidi="zh_TW"/>
         </w:rPr>
         <w:t>，</w:t>
       </w:r>
-      <w:hyperlink r:id="rId180">
-        <w:r>
-          <w:rPr>
-            <w:lang w:val="zh_TW" w:bidi="zh_TW"/>
-          </w:rPr>
-          <w:rPr>
-            <w:color w:val="0000EE"/>
-            <w:u w:val="single"/>
-          </w:rPr>
-          <w:t>17:18–20</w:t>
-        </w:r>
-      </w:hyperlink>
+      <w:r>
+        <w:rPr>
+          <w:lang w:val="zh_TW" w:bidi="zh_TW"/>
+        </w:rPr>
+        <w:t>17:18–20</w:t>
+      </w:r>
       <w:r>
         <w:rPr>
           <w:lang w:val="zh_TW" w:bidi="zh_TW"/>
@@ -10412,18 +9350,12 @@
         </w:rPr>
         <w:t>以及兩位祭司來教導百姓認識約書。在第二聖殿時期，利未人也經常擔任教師的角色（</w:t>
       </w:r>
-      <w:hyperlink r:id="rId181">
-        <w:r>
-          <w:rPr>
-            <w:lang w:val="zh_TW" w:bidi="zh_TW"/>
-          </w:rPr>
-          <w:rPr>
-            <w:color w:val="0000EE"/>
-            <w:u w:val="single"/>
-          </w:rPr>
-          <w:t>尼8:7</w:t>
-        </w:r>
-      </w:hyperlink>
+      <w:r>
+        <w:rPr>
+          <w:lang w:val="zh_TW" w:bidi="zh_TW"/>
+        </w:rPr>
+        <w:t>尼8:7</w:t>
+      </w:r>
       <w:r>
         <w:rPr>
           <w:lang w:val="zh_TW" w:bidi="zh_TW"/>
@@ -10519,18 +9451,12 @@
         </w:rPr>
         <w:t>周邊的國家因對耶和華的恐懼而向約沙法進貢，為了換取平安。平安是神眷顧的一個標誌（參</w:t>
       </w:r>
-      <w:hyperlink r:id="rId182">
-        <w:r>
-          <w:rPr>
-            <w:lang w:val="zh_TW" w:bidi="zh_TW"/>
-          </w:rPr>
-          <w:rPr>
-            <w:color w:val="0000EE"/>
-            <w:u w:val="single"/>
-          </w:rPr>
-          <w:t>14:2–6</w:t>
-        </w:r>
-      </w:hyperlink>
+      <w:r>
+        <w:rPr>
+          <w:lang w:val="zh_TW" w:bidi="zh_TW"/>
+        </w:rPr>
+        <w:t>14:2–6</w:t>
+      </w:r>
       <w:r>
         <w:rPr>
           <w:lang w:val="zh_TW" w:bidi="zh_TW"/>
@@ -10625,126 +9551,84 @@
         </w:rPr>
         <w:t>他的軍隊數量——在耶路撒冷總計超過一百萬——似乎高得不合理。由於領袖是基於宗族為單位（</w:t>
       </w:r>
-      <w:hyperlink r:id="rId183">
-        <w:r>
-          <w:rPr>
-            <w:lang w:val="zh_TW" w:bidi="zh_TW"/>
-          </w:rPr>
-          <w:rPr>
-            <w:color w:val="0000EE"/>
-            <w:u w:val="single"/>
-          </w:rPr>
-          <w:t>17:14</w:t>
-        </w:r>
-      </w:hyperlink>
+      <w:r>
+        <w:rPr>
+          <w:lang w:val="zh_TW" w:bidi="zh_TW"/>
+        </w:rPr>
+        <w:t>17:14</w:t>
+      </w:r>
       <w:r>
         <w:rPr>
           <w:lang w:val="zh_TW" w:bidi="zh_TW"/>
         </w:rPr>
         <w:t>），所以翻譯為「千」的詞（’elep）可能應該翻譯為「班」或「排」，數量較小的軍事單位。總數也可能包括輪流服役的預備役部隊（見</w:t>
       </w:r>
-      <w:hyperlink r:id="rId184">
-        <w:r>
-          <w:rPr>
-            <w:lang w:val="zh_TW" w:bidi="zh_TW"/>
-          </w:rPr>
-          <w:rPr>
-            <w:color w:val="0000EE"/>
-            <w:u w:val="single"/>
-          </w:rPr>
-          <w:t>代上27:1–15</w:t>
-        </w:r>
-      </w:hyperlink>
+      <w:r>
+        <w:rPr>
+          <w:lang w:val="zh_TW" w:bidi="zh_TW"/>
+        </w:rPr>
+        <w:t>代上27:1–15</w:t>
+      </w:r>
       <w:r>
         <w:rPr>
           <w:lang w:val="zh_TW" w:bidi="zh_TW"/>
         </w:rPr>
         <w:t>）。約沙法的軍隊數目大約是亞比雅（</w:t>
       </w:r>
-      <w:hyperlink r:id="rId185">
-        <w:r>
-          <w:rPr>
-            <w:lang w:val="zh_TW" w:bidi="zh_TW"/>
-          </w:rPr>
-          <w:rPr>
-            <w:color w:val="0000EE"/>
-            <w:u w:val="single"/>
-          </w:rPr>
-          <w:t>代下13:3</w:t>
-        </w:r>
-      </w:hyperlink>
+      <w:r>
+        <w:rPr>
+          <w:lang w:val="zh_TW" w:bidi="zh_TW"/>
+        </w:rPr>
+        <w:t>代下13:3</w:t>
+      </w:r>
       <w:r>
         <w:rPr>
           <w:lang w:val="zh_TW" w:bidi="zh_TW"/>
         </w:rPr>
         <w:t>）、亞撒（</w:t>
       </w:r>
-      <w:hyperlink r:id="rId186">
-        <w:r>
-          <w:rPr>
-            <w:lang w:val="zh_TW" w:bidi="zh_TW"/>
-          </w:rPr>
-          <w:rPr>
-            <w:color w:val="0000EE"/>
-            <w:u w:val="single"/>
-          </w:rPr>
-          <w:t>14:8</w:t>
-        </w:r>
-      </w:hyperlink>
+      <w:r>
+        <w:rPr>
+          <w:lang w:val="zh_TW" w:bidi="zh_TW"/>
+        </w:rPr>
+        <w:t>14:8</w:t>
+      </w:r>
       <w:r>
         <w:rPr>
           <w:lang w:val="zh_TW" w:bidi="zh_TW"/>
         </w:rPr>
         <w:t>）、亞瑪謝（</w:t>
       </w:r>
-      <w:hyperlink r:id="rId187">
-        <w:r>
-          <w:rPr>
-            <w:lang w:val="zh_TW" w:bidi="zh_TW"/>
-          </w:rPr>
-          <w:rPr>
-            <w:color w:val="0000EE"/>
-            <w:u w:val="single"/>
-          </w:rPr>
-          <w:t>25:5</w:t>
-        </w:r>
-      </w:hyperlink>
+      <w:r>
+        <w:rPr>
+          <w:lang w:val="zh_TW" w:bidi="zh_TW"/>
+        </w:rPr>
+        <w:t>25:5</w:t>
+      </w:r>
       <w:r>
         <w:rPr>
           <w:lang w:val="zh_TW" w:bidi="zh_TW"/>
         </w:rPr>
         <w:t>）和烏西雅（</w:t>
       </w:r>
-      <w:hyperlink r:id="rId188">
-        <w:r>
-          <w:rPr>
-            <w:lang w:val="zh_TW" w:bidi="zh_TW"/>
-          </w:rPr>
-          <w:rPr>
-            <w:color w:val="0000EE"/>
-            <w:u w:val="single"/>
-          </w:rPr>
-          <w:t>26:11–15</w:t>
-        </w:r>
-      </w:hyperlink>
+      <w:r>
+        <w:rPr>
+          <w:lang w:val="zh_TW" w:bidi="zh_TW"/>
+        </w:rPr>
+        <w:t>26:11–15</w:t>
+      </w:r>
       <w:r>
         <w:rPr>
           <w:lang w:val="zh_TW" w:bidi="zh_TW"/>
         </w:rPr>
         <w:t>）的三倍。這與大衛人口普查時的戰士人數相當（</w:t>
       </w:r>
-      <w:hyperlink r:id="rId189">
-        <w:r>
-          <w:rPr>
-            <w:lang w:val="zh_TW" w:bidi="zh_TW"/>
-          </w:rPr>
-          <w:rPr>
-            <w:color w:val="0000EE"/>
-            <w:u w:val="single"/>
-          </w:rPr>
-          <w:t>代上21:5</w:t>
-        </w:r>
-      </w:hyperlink>
+      <w:r>
+        <w:rPr>
+          <w:lang w:val="zh_TW" w:bidi="zh_TW"/>
+        </w:rPr>
+        <w:t>代上21:5</w:t>
+      </w:r>
       <w:r>
         <w:rPr>
           <w:lang w:val="zh_TW" w:bidi="zh_TW"/>
@@ -10799,126 +9683,84 @@
         </w:rPr>
         <w:t>約沙法與亞哈的聯盟讓他對耶和華的忠心有了妥協（見</w:t>
       </w:r>
-      <w:hyperlink r:id="rId190">
-        <w:r>
-          <w:rPr>
-            <w:lang w:val="zh_TW" w:bidi="zh_TW"/>
-          </w:rPr>
-          <w:rPr>
-            <w:color w:val="0000EE"/>
-            <w:u w:val="single"/>
-          </w:rPr>
-          <w:t>19:2–3</w:t>
-        </w:r>
-      </w:hyperlink>
+      <w:r>
+        <w:rPr>
+          <w:lang w:val="zh_TW" w:bidi="zh_TW"/>
+        </w:rPr>
+        <w:t>19:2–3</w:t>
+      </w:r>
       <w:r>
         <w:rPr>
           <w:lang w:val="zh_TW" w:bidi="zh_TW"/>
         </w:rPr>
         <w:t>；參</w:t>
       </w:r>
-      <w:hyperlink r:id="rId191">
-        <w:r>
-          <w:rPr>
-            <w:lang w:val="zh_TW" w:bidi="zh_TW"/>
-          </w:rPr>
-          <w:rPr>
-            <w:color w:val="0000EE"/>
-            <w:u w:val="single"/>
-          </w:rPr>
-          <w:t>林後6:14–18</w:t>
-        </w:r>
-      </w:hyperlink>
+      <w:r>
+        <w:rPr>
+          <w:lang w:val="zh_TW" w:bidi="zh_TW"/>
+        </w:rPr>
+        <w:t>林後6:14–18</w:t>
+      </w:r>
       <w:r>
         <w:rPr>
           <w:lang w:val="zh_TW" w:bidi="zh_TW"/>
         </w:rPr>
         <w:t>）。他的兒子約蘭（</w:t>
       </w:r>
-      <w:hyperlink r:id="rId192">
-        <w:r>
-          <w:rPr>
-            <w:lang w:val="zh_TW" w:bidi="zh_TW"/>
-          </w:rPr>
-          <w:rPr>
-            <w:color w:val="0000EE"/>
-            <w:u w:val="single"/>
-          </w:rPr>
-          <w:t>代下21:1</w:t>
-        </w:r>
-      </w:hyperlink>
+      <w:r>
+        <w:rPr>
+          <w:lang w:val="zh_TW" w:bidi="zh_TW"/>
+        </w:rPr>
+        <w:t>代下21:1</w:t>
+      </w:r>
       <w:r>
         <w:rPr>
           <w:lang w:val="zh_TW" w:bidi="zh_TW"/>
         </w:rPr>
         <w:t>）與亞哈的女兒亞她利雅（</w:t>
       </w:r>
-      <w:hyperlink r:id="rId193">
-        <w:r>
-          <w:rPr>
-            <w:lang w:val="zh_TW" w:bidi="zh_TW"/>
-          </w:rPr>
-          <w:rPr>
-            <w:color w:val="0000EE"/>
-            <w:u w:val="single"/>
-          </w:rPr>
-          <w:t>22:2</w:t>
-        </w:r>
-      </w:hyperlink>
+      <w:r>
+        <w:rPr>
+          <w:lang w:val="zh_TW" w:bidi="zh_TW"/>
+        </w:rPr>
+        <w:t>22:2</w:t>
+      </w:r>
       <w:r>
         <w:rPr>
           <w:lang w:val="zh_TW" w:bidi="zh_TW"/>
         </w:rPr>
         <w:t>）的聯姻將以色列的背道帶進了猶大（見</w:t>
       </w:r>
-      <w:hyperlink r:id="rId194">
-        <w:r>
-          <w:rPr>
-            <w:lang w:val="zh_TW" w:bidi="zh_TW"/>
-          </w:rPr>
-          <w:rPr>
-            <w:color w:val="0000EE"/>
-            <w:u w:val="single"/>
-          </w:rPr>
-          <w:t>21:5–6</w:t>
-        </w:r>
-      </w:hyperlink>
+      <w:r>
+        <w:rPr>
+          <w:lang w:val="zh_TW" w:bidi="zh_TW"/>
+        </w:rPr>
+        <w:t>21:5–6</w:t>
+      </w:r>
       <w:r>
         <w:rPr>
           <w:lang w:val="zh_TW" w:bidi="zh_TW"/>
         </w:rPr>
         <w:t>、</w:t>
       </w:r>
-      <w:hyperlink r:id="rId195">
-        <w:r>
-          <w:rPr>
-            <w:lang w:val="zh_TW" w:bidi="zh_TW"/>
-          </w:rPr>
-          <w:rPr>
-            <w:color w:val="0000EE"/>
-            <w:u w:val="single"/>
-          </w:rPr>
-          <w:t>12–13</w:t>
-        </w:r>
-      </w:hyperlink>
+      <w:r>
+        <w:rPr>
+          <w:lang w:val="zh_TW" w:bidi="zh_TW"/>
+        </w:rPr>
+        <w:t>12–13</w:t>
+      </w:r>
       <w:r>
         <w:rPr>
           <w:lang w:val="zh_TW" w:bidi="zh_TW"/>
         </w:rPr>
         <w:t>，</w:t>
       </w:r>
-      <w:hyperlink r:id="rId196">
-        <w:r>
-          <w:rPr>
-            <w:lang w:val="zh_TW" w:bidi="zh_TW"/>
-          </w:rPr>
-          <w:rPr>
-            <w:color w:val="0000EE"/>
-            <w:u w:val="single"/>
-          </w:rPr>
-          <w:t>22:1–4</w:t>
-        </w:r>
-      </w:hyperlink>
+      <w:r>
+        <w:rPr>
+          <w:lang w:val="zh_TW" w:bidi="zh_TW"/>
+        </w:rPr>
+        <w:t>22:1–4</w:t>
+      </w:r>
       <w:r>
         <w:rPr>
           <w:lang w:val="zh_TW" w:bidi="zh_TW"/>
@@ -11057,18 +9899,12 @@
         </w:rPr>
         <w:t>說話時帶有諷刺的語氣（</w:t>
       </w:r>
-      <w:hyperlink r:id="rId197">
-        <w:r>
-          <w:rPr>
-            <w:lang w:val="zh_TW" w:bidi="zh_TW"/>
-          </w:rPr>
-          <w:rPr>
-            <w:color w:val="0000EE"/>
-            <w:u w:val="single"/>
-          </w:rPr>
-          <w:t>18:14</w:t>
-        </w:r>
-      </w:hyperlink>
+      <w:r>
+        <w:rPr>
+          <w:lang w:val="zh_TW" w:bidi="zh_TW"/>
+        </w:rPr>
+        <w:t>18:14</w:t>
+      </w:r>
       <w:r>
         <w:rPr>
           <w:lang w:val="zh_TW" w:bidi="zh_TW"/>
@@ -11295,18 +10131,12 @@
         </w:rPr>
         <w:t>耶戶是哈拿尼的兒子，哈拿尼是那位因亞撒依靠亞蘭人而責備他的先知（</w:t>
       </w:r>
-      <w:hyperlink r:id="rId198">
-        <w:r>
-          <w:rPr>
-            <w:lang w:val="zh_TW" w:bidi="zh_TW"/>
-          </w:rPr>
-          <w:rPr>
-            <w:color w:val="0000EE"/>
-            <w:u w:val="single"/>
-          </w:rPr>
-          <w:t>16:7–9</w:t>
-        </w:r>
-      </w:hyperlink>
+      <w:r>
+        <w:rPr>
+          <w:lang w:val="zh_TW" w:bidi="zh_TW"/>
+        </w:rPr>
+        <w:t>16:7–9</w:t>
+      </w:r>
       <w:r>
         <w:rPr>
           <w:lang w:val="zh_TW" w:bidi="zh_TW"/>
@@ -11379,54 +10209,36 @@
         </w:rPr>
         <w:t>在約沙法的司法改革中，他在那些堅固城中（</w:t>
       </w:r>
-      <w:hyperlink r:id="rId199">
-        <w:r>
-          <w:rPr>
-            <w:lang w:val="zh_TW" w:bidi="zh_TW"/>
-          </w:rPr>
-          <w:rPr>
-            <w:color w:val="0000EE"/>
-            <w:u w:val="single"/>
-          </w:rPr>
-          <w:t>19:5</w:t>
-        </w:r>
-      </w:hyperlink>
+      <w:r>
+        <w:rPr>
+          <w:lang w:val="zh_TW" w:bidi="zh_TW"/>
+        </w:rPr>
+        <w:t>19:5</w:t>
+      </w:r>
       <w:r>
         <w:rPr>
           <w:lang w:val="zh_TW" w:bidi="zh_TW"/>
         </w:rPr>
         <w:t>）以及在耶路撒冷的中央法院中（</w:t>
       </w:r>
-      <w:hyperlink r:id="rId200">
-        <w:r>
-          <w:rPr>
-            <w:lang w:val="zh_TW" w:bidi="zh_TW"/>
-          </w:rPr>
-          <w:rPr>
-            <w:color w:val="0000EE"/>
-            <w:u w:val="single"/>
-          </w:rPr>
-          <w:t>19:8</w:t>
-        </w:r>
-      </w:hyperlink>
+      <w:r>
+        <w:rPr>
+          <w:lang w:val="zh_TW" w:bidi="zh_TW"/>
+        </w:rPr>
+        <w:t>19:8</w:t>
+      </w:r>
       <w:r>
         <w:rPr>
           <w:lang w:val="zh_TW" w:bidi="zh_TW"/>
         </w:rPr>
         <w:t>）任命了審判官。他勸誡所有審判官要謹慎思考，以正直和敬畏耶和華的心來審判。這排除了任何偏袒或收賄的行為，並且警戒罪犯不可得罪耶和華。這次改革重新確立了申命記的律法（</w:t>
       </w:r>
-      <w:hyperlink r:id="rId201">
-        <w:r>
-          <w:rPr>
-            <w:lang w:val="zh_TW" w:bidi="zh_TW"/>
-          </w:rPr>
-          <w:rPr>
-            <w:color w:val="0000EE"/>
-            <w:u w:val="single"/>
-          </w:rPr>
-          <w:t>申16:18–17:13</w:t>
-        </w:r>
-      </w:hyperlink>
+      <w:r>
+        <w:rPr>
+          <w:lang w:val="zh_TW" w:bidi="zh_TW"/>
+        </w:rPr>
+        <w:t>申16:18–17:13</w:t>
+      </w:r>
       <w:r>
         <w:rPr>
           <w:lang w:val="zh_TW" w:bidi="zh_TW"/>
@@ -11481,18 +10293,12 @@
         </w:rPr>
         <w:t>米烏尼人（見</w:t>
       </w:r>
-      <w:hyperlink r:id="rId202">
-        <w:r>
-          <w:rPr>
-            <w:lang w:val="zh_TW" w:bidi="zh_TW"/>
-          </w:rPr>
-          <w:rPr>
-            <w:color w:val="0000EE"/>
-            <w:u w:val="single"/>
-          </w:rPr>
-          <w:t>代上4:41</w:t>
-        </w:r>
-      </w:hyperlink>
+      <w:r>
+        <w:rPr>
+          <w:lang w:val="zh_TW" w:bidi="zh_TW"/>
+        </w:rPr>
+        <w:t>代上4:41</w:t>
+      </w:r>
       <w:r>
         <w:rPr>
           <w:lang w:val="zh_TW" w:bidi="zh_TW"/>
@@ -11572,36 +10378,24 @@
         </w:rPr>
         <w:t>，符合歷代志作者後來對軍隊的描述（</w:t>
       </w:r>
-      <w:hyperlink r:id="rId203">
-        <w:r>
-          <w:rPr>
-            <w:lang w:val="zh_TW" w:bidi="zh_TW"/>
-          </w:rPr>
-          <w:rPr>
-            <w:color w:val="0000EE"/>
-            <w:u w:val="single"/>
-          </w:rPr>
-          <w:t>20:10</w:t>
-        </w:r>
-      </w:hyperlink>
+      <w:r>
+        <w:rPr>
+          <w:lang w:val="zh_TW" w:bidi="zh_TW"/>
+        </w:rPr>
+        <w:t>20:10</w:t>
+      </w:r>
       <w:r>
         <w:rPr>
           <w:lang w:val="zh_TW" w:bidi="zh_TW"/>
         </w:rPr>
         <w:t>、</w:t>
       </w:r>
-      <w:hyperlink r:id="rId204">
-        <w:r>
-          <w:rPr>
-            <w:lang w:val="zh_TW" w:bidi="zh_TW"/>
-          </w:rPr>
-          <w:rPr>
-            <w:color w:val="0000EE"/>
-            <w:u w:val="single"/>
-          </w:rPr>
-          <w:t>22–23</w:t>
-        </w:r>
-      </w:hyperlink>
+      <w:r>
+        <w:rPr>
+          <w:lang w:val="zh_TW" w:bidi="zh_TW"/>
+        </w:rPr>
+        <w:t>22–23</w:t>
+      </w:r>
       <w:r>
         <w:rPr>
           <w:lang w:val="zh_TW" w:bidi="zh_TW"/>
@@ -11668,18 +10462,12 @@
         </w:rPr>
         <w:t>約沙法以哀嘆的禱告回應鄰國來攻打的消息，而這也呼應了所羅門當年的禱告（</w:t>
       </w:r>
-      <w:hyperlink r:id="rId205">
-        <w:r>
-          <w:rPr>
-            <w:lang w:val="zh_TW" w:bidi="zh_TW"/>
-          </w:rPr>
-          <w:rPr>
-            <w:color w:val="0000EE"/>
-            <w:u w:val="single"/>
-          </w:rPr>
-          <w:t>6:24–40</w:t>
-        </w:r>
-      </w:hyperlink>
+      <w:r>
+        <w:rPr>
+          <w:lang w:val="zh_TW" w:bidi="zh_TW"/>
+        </w:rPr>
+        <w:t>6:24–40</w:t>
+      </w:r>
       <w:r>
         <w:rPr>
           <w:lang w:val="zh_TW" w:bidi="zh_TW"/>
@@ -11734,18 +10522,12 @@
         </w:rPr>
         <w:t>西珥山是以東的另一個名字（見</w:t>
       </w:r>
-      <w:hyperlink r:id="rId206">
-        <w:r>
-          <w:rPr>
-            <w:lang w:val="zh_TW" w:bidi="zh_TW"/>
-          </w:rPr>
-          <w:rPr>
-            <w:color w:val="0000EE"/>
-            <w:u w:val="single"/>
-          </w:rPr>
-          <w:t>創32:3</w:t>
-        </w:r>
-      </w:hyperlink>
+      <w:r>
+        <w:rPr>
+          <w:lang w:val="zh_TW" w:bidi="zh_TW"/>
+        </w:rPr>
+        <w:t>創32:3</w:t>
+      </w:r>
       <w:r>
         <w:rPr>
           <w:lang w:val="zh_TW" w:bidi="zh_TW"/>
@@ -11812,18 +10594,12 @@
         </w:rPr>
         <w:t>在約沙法的哀嘆之後，雅哈悉宣告拯救，完成了祭司在戰前所要做的發言（</w:t>
       </w:r>
-      <w:hyperlink r:id="rId207">
-        <w:r>
-          <w:rPr>
-            <w:lang w:val="zh_TW" w:bidi="zh_TW"/>
-          </w:rPr>
-          <w:rPr>
-            <w:color w:val="0000EE"/>
-            <w:u w:val="single"/>
-          </w:rPr>
-          <w:t>申20:2–4</w:t>
-        </w:r>
-      </w:hyperlink>
+      <w:r>
+        <w:rPr>
+          <w:lang w:val="zh_TW" w:bidi="zh_TW"/>
+        </w:rPr>
+        <w:t>申20:2–4</w:t>
+      </w:r>
       <w:r>
         <w:rPr>
           <w:lang w:val="zh_TW" w:bidi="zh_TW"/>
@@ -11878,36 +10654,24 @@
         </w:rPr>
         <w:t>被指定唱歌的人的歌聲取代了戰鬥的呼喊聲。先知是雅哈悉（</w:t>
       </w:r>
-      <w:hyperlink r:id="rId208">
-        <w:r>
-          <w:rPr>
-            <w:lang w:val="zh_TW" w:bidi="zh_TW"/>
-          </w:rPr>
-          <w:rPr>
-            <w:color w:val="0000EE"/>
-            <w:u w:val="single"/>
-          </w:rPr>
-          <w:t>20:14–17</w:t>
-        </w:r>
-      </w:hyperlink>
+      <w:r>
+        <w:rPr>
+          <w:lang w:val="zh_TW" w:bidi="zh_TW"/>
+        </w:rPr>
+        <w:t>20:14–17</w:t>
+      </w:r>
       <w:r>
         <w:rPr>
           <w:lang w:val="zh_TW" w:bidi="zh_TW"/>
         </w:rPr>
         <w:t>）和利未的樂師們（</w:t>
       </w:r>
-      <w:hyperlink r:id="rId209">
-        <w:r>
-          <w:rPr>
-            <w:lang w:val="zh_TW" w:bidi="zh_TW"/>
-          </w:rPr>
-          <w:rPr>
-            <w:color w:val="0000EE"/>
-            <w:u w:val="single"/>
-          </w:rPr>
-          <w:t>20:21</w:t>
-        </w:r>
-      </w:hyperlink>
+      <w:r>
+        <w:rPr>
+          <w:lang w:val="zh_TW" w:bidi="zh_TW"/>
+        </w:rPr>
+        <w:t>20:21</w:t>
+      </w:r>
       <w:r>
         <w:rPr>
           <w:lang w:val="zh_TW" w:bidi="zh_TW"/>
@@ -11962,18 +10726,12 @@
         </w:rPr>
         <w:t>將約沙法與亞撒作的比較，採用了</w:t>
       </w:r>
-      <w:hyperlink r:id="rId210">
-        <w:r>
-          <w:rPr>
-            <w:lang w:val="zh_TW" w:bidi="zh_TW"/>
-          </w:rPr>
-          <w:rPr>
-            <w:color w:val="0000EE"/>
-            <w:u w:val="single"/>
-          </w:rPr>
-          <w:t>列王紀上二十二章43節</w:t>
-        </w:r>
-      </w:hyperlink>
+      <w:r>
+        <w:rPr>
+          <w:lang w:val="zh_TW" w:bidi="zh_TW"/>
+        </w:rPr>
+        <w:t>列王紀上二十二章43節</w:t>
+      </w:r>
       <w:r>
         <w:rPr>
           <w:lang w:val="zh_TW" w:bidi="zh_TW"/>
@@ -12076,144 +10834,96 @@
         </w:rPr>
         <w:t>約蘭的妻子亞她利雅是亞哈和耶洗別的女兒 （</w:t>
       </w:r>
-      <w:hyperlink r:id="rId211">
-        <w:r>
-          <w:rPr>
-            <w:lang w:val="zh_TW" w:bidi="zh_TW"/>
-          </w:rPr>
-          <w:rPr>
-            <w:color w:val="0000EE"/>
-            <w:u w:val="single"/>
-          </w:rPr>
-          <w:t>18:1</w:t>
-        </w:r>
-      </w:hyperlink>
+      <w:r>
+        <w:rPr>
+          <w:lang w:val="zh_TW" w:bidi="zh_TW"/>
+        </w:rPr>
+        <w:t>18:1</w:t>
+      </w:r>
       <w:r>
         <w:rPr>
           <w:lang w:val="zh_TW" w:bidi="zh_TW"/>
         </w:rPr>
         <w:t>，</w:t>
       </w:r>
-      <w:hyperlink r:id="rId212">
-        <w:r>
-          <w:rPr>
-            <w:lang w:val="zh_TW" w:bidi="zh_TW"/>
-          </w:rPr>
-          <w:rPr>
-            <w:color w:val="0000EE"/>
-            <w:u w:val="single"/>
-          </w:rPr>
-          <w:t>21:6</w:t>
-        </w:r>
-      </w:hyperlink>
+      <w:r>
+        <w:rPr>
+          <w:lang w:val="zh_TW" w:bidi="zh_TW"/>
+        </w:rPr>
+        <w:t>21:6</w:t>
+      </w:r>
       <w:r>
         <w:rPr>
           <w:lang w:val="zh_TW" w:bidi="zh_TW"/>
         </w:rPr>
         <w:t>，</w:t>
       </w:r>
-      <w:hyperlink r:id="rId193">
-        <w:r>
-          <w:rPr>
-            <w:lang w:val="zh_TW" w:bidi="zh_TW"/>
-          </w:rPr>
-          <w:rPr>
-            <w:color w:val="0000EE"/>
-            <w:u w:val="single"/>
-          </w:rPr>
-          <w:t>22:2</w:t>
-        </w:r>
-      </w:hyperlink>
+      <w:r>
+        <w:rPr>
+          <w:lang w:val="zh_TW" w:bidi="zh_TW"/>
+        </w:rPr>
+        <w:t>22:2</w:t>
+      </w:r>
       <w:r>
         <w:rPr>
           <w:lang w:val="zh_TW" w:bidi="zh_TW"/>
         </w:rPr>
         <w:t>），他是大衛家中第一個受到完全負面評價的王。他的謀殺行為 （</w:t>
       </w:r>
-      <w:hyperlink r:id="rId213">
-        <w:r>
-          <w:rPr>
-            <w:lang w:val="zh_TW" w:bidi="zh_TW"/>
-          </w:rPr>
-          <w:rPr>
-            <w:color w:val="0000EE"/>
-            <w:u w:val="single"/>
-          </w:rPr>
-          <w:t>21:4</w:t>
-        </w:r>
-      </w:hyperlink>
+      <w:r>
+        <w:rPr>
+          <w:lang w:val="zh_TW" w:bidi="zh_TW"/>
+        </w:rPr>
+        <w:t>21:4</w:t>
+      </w:r>
       <w:r>
         <w:rPr>
           <w:lang w:val="zh_TW" w:bidi="zh_TW"/>
         </w:rPr>
         <w:t>） 嚴重威脅到大衛王朝的延續，只是因著耶和華對大衛的信實，才得以保全 （</w:t>
       </w:r>
-      <w:hyperlink r:id="rId214">
-        <w:r>
-          <w:rPr>
-            <w:lang w:val="zh_TW" w:bidi="zh_TW"/>
-          </w:rPr>
-          <w:rPr>
-            <w:color w:val="0000EE"/>
-            <w:u w:val="single"/>
-          </w:rPr>
-          <w:t>21:7</w:t>
-        </w:r>
-      </w:hyperlink>
+      <w:r>
+        <w:rPr>
+          <w:lang w:val="zh_TW" w:bidi="zh_TW"/>
+        </w:rPr>
+        <w:t>21:7</w:t>
+      </w:r>
       <w:r>
         <w:rPr>
           <w:lang w:val="zh_TW" w:bidi="zh_TW"/>
         </w:rPr>
         <w:t>）。在另外三次事件中，對王室的攻擊幾乎結束了大衛王朝（見</w:t>
       </w:r>
-      <w:hyperlink r:id="rId215">
-        <w:r>
-          <w:rPr>
-            <w:lang w:val="zh_TW" w:bidi="zh_TW"/>
-          </w:rPr>
-          <w:rPr>
-            <w:color w:val="0000EE"/>
-            <w:u w:val="single"/>
-          </w:rPr>
-          <w:t>21:17</w:t>
-        </w:r>
-      </w:hyperlink>
+      <w:r>
+        <w:rPr>
+          <w:lang w:val="zh_TW" w:bidi="zh_TW"/>
+        </w:rPr>
+        <w:t>21:17</w:t>
+      </w:r>
       <w:r>
         <w:rPr>
           <w:lang w:val="zh_TW" w:bidi="zh_TW"/>
         </w:rPr>
         <w:t>，</w:t>
       </w:r>
-      <w:hyperlink r:id="rId216">
-        <w:r>
-          <w:rPr>
-            <w:lang w:val="zh_TW" w:bidi="zh_TW"/>
-          </w:rPr>
-          <w:rPr>
-            <w:color w:val="0000EE"/>
-            <w:u w:val="single"/>
-          </w:rPr>
-          <w:t>22:8–9</w:t>
-        </w:r>
-      </w:hyperlink>
+      <w:r>
+        <w:rPr>
+          <w:lang w:val="zh_TW" w:bidi="zh_TW"/>
+        </w:rPr>
+        <w:t>22:8–9</w:t>
+      </w:r>
       <w:r>
         <w:rPr>
           <w:lang w:val="zh_TW" w:bidi="zh_TW"/>
         </w:rPr>
         <w:t>、</w:t>
       </w:r>
-      <w:hyperlink r:id="rId217">
-        <w:r>
-          <w:rPr>
-            <w:lang w:val="zh_TW" w:bidi="zh_TW"/>
-          </w:rPr>
-          <w:rPr>
-            <w:color w:val="0000EE"/>
-            <w:u w:val="single"/>
-          </w:rPr>
-          <w:t>10–11</w:t>
-        </w:r>
-      </w:hyperlink>
+      <w:r>
+        <w:rPr>
+          <w:lang w:val="zh_TW" w:bidi="zh_TW"/>
+        </w:rPr>
+        <w:t>10–11</w:t>
+      </w:r>
       <w:r>
         <w:rPr>
           <w:lang w:val="zh_TW" w:bidi="zh_TW"/>
@@ -12338,54 +11048,36 @@
         </w:rPr>
         <w:t>以東人背叛：所羅門在位時，對以東領土的控制使得以色列能夠接觸到來自阿拉伯的豐富貿易。以東人在所羅門去世前也曾反叛過（</w:t>
       </w:r>
-      <w:hyperlink r:id="rId218">
-        <w:r>
-          <w:rPr>
-            <w:lang w:val="zh_TW" w:bidi="zh_TW"/>
-          </w:rPr>
-          <w:rPr>
-            <w:color w:val="0000EE"/>
-            <w:u w:val="single"/>
-          </w:rPr>
-          <w:t>王上11:14–22</w:t>
-        </w:r>
-      </w:hyperlink>
+      <w:r>
+        <w:rPr>
+          <w:lang w:val="zh_TW" w:bidi="zh_TW"/>
+        </w:rPr>
+        <w:t>王上11:14–22</w:t>
+      </w:r>
       <w:r>
         <w:rPr>
           <w:lang w:val="zh_TW" w:bidi="zh_TW"/>
         </w:rPr>
         <w:t>），很可能不在羅波安的統治之下。他們在被約沙法打敗後，顯然再次歸猶大管轄（</w:t>
       </w:r>
-      <w:hyperlink r:id="rId219">
-        <w:r>
-          <w:rPr>
-            <w:lang w:val="zh_TW" w:bidi="zh_TW"/>
-          </w:rPr>
-          <w:rPr>
-            <w:color w:val="0000EE"/>
-            <w:u w:val="single"/>
-          </w:rPr>
-          <w:t>代下20:1–30</w:t>
-        </w:r>
-      </w:hyperlink>
+      <w:r>
+        <w:rPr>
+          <w:lang w:val="zh_TW" w:bidi="zh_TW"/>
+        </w:rPr>
+        <w:t>代下20:1–30</w:t>
+      </w:r>
       <w:r>
         <w:rPr>
           <w:lang w:val="zh_TW" w:bidi="zh_TW"/>
         </w:rPr>
         <w:t>；參見</w:t>
       </w:r>
-      <w:hyperlink r:id="rId220">
-        <w:r>
-          <w:rPr>
-            <w:lang w:val="zh_TW" w:bidi="zh_TW"/>
-          </w:rPr>
-          <w:rPr>
-            <w:color w:val="0000EE"/>
-            <w:u w:val="single"/>
-          </w:rPr>
-          <w:t>王上22:47</w:t>
-        </w:r>
-      </w:hyperlink>
+      <w:r>
+        <w:rPr>
+          <w:lang w:val="zh_TW" w:bidi="zh_TW"/>
+        </w:rPr>
+        <w:t>王上22:47</w:t>
+      </w:r>
       <w:r>
         <w:rPr>
           <w:lang w:val="zh_TW" w:bidi="zh_TW"/>
@@ -12506,18 +11198,12 @@
         </w:rPr>
         <w:t>約蘭無法抵抗以東人和立拿的最初叛亂（</w:t>
       </w:r>
-      <w:hyperlink r:id="rId221">
-        <w:r>
-          <w:rPr>
-            <w:lang w:val="zh_TW" w:bidi="zh_TW"/>
-          </w:rPr>
-          <w:rPr>
-            <w:color w:val="0000EE"/>
-            <w:u w:val="single"/>
-          </w:rPr>
-          <w:t>21:8–10</w:t>
-        </w:r>
-      </w:hyperlink>
+      <w:r>
+        <w:rPr>
+          <w:lang w:val="zh_TW" w:bidi="zh_TW"/>
+        </w:rPr>
+        <w:t>21:8–10</w:t>
+      </w:r>
       <w:r>
         <w:rPr>
           <w:lang w:val="zh_TW" w:bidi="zh_TW"/>
@@ -12572,18 +11258,12 @@
         </w:rPr>
         <w:t>約蘭在患長期痛苦的腸道疾病後去世。他沒有得到一個尊榮的葬禮（見</w:t>
       </w:r>
-      <w:hyperlink r:id="rId222">
-        <w:r>
-          <w:rPr>
-            <w:lang w:val="zh_TW" w:bidi="zh_TW"/>
-          </w:rPr>
-          <w:rPr>
-            <w:color w:val="0000EE"/>
-            <w:u w:val="single"/>
-          </w:rPr>
-          <w:t>16:14</w:t>
-        </w:r>
-      </w:hyperlink>
+      <w:r>
+        <w:rPr>
+          <w:lang w:val="zh_TW" w:bidi="zh_TW"/>
+        </w:rPr>
+        <w:t>16:14</w:t>
+      </w:r>
       <w:r>
         <w:rPr>
           <w:lang w:val="zh_TW" w:bidi="zh_TW"/>
@@ -12698,54 +11378,36 @@
         </w:rPr>
         <w:t>）。亞她利雅非常像她的母親耶洗別（見</w:t>
       </w:r>
-      <w:hyperlink r:id="rId223">
-        <w:r>
-          <w:rPr>
-            <w:lang w:val="zh_TW" w:bidi="zh_TW"/>
-          </w:rPr>
-          <w:rPr>
-            <w:color w:val="0000EE"/>
-            <w:u w:val="single"/>
-          </w:rPr>
-          <w:t>22:10–23:15</w:t>
-        </w:r>
-      </w:hyperlink>
+      <w:r>
+        <w:rPr>
+          <w:lang w:val="zh_TW" w:bidi="zh_TW"/>
+        </w:rPr>
+        <w:t>22:10–23:15</w:t>
+      </w:r>
       <w:r>
         <w:rPr>
           <w:lang w:val="zh_TW" w:bidi="zh_TW"/>
         </w:rPr>
         <w:t>；參</w:t>
       </w:r>
-      <w:hyperlink r:id="rId224">
-        <w:r>
-          <w:rPr>
-            <w:lang w:val="zh_TW" w:bidi="zh_TW"/>
-          </w:rPr>
-          <w:rPr>
-            <w:color w:val="0000EE"/>
-            <w:u w:val="single"/>
-          </w:rPr>
-          <w:t>王上16:31–21:28</w:t>
-        </w:r>
-      </w:hyperlink>
+      <w:r>
+        <w:rPr>
+          <w:lang w:val="zh_TW" w:bidi="zh_TW"/>
+        </w:rPr>
+        <w:t>王上16:31–21:28</w:t>
+      </w:r>
       <w:r>
         <w:rPr>
           <w:lang w:val="zh_TW" w:bidi="zh_TW"/>
         </w:rPr>
         <w:t>），她追隨她的祖父暗利的腳步（見</w:t>
       </w:r>
-      <w:hyperlink r:id="rId225">
-        <w:r>
-          <w:rPr>
-            <w:lang w:val="zh_TW" w:bidi="zh_TW"/>
-          </w:rPr>
-          <w:rPr>
-            <w:color w:val="0000EE"/>
-            <w:u w:val="single"/>
-          </w:rPr>
-          <w:t>王上16:21–26</w:t>
-        </w:r>
-      </w:hyperlink>
+      <w:r>
+        <w:rPr>
+          <w:lang w:val="zh_TW" w:bidi="zh_TW"/>
+        </w:rPr>
+        <w:t>王上16:21–26</w:t>
+      </w:r>
       <w:r>
         <w:rPr>
           <w:lang w:val="zh_TW" w:bidi="zh_TW"/>
@@ -12817,18 +11479,12 @@
         </w:rPr>
         <w:t xml:space="preserve"> 一個利未人的城市，位於迦得支派的領土內 （</w:t>
       </w:r>
-      <w:hyperlink r:id="rId226">
-        <w:r>
-          <w:rPr>
-            <w:lang w:val="zh_TW" w:bidi="zh_TW"/>
-          </w:rPr>
-          <w:rPr>
-            <w:color w:val="0000EE"/>
-            <w:u w:val="single"/>
-          </w:rPr>
-          <w:t>書21:38</w:t>
-        </w:r>
-      </w:hyperlink>
+      <w:r>
+        <w:rPr>
+          <w:lang w:val="zh_TW" w:bidi="zh_TW"/>
+        </w:rPr>
+        <w:t>書21:38</w:t>
+      </w:r>
       <w:r>
         <w:rPr>
           <w:lang w:val="zh_TW" w:bidi="zh_TW"/>
@@ -13154,18 +11810,12 @@
         </w:rPr>
         <w:t>當七歲的約阿施被膏抹並加冕為王時，也交給了他一份律法書，正如律法書上所命令的（見</w:t>
       </w:r>
-      <w:hyperlink r:id="rId180">
-        <w:r>
-          <w:rPr>
-            <w:lang w:val="zh_TW" w:bidi="zh_TW"/>
-          </w:rPr>
-          <w:rPr>
-            <w:color w:val="0000EE"/>
-            <w:u w:val="single"/>
-          </w:rPr>
-          <w:t>申17:18–20</w:t>
-        </w:r>
-      </w:hyperlink>
+      <w:r>
+        <w:rPr>
+          <w:lang w:val="zh_TW" w:bidi="zh_TW"/>
+        </w:rPr>
+        <w:t>申17:18–20</w:t>
+      </w:r>
       <w:r>
         <w:rPr>
           <w:lang w:val="zh_TW" w:bidi="zh_TW"/>
@@ -13412,18 +12062,12 @@
         </w:rPr>
         <w:t>關於約阿施何時首次嘗試整修聖殿，並沒有任何記載。然而，在第一次籌集資金失敗後，他在登基第二十三年再次召見了耶何耶大（</w:t>
       </w:r>
-      <w:hyperlink r:id="rId227">
-        <w:r>
-          <w:rPr>
-            <w:lang w:val="zh_TW" w:bidi="zh_TW"/>
-          </w:rPr>
-          <w:rPr>
-            <w:color w:val="0000EE"/>
-            <w:u w:val="single"/>
-          </w:rPr>
-          <w:t>王下12:6</w:t>
-        </w:r>
-      </w:hyperlink>
+      <w:r>
+        <w:rPr>
+          <w:lang w:val="zh_TW" w:bidi="zh_TW"/>
+        </w:rPr>
+        <w:t>王下12:6</w:t>
+      </w:r>
       <w:r>
         <w:rPr>
           <w:lang w:val="zh_TW" w:bidi="zh_TW"/>
@@ -13478,18 +12122,12 @@
         </w:rPr>
         <w:t>列王紀記載，為修理聖殿而收集的資金僅用於支付工資（</w:t>
       </w:r>
-      <w:hyperlink r:id="rId228">
-        <w:r>
-          <w:rPr>
-            <w:lang w:val="zh_TW" w:bidi="zh_TW"/>
-          </w:rPr>
-          <w:rPr>
-            <w:color w:val="0000EE"/>
-            <w:u w:val="single"/>
-          </w:rPr>
-          <w:t>王下12:13–14</w:t>
-        </w:r>
-      </w:hyperlink>
+      <w:r>
+        <w:rPr>
+          <w:lang w:val="zh_TW" w:bidi="zh_TW"/>
+        </w:rPr>
+        <w:t>王下12:13–14</w:t>
+      </w:r>
       <w:r>
         <w:rPr>
           <w:lang w:val="zh_TW" w:bidi="zh_TW"/>
@@ -13596,36 +12234,24 @@
         </w:rPr>
         <w:t>耶何耶大謹慎地保護了耶和華聖殿的庭院免於流血，並保護了大衛的王朝免於滅絕。然而諷刺的是，他的兒子撒迦利亞卻在這個地方被謀殺，而謀殺他的人正是在政變時受到保護的約阿施王。耶穌在批評宗教領袖時提到了這次謀殺（</w:t>
       </w:r>
-      <w:hyperlink r:id="rId229">
-        <w:r>
-          <w:rPr>
-            <w:lang w:val="zh_TW" w:bidi="zh_TW"/>
-          </w:rPr>
-          <w:rPr>
-            <w:color w:val="0000EE"/>
-            <w:u w:val="single"/>
-          </w:rPr>
-          <w:t>太23:35</w:t>
-        </w:r>
-      </w:hyperlink>
+      <w:r>
+        <w:rPr>
+          <w:lang w:val="zh_TW" w:bidi="zh_TW"/>
+        </w:rPr>
+        <w:t>太23:35</w:t>
+      </w:r>
       <w:r>
         <w:rPr>
           <w:lang w:val="zh_TW" w:bidi="zh_TW"/>
         </w:rPr>
         <w:t>；</w:t>
       </w:r>
-      <w:hyperlink r:id="rId230">
-        <w:r>
-          <w:rPr>
-            <w:lang w:val="zh_TW" w:bidi="zh_TW"/>
-          </w:rPr>
-          <w:rPr>
-            <w:color w:val="0000EE"/>
-            <w:u w:val="single"/>
-          </w:rPr>
-          <w:t>路11:51</w:t>
-        </w:r>
-      </w:hyperlink>
+      <w:r>
+        <w:rPr>
+          <w:lang w:val="zh_TW" w:bidi="zh_TW"/>
+        </w:rPr>
+        <w:t>路11:51</w:t>
+      </w:r>
       <w:r>
         <w:rPr>
           <w:lang w:val="zh_TW" w:bidi="zh_TW"/>
@@ -13650,108 +12276,72 @@
         </w:rPr>
         <w:t>「願耶和華......為我伸冤！」這個復仇的禱告與大衛王針對掃羅對他所行的不義為自己所作禱告相似（參見</w:t>
       </w:r>
-      <w:hyperlink r:id="rId231">
-        <w:r>
-          <w:rPr>
-            <w:lang w:val="zh_TW" w:bidi="zh_TW"/>
-          </w:rPr>
-          <w:rPr>
-            <w:color w:val="0000EE"/>
-            <w:u w:val="single"/>
-          </w:rPr>
-          <w:t>詩5:10</w:t>
-        </w:r>
-      </w:hyperlink>
+      <w:r>
+        <w:rPr>
+          <w:lang w:val="zh_TW" w:bidi="zh_TW"/>
+        </w:rPr>
+        <w:t>詩5:10</w:t>
+      </w:r>
       <w:r>
         <w:rPr>
           <w:lang w:val="zh_TW" w:bidi="zh_TW"/>
         </w:rPr>
         <w:t>，</w:t>
       </w:r>
-      <w:hyperlink r:id="rId232">
-        <w:r>
-          <w:rPr>
-            <w:lang w:val="zh_TW" w:bidi="zh_TW"/>
-          </w:rPr>
-          <w:rPr>
-            <w:color w:val="0000EE"/>
-            <w:u w:val="single"/>
-          </w:rPr>
-          <w:t>7:9</w:t>
-        </w:r>
-      </w:hyperlink>
+      <w:r>
+        <w:rPr>
+          <w:lang w:val="zh_TW" w:bidi="zh_TW"/>
+        </w:rPr>
+        <w:t>7:9</w:t>
+      </w:r>
       <w:r>
         <w:rPr>
           <w:lang w:val="zh_TW" w:bidi="zh_TW"/>
         </w:rPr>
         <w:t>，</w:t>
       </w:r>
-      <w:hyperlink r:id="rId233">
-        <w:r>
-          <w:rPr>
-            <w:lang w:val="zh_TW" w:bidi="zh_TW"/>
-          </w:rPr>
-          <w:rPr>
-            <w:color w:val="0000EE"/>
-            <w:u w:val="single"/>
-          </w:rPr>
-          <w:t>9:19–20</w:t>
-        </w:r>
-      </w:hyperlink>
+      <w:r>
+        <w:rPr>
+          <w:lang w:val="zh_TW" w:bidi="zh_TW"/>
+        </w:rPr>
+        <w:t>9:19–20</w:t>
+      </w:r>
       <w:r>
         <w:rPr>
           <w:lang w:val="zh_TW" w:bidi="zh_TW"/>
         </w:rPr>
         <w:t>，</w:t>
       </w:r>
-      <w:hyperlink r:id="rId234">
-        <w:r>
-          <w:rPr>
-            <w:lang w:val="zh_TW" w:bidi="zh_TW"/>
-          </w:rPr>
-          <w:rPr>
-            <w:color w:val="0000EE"/>
-            <w:u w:val="single"/>
-          </w:rPr>
-          <w:t>28:4</w:t>
-        </w:r>
-      </w:hyperlink>
+      <w:r>
+        <w:rPr>
+          <w:lang w:val="zh_TW" w:bidi="zh_TW"/>
+        </w:rPr>
+        <w:t>28:4</w:t>
+      </w:r>
       <w:r>
         <w:rPr>
           <w:lang w:val="zh_TW" w:bidi="zh_TW"/>
         </w:rPr>
         <w:t>，</w:t>
       </w:r>
-      <w:hyperlink r:id="rId235">
-        <w:r>
-          <w:rPr>
-            <w:lang w:val="zh_TW" w:bidi="zh_TW"/>
-          </w:rPr>
-          <w:rPr>
-            <w:color w:val="0000EE"/>
-            <w:u w:val="single"/>
-          </w:rPr>
-          <w:t>56:7</w:t>
-        </w:r>
-      </w:hyperlink>
+      <w:r>
+        <w:rPr>
+          <w:lang w:val="zh_TW" w:bidi="zh_TW"/>
+        </w:rPr>
+        <w:t>56:7</w:t>
+      </w:r>
       <w:r>
         <w:rPr>
           <w:lang w:val="zh_TW" w:bidi="zh_TW"/>
         </w:rPr>
         <w:t>，</w:t>
       </w:r>
-      <w:hyperlink r:id="rId236">
-        <w:r>
-          <w:rPr>
-            <w:lang w:val="zh_TW" w:bidi="zh_TW"/>
-          </w:rPr>
-          <w:rPr>
-            <w:color w:val="0000EE"/>
-            <w:u w:val="single"/>
-          </w:rPr>
-          <w:t>139:19</w:t>
-        </w:r>
-      </w:hyperlink>
+      <w:r>
+        <w:rPr>
+          <w:lang w:val="zh_TW" w:bidi="zh_TW"/>
+        </w:rPr>
+        <w:t>139:19</w:t>
+      </w:r>
       <w:r>
         <w:rPr>
           <w:lang w:val="zh_TW" w:bidi="zh_TW"/>
@@ -13866,18 +12456,12 @@
         </w:rPr>
         <w:t>耶何耶大獲得了王室的葬禮（</w:t>
       </w:r>
-      <w:hyperlink r:id="rId237">
-        <w:r>
-          <w:rPr>
-            <w:lang w:val="zh_TW" w:bidi="zh_TW"/>
-          </w:rPr>
-          <w:rPr>
-            <w:color w:val="0000EE"/>
-            <w:u w:val="single"/>
-          </w:rPr>
-          <w:t>24:15–16</w:t>
-        </w:r>
-      </w:hyperlink>
+      <w:r>
+        <w:rPr>
+          <w:lang w:val="zh_TW" w:bidi="zh_TW"/>
+        </w:rPr>
+        <w:t>24:15–16</w:t>
+      </w:r>
       <w:r>
         <w:rPr>
           <w:lang w:val="zh_TW" w:bidi="zh_TW"/>
@@ -13932,18 +12516,12 @@
         </w:rPr>
         <w:t>歷代志的作者所使用的列王紀的註釋資料對我們來說已經不復存在（另見</w:t>
       </w:r>
-      <w:hyperlink r:id="rId238">
-        <w:r>
-          <w:rPr>
-            <w:lang w:val="zh_TW" w:bidi="zh_TW"/>
-          </w:rPr>
-          <w:rPr>
-            <w:color w:val="0000EE"/>
-            <w:u w:val="single"/>
-          </w:rPr>
-          <w:t>9:29</w:t>
-        </w:r>
-      </w:hyperlink>
+      <w:r>
+        <w:rPr>
+          <w:lang w:val="zh_TW" w:bidi="zh_TW"/>
+        </w:rPr>
+        <w:t>9:29</w:t>
+      </w:r>
       <w:r>
         <w:rPr>
           <w:lang w:val="zh_TW" w:bidi="zh_TW"/>
@@ -14046,18 +12624,12 @@
         </w:rPr>
         <w:t>只是心不專誠：詳情請見</w:t>
       </w:r>
-      <w:hyperlink r:id="rId239">
-        <w:r>
-          <w:rPr>
-            <w:lang w:val="zh_TW" w:bidi="zh_TW"/>
-          </w:rPr>
-          <w:rPr>
-            <w:color w:val="0000EE"/>
-            <w:u w:val="single"/>
-          </w:rPr>
-          <w:t>列王紀下十四章3至4節</w:t>
-        </w:r>
-      </w:hyperlink>
+      <w:r>
+        <w:rPr>
+          <w:lang w:val="zh_TW" w:bidi="zh_TW"/>
+        </w:rPr>
+        <w:t>列王紀下十四章3至4節</w:t>
+      </w:r>
       <w:r>
         <w:rPr>
           <w:lang w:val="zh_TW" w:bidi="zh_TW"/>
@@ -14260,72 +12832,48 @@
         </w:rPr>
         <w:t>片語「神人」是指先知（如</w:t>
       </w:r>
-      <w:hyperlink r:id="rId240">
-        <w:r>
-          <w:rPr>
-            <w:lang w:val="zh_TW" w:bidi="zh_TW"/>
-          </w:rPr>
-          <w:rPr>
-            <w:color w:val="0000EE"/>
-            <w:u w:val="single"/>
-          </w:rPr>
-          <w:t>申33:1</w:t>
-        </w:r>
-      </w:hyperlink>
+      <w:r>
+        <w:rPr>
+          <w:lang w:val="zh_TW" w:bidi="zh_TW"/>
+        </w:rPr>
+        <w:t>申33:1</w:t>
+      </w:r>
       <w:r>
         <w:rPr>
           <w:lang w:val="zh_TW" w:bidi="zh_TW"/>
         </w:rPr>
         <w:t>；</w:t>
       </w:r>
-      <w:hyperlink r:id="rId241">
-        <w:r>
-          <w:rPr>
-            <w:lang w:val="zh_TW" w:bidi="zh_TW"/>
-          </w:rPr>
-          <w:rPr>
-            <w:color w:val="0000EE"/>
-            <w:u w:val="single"/>
-          </w:rPr>
-          <w:t>撒上2:27</w:t>
-        </w:r>
-      </w:hyperlink>
+      <w:r>
+        <w:rPr>
+          <w:lang w:val="zh_TW" w:bidi="zh_TW"/>
+        </w:rPr>
+        <w:t>撒上2:27</w:t>
+      </w:r>
       <w:r>
         <w:rPr>
           <w:lang w:val="zh_TW" w:bidi="zh_TW"/>
         </w:rPr>
         <w:t>，</w:t>
       </w:r>
-      <w:hyperlink r:id="rId242">
-        <w:r>
-          <w:rPr>
-            <w:lang w:val="zh_TW" w:bidi="zh_TW"/>
-          </w:rPr>
-          <w:rPr>
-            <w:color w:val="0000EE"/>
-            <w:u w:val="single"/>
-          </w:rPr>
-          <w:t>9:6–10</w:t>
-        </w:r>
-      </w:hyperlink>
+      <w:r>
+        <w:rPr>
+          <w:lang w:val="zh_TW" w:bidi="zh_TW"/>
+        </w:rPr>
+        <w:t>9:6–10</w:t>
+      </w:r>
       <w:r>
         <w:rPr>
           <w:lang w:val="zh_TW" w:bidi="zh_TW"/>
         </w:rPr>
         <w:t>；</w:t>
       </w:r>
-      <w:hyperlink r:id="rId243">
-        <w:r>
-          <w:rPr>
-            <w:lang w:val="zh_TW" w:bidi="zh_TW"/>
-          </w:rPr>
-          <w:rPr>
-            <w:color w:val="0000EE"/>
-            <w:u w:val="single"/>
-          </w:rPr>
-          <w:t>王上13:1–31</w:t>
-        </w:r>
-      </w:hyperlink>
+      <w:r>
+        <w:rPr>
+          <w:lang w:val="zh_TW" w:bidi="zh_TW"/>
+        </w:rPr>
+        <w:t>王上13:1–31</w:t>
+      </w:r>
       <w:r>
         <w:rPr>
           <w:lang w:val="zh_TW" w:bidi="zh_TW"/>
@@ -14402,36 +12950,24 @@
         </w:rPr>
         <w:t>鹽谷是死海以南的一個常年戰場；大衛也曾在那裡與以東人作戰（</w:t>
       </w:r>
-      <w:hyperlink r:id="rId244">
-        <w:r>
-          <w:rPr>
-            <w:lang w:val="zh_TW" w:bidi="zh_TW"/>
-          </w:rPr>
-          <w:rPr>
-            <w:color w:val="0000EE"/>
-            <w:u w:val="single"/>
-          </w:rPr>
-          <w:t>撒下8:13</w:t>
-        </w:r>
-      </w:hyperlink>
+      <w:r>
+        <w:rPr>
+          <w:lang w:val="zh_TW" w:bidi="zh_TW"/>
+        </w:rPr>
+        <w:t>撒下8:13</w:t>
+      </w:r>
       <w:r>
         <w:rPr>
           <w:lang w:val="zh_TW" w:bidi="zh_TW"/>
         </w:rPr>
         <w:t>；見</w:t>
       </w:r>
-      <w:hyperlink r:id="rId245">
-        <w:r>
-          <w:rPr>
-            <w:lang w:val="zh_TW" w:bidi="zh_TW"/>
-          </w:rPr>
-          <w:rPr>
-            <w:color w:val="0000EE"/>
-            <w:u w:val="single"/>
-          </w:rPr>
-          <w:t>詩60篇</w:t>
-        </w:r>
-      </w:hyperlink>
+      <w:r>
+        <w:rPr>
+          <w:lang w:val="zh_TW" w:bidi="zh_TW"/>
+        </w:rPr>
+        <w:t>詩60篇</w:t>
+      </w:r>
       <w:r>
         <w:rPr>
           <w:lang w:val="zh_TW" w:bidi="zh_TW"/>
@@ -14456,18 +12992,12 @@
         </w:rPr>
         <w:t>亞瑪謝沒有攻下以拉他的港口（</w:t>
       </w:r>
-      <w:hyperlink r:id="rId246">
-        <w:r>
-          <w:rPr>
-            <w:lang w:val="zh_TW" w:bidi="zh_TW"/>
-          </w:rPr>
-          <w:rPr>
-            <w:color w:val="0000EE"/>
-            <w:u w:val="single"/>
-          </w:rPr>
-          <w:t>代下26:2</w:t>
-        </w:r>
-      </w:hyperlink>
+      <w:r>
+        <w:rPr>
+          <w:lang w:val="zh_TW" w:bidi="zh_TW"/>
+        </w:rPr>
+        <w:t>代下26:2</w:t>
+      </w:r>
       <w:r>
         <w:rPr>
           <w:lang w:val="zh_TW" w:bidi="zh_TW"/>
@@ -14522,54 +13052,36 @@
         </w:rPr>
         <w:t>征服者有時會敬拜被征服國家的神，錯誤地認為是戰敗民族的神幫助他們取得了勝利。亞瑪謝持有這種異教的觀念；他不相信耶和華是唯一的真神（見</w:t>
       </w:r>
-      <w:hyperlink r:id="rId247">
-        <w:r>
-          <w:rPr>
-            <w:lang w:val="zh_TW" w:bidi="zh_TW"/>
-          </w:rPr>
-          <w:rPr>
-            <w:color w:val="0000EE"/>
-            <w:u w:val="single"/>
-          </w:rPr>
-          <w:t>賽40:18–28</w:t>
-        </w:r>
-      </w:hyperlink>
+      <w:r>
+        <w:rPr>
+          <w:lang w:val="zh_TW" w:bidi="zh_TW"/>
+        </w:rPr>
+        <w:t>賽40:18–28</w:t>
+      </w:r>
       <w:r>
         <w:rPr>
           <w:lang w:val="zh_TW" w:bidi="zh_TW"/>
         </w:rPr>
         <w:t>，</w:t>
       </w:r>
-      <w:hyperlink r:id="rId248">
-        <w:r>
-          <w:rPr>
-            <w:lang w:val="zh_TW" w:bidi="zh_TW"/>
-          </w:rPr>
-          <w:rPr>
-            <w:color w:val="0000EE"/>
-            <w:u w:val="single"/>
-          </w:rPr>
-          <w:t>42:8</w:t>
-        </w:r>
-      </w:hyperlink>
+      <w:r>
+        <w:rPr>
+          <w:lang w:val="zh_TW" w:bidi="zh_TW"/>
+        </w:rPr>
+        <w:t>42:8</w:t>
+      </w:r>
       <w:r>
         <w:rPr>
           <w:lang w:val="zh_TW" w:bidi="zh_TW"/>
         </w:rPr>
         <w:t>；</w:t>
       </w:r>
-      <w:hyperlink r:id="rId249">
-        <w:r>
-          <w:rPr>
-            <w:lang w:val="zh_TW" w:bidi="zh_TW"/>
-          </w:rPr>
-          <w:rPr>
-            <w:color w:val="0000EE"/>
-            <w:u w:val="single"/>
-          </w:rPr>
-          <w:t>耶10:1–16</w:t>
-        </w:r>
-      </w:hyperlink>
+      <w:r>
+        <w:rPr>
+          <w:lang w:val="zh_TW" w:bidi="zh_TW"/>
+        </w:rPr>
+        <w:t>耶10:1–16</w:t>
+      </w:r>
       <w:r>
         <w:rPr>
           <w:lang w:val="zh_TW" w:bidi="zh_TW"/>
@@ -14624,36 +13136,24 @@
         </w:rPr>
         <w:t>亞瑪謝的驕傲表現在他沒有尋求神。當他擊敗以東人後，他嚴重地高估了自己的軍事能力，而他決定向約阿施開戰，其實是因為他相信別的神，並忽視神接踵而來的審判（參</w:t>
       </w:r>
-      <w:hyperlink r:id="rId250">
-        <w:r>
-          <w:rPr>
-            <w:lang w:val="zh_TW" w:bidi="zh_TW"/>
-          </w:rPr>
-          <w:rPr>
-            <w:color w:val="0000EE"/>
-            <w:u w:val="single"/>
-          </w:rPr>
-          <w:t>18:9–34</w:t>
-        </w:r>
-      </w:hyperlink>
+      <w:r>
+        <w:rPr>
+          <w:lang w:val="zh_TW" w:bidi="zh_TW"/>
+        </w:rPr>
+        <w:t>18:9–34</w:t>
+      </w:r>
       <w:r>
         <w:rPr>
           <w:lang w:val="zh_TW" w:bidi="zh_TW"/>
         </w:rPr>
         <w:t>；</w:t>
       </w:r>
-      <w:hyperlink r:id="rId251">
-        <w:r>
-          <w:rPr>
-            <w:lang w:val="zh_TW" w:bidi="zh_TW"/>
-          </w:rPr>
-          <w:rPr>
-            <w:color w:val="0000EE"/>
-            <w:u w:val="single"/>
-          </w:rPr>
-          <w:t>帖後2:11</w:t>
-        </w:r>
-      </w:hyperlink>
+      <w:r>
+        <w:rPr>
+          <w:lang w:val="zh_TW" w:bidi="zh_TW"/>
+        </w:rPr>
+        <w:t>帖後2:11</w:t>
+      </w:r>
       <w:r>
         <w:rPr>
           <w:lang w:val="zh_TW" w:bidi="zh_TW"/>
@@ -14810,72 +13310,48 @@
         </w:rPr>
         <w:t>歷代志的作者給了烏西雅（在列王紀中稱為亞撒利雅）一個雙重介紹（</w:t>
       </w:r>
-      <w:hyperlink r:id="rId252">
-        <w:r>
-          <w:rPr>
-            <w:lang w:val="zh_TW" w:bidi="zh_TW"/>
-          </w:rPr>
-          <w:rPr>
-            <w:color w:val="0000EE"/>
-            <w:u w:val="single"/>
-          </w:rPr>
-          <w:t>26:1–2</w:t>
-        </w:r>
-      </w:hyperlink>
+      <w:r>
+        <w:rPr>
+          <w:lang w:val="zh_TW" w:bidi="zh_TW"/>
+        </w:rPr>
+        <w:t>26:1–2</w:t>
+      </w:r>
       <w:r>
         <w:rPr>
           <w:lang w:val="zh_TW" w:bidi="zh_TW"/>
         </w:rPr>
         <w:t>、</w:t>
       </w:r>
-      <w:hyperlink r:id="rId253">
-        <w:r>
-          <w:rPr>
-            <w:lang w:val="zh_TW" w:bidi="zh_TW"/>
-          </w:rPr>
-          <w:rPr>
-            <w:color w:val="0000EE"/>
-            <w:u w:val="single"/>
-          </w:rPr>
-          <w:t>3–5</w:t>
-        </w:r>
-      </w:hyperlink>
+      <w:r>
+        <w:rPr>
+          <w:lang w:val="zh_TW" w:bidi="zh_TW"/>
+        </w:rPr>
+        <w:t>3–5</w:t>
+      </w:r>
       <w:r>
         <w:rPr>
           <w:lang w:val="zh_TW" w:bidi="zh_TW"/>
         </w:rPr>
         <w:t>），引用了列王紀中的兩段經文（</w:t>
       </w:r>
-      <w:hyperlink r:id="rId254">
-        <w:r>
-          <w:rPr>
-            <w:lang w:val="zh_TW" w:bidi="zh_TW"/>
-          </w:rPr>
-          <w:rPr>
-            <w:color w:val="0000EE"/>
-            <w:u w:val="single"/>
-          </w:rPr>
-          <w:t>王下14:21–22</w:t>
-        </w:r>
-      </w:hyperlink>
+      <w:r>
+        <w:rPr>
+          <w:lang w:val="zh_TW" w:bidi="zh_TW"/>
+        </w:rPr>
+        <w:t>王下14:21–22</w:t>
+      </w:r>
       <w:r>
         <w:rPr>
           <w:lang w:val="zh_TW" w:bidi="zh_TW"/>
         </w:rPr>
         <w:t>，</w:t>
       </w:r>
-      <w:hyperlink r:id="rId255">
-        <w:r>
-          <w:rPr>
-            <w:lang w:val="zh_TW" w:bidi="zh_TW"/>
-          </w:rPr>
-          <w:rPr>
-            <w:color w:val="0000EE"/>
-            <w:u w:val="single"/>
-          </w:rPr>
-          <w:t>15:2–3</w:t>
-        </w:r>
-      </w:hyperlink>
+      <w:r>
+        <w:rPr>
+          <w:lang w:val="zh_TW" w:bidi="zh_TW"/>
+        </w:rPr>
+        <w:t>15:2–3</w:t>
+      </w:r>
       <w:r>
         <w:rPr>
           <w:lang w:val="zh_TW" w:bidi="zh_TW"/>
@@ -14978,36 +13454,24 @@
         </w:rPr>
         <w:t>這些經文總結了烏西雅的國際成就。他的征服範圍達到西邊、南邊和東南邊，但不包括北邊，那裡耶羅波安二世的王國非常強大（</w:t>
       </w:r>
-      <w:hyperlink r:id="rId256">
-        <w:r>
-          <w:rPr>
-            <w:lang w:val="zh_TW" w:bidi="zh_TW"/>
-          </w:rPr>
-          <w:rPr>
-            <w:color w:val="0000EE"/>
-            <w:u w:val="single"/>
-          </w:rPr>
-          <w:t>王下14:23–29</w:t>
-        </w:r>
-      </w:hyperlink>
+      <w:r>
+        <w:rPr>
+          <w:lang w:val="zh_TW" w:bidi="zh_TW"/>
+        </w:rPr>
+        <w:t>王下14:23–29</w:t>
+      </w:r>
       <w:r>
         <w:rPr>
           <w:lang w:val="zh_TW" w:bidi="zh_TW"/>
         </w:rPr>
         <w:t>）。在神的帶領下（</w:t>
       </w:r>
-      <w:hyperlink r:id="rId257">
-        <w:r>
-          <w:rPr>
-            <w:lang w:val="zh_TW" w:bidi="zh_TW"/>
-          </w:rPr>
-          <w:rPr>
-            <w:color w:val="0000EE"/>
-            <w:u w:val="single"/>
-          </w:rPr>
-          <w:t>代下26:7</w:t>
-        </w:r>
-      </w:hyperlink>
+      <w:r>
+        <w:rPr>
+          <w:lang w:val="zh_TW" w:bidi="zh_TW"/>
+        </w:rPr>
+        <w:t>代下26:7</w:t>
+      </w:r>
       <w:r>
         <w:rPr>
           <w:lang w:val="zh_TW" w:bidi="zh_TW"/>
@@ -15066,36 +13530,24 @@
         </w:rPr>
         <w:t>烏西雅修復了約阿施在對抗亞瑪謝的戰役中對耶路撒冷城牆造成的損壞；烏西雅可能也修復了他那個時期著名的大地震造成的損壞（</w:t>
       </w:r>
-      <w:hyperlink r:id="rId258">
-        <w:r>
-          <w:rPr>
-            <w:lang w:val="zh_TW" w:bidi="zh_TW"/>
-          </w:rPr>
-          <w:rPr>
-            <w:color w:val="0000EE"/>
-            <w:u w:val="single"/>
-          </w:rPr>
-          <w:t>摩1:1</w:t>
-        </w:r>
-      </w:hyperlink>
+      <w:r>
+        <w:rPr>
+          <w:lang w:val="zh_TW" w:bidi="zh_TW"/>
+        </w:rPr>
+        <w:t>摩1:1</w:t>
+      </w:r>
       <w:r>
         <w:rPr>
           <w:lang w:val="zh_TW" w:bidi="zh_TW"/>
         </w:rPr>
         <w:t>；</w:t>
       </w:r>
-      <w:hyperlink r:id="rId259">
-        <w:r>
-          <w:rPr>
-            <w:lang w:val="zh_TW" w:bidi="zh_TW"/>
-          </w:rPr>
-          <w:rPr>
-            <w:color w:val="0000EE"/>
-            <w:u w:val="single"/>
-          </w:rPr>
-          <w:t>亞14:5</w:t>
-        </w:r>
-      </w:hyperlink>
+      <w:r>
+        <w:rPr>
+          <w:lang w:val="zh_TW" w:bidi="zh_TW"/>
+        </w:rPr>
+        <w:t>亞14:5</w:t>
+      </w:r>
       <w:r>
         <w:rPr>
           <w:lang w:val="zh_TW" w:bidi="zh_TW"/>
@@ -15216,36 +13668,24 @@
         </w:rPr>
         <w:t>烏西雅的痲瘋病，是因為他違背聖約，在聖殿內燒香的審判。燒香是祭司專屬的職責（</w:t>
       </w:r>
-      <w:hyperlink r:id="rId260">
-        <w:r>
-          <w:rPr>
-            <w:lang w:val="zh_TW" w:bidi="zh_TW"/>
-          </w:rPr>
-          <w:rPr>
-            <w:color w:val="0000EE"/>
-            <w:u w:val="single"/>
-          </w:rPr>
-          <w:t>出30:7–9</w:t>
-        </w:r>
-      </w:hyperlink>
+      <w:r>
+        <w:rPr>
+          <w:lang w:val="zh_TW" w:bidi="zh_TW"/>
+        </w:rPr>
+        <w:t>出30:7–9</w:t>
+      </w:r>
       <w:r>
         <w:rPr>
           <w:lang w:val="zh_TW" w:bidi="zh_TW"/>
         </w:rPr>
         <w:t>；</w:t>
       </w:r>
-      <w:hyperlink r:id="rId261">
-        <w:r>
-          <w:rPr>
-            <w:lang w:val="zh_TW" w:bidi="zh_TW"/>
-          </w:rPr>
-          <w:rPr>
-            <w:color w:val="0000EE"/>
-            <w:u w:val="single"/>
-          </w:rPr>
-          <w:t>民16章</w:t>
-        </w:r>
-      </w:hyperlink>
+      <w:r>
+        <w:rPr>
+          <w:lang w:val="zh_TW" w:bidi="zh_TW"/>
+        </w:rPr>
+        <w:t>民16章</w:t>
+      </w:r>
       <w:r>
         <w:rPr>
           <w:lang w:val="zh_TW" w:bidi="zh_TW"/>
@@ -15361,18 +13801,12 @@
         </w:rPr>
         <w:t>在與他的父親烏西雅共同攝政十一年後（公元前750–740年），約坦成為正式的王，又在位五年（公元前740–735年）。這就是文中提到的十六年。約坦至少又活了四年，因為我們讀到何細亞在北國掌權是在「烏西雅的兒子約坦二十年」（</w:t>
       </w:r>
-      <w:hyperlink r:id="rId262">
-        <w:r>
-          <w:rPr>
-            <w:lang w:val="zh_TW" w:bidi="zh_TW"/>
-          </w:rPr>
-          <w:rPr>
-            <w:color w:val="0000EE"/>
-            <w:u w:val="single"/>
-          </w:rPr>
-          <w:t>王下15:30</w:t>
-        </w:r>
-      </w:hyperlink>
+      <w:r>
+        <w:rPr>
+          <w:lang w:val="zh_TW" w:bidi="zh_TW"/>
+        </w:rPr>
+        <w:t>王下15:30</w:t>
+      </w:r>
       <w:r>
         <w:rPr>
           <w:lang w:val="zh_TW" w:bidi="zh_TW"/>
@@ -15391,18 +13825,12 @@
         </w:rPr>
         <w:t>）。然而，亞哈斯可能是在公元前732年他父親去世後才舉行正式的登基典禮，因此歷代志的作者將亞哈斯的正式統治從公元前731年開始計算（見</w:t>
       </w:r>
-      <w:hyperlink r:id="rId263">
-        <w:r>
-          <w:rPr>
-            <w:lang w:val="zh_TW" w:bidi="zh_TW"/>
-          </w:rPr>
-          <w:rPr>
-            <w:color w:val="0000EE"/>
-            <w:u w:val="single"/>
-          </w:rPr>
-          <w:t>代下28:1</w:t>
-        </w:r>
-      </w:hyperlink>
+      <w:r>
+        <w:rPr>
+          <w:lang w:val="zh_TW" w:bidi="zh_TW"/>
+        </w:rPr>
+        <w:t>代下28:1</w:t>
+      </w:r>
       <w:r>
         <w:rPr>
           <w:lang w:val="zh_TW" w:bidi="zh_TW"/>
@@ -15505,36 +13933,24 @@
         </w:rPr>
         <w:t>烏西雅曾接受亞捫人的貢物（</w:t>
       </w:r>
-      <w:hyperlink r:id="rId264">
-        <w:r>
-          <w:rPr>
-            <w:lang w:val="zh_TW" w:bidi="zh_TW"/>
-          </w:rPr>
-          <w:rPr>
-            <w:color w:val="0000EE"/>
-            <w:u w:val="single"/>
-          </w:rPr>
-          <w:t>26:8</w:t>
-        </w:r>
-      </w:hyperlink>
+      <w:r>
+        <w:rPr>
+          <w:lang w:val="zh_TW" w:bidi="zh_TW"/>
+        </w:rPr>
+        <w:t>26:8</w:t>
+      </w:r>
       <w:r>
         <w:rPr>
           <w:lang w:val="zh_TW" w:bidi="zh_TW"/>
         </w:rPr>
         <w:t>），而約坦繼續統治他們在約旦河東邊的領土。這些進貢在三年後結束，可能是因為約坦忙著與以色列和亞蘭打仗（</w:t>
       </w:r>
-      <w:hyperlink r:id="rId265">
-        <w:r>
-          <w:rPr>
-            <w:lang w:val="zh_TW" w:bidi="zh_TW"/>
-          </w:rPr>
-          <w:rPr>
-            <w:color w:val="0000EE"/>
-            <w:u w:val="single"/>
-          </w:rPr>
-          <w:t>王下15:37</w:t>
-        </w:r>
-      </w:hyperlink>
+      <w:r>
+        <w:rPr>
+          <w:lang w:val="zh_TW" w:bidi="zh_TW"/>
+        </w:rPr>
+        <w:t>王下15:37</w:t>
+      </w:r>
       <w:r>
         <w:rPr>
           <w:lang w:val="zh_TW" w:bidi="zh_TW"/>
@@ -15643,90 +14059,60 @@
         </w:rPr>
         <w:t>：亞哈斯在模仿迦南人的可憎行為（見</w:t>
       </w:r>
-      <w:hyperlink r:id="rId266">
-        <w:r>
-          <w:rPr>
-            <w:lang w:val="zh_TW" w:bidi="zh_TW"/>
-          </w:rPr>
-          <w:rPr>
-            <w:color w:val="0000EE"/>
-            <w:u w:val="single"/>
-          </w:rPr>
-          <w:t>申12:31</w:t>
-        </w:r>
-      </w:hyperlink>
+      <w:r>
+        <w:rPr>
+          <w:lang w:val="zh_TW" w:bidi="zh_TW"/>
+        </w:rPr>
+        <w:t>申12:31</w:t>
+      </w:r>
       <w:r>
         <w:rPr>
           <w:lang w:val="zh_TW" w:bidi="zh_TW"/>
         </w:rPr>
         <w:t>，</w:t>
       </w:r>
-      <w:hyperlink r:id="rId267">
-        <w:r>
-          <w:rPr>
-            <w:lang w:val="zh_TW" w:bidi="zh_TW"/>
-          </w:rPr>
-          <w:rPr>
-            <w:color w:val="0000EE"/>
-            <w:u w:val="single"/>
-          </w:rPr>
-          <w:t>18:9–10</w:t>
-        </w:r>
-      </w:hyperlink>
+      <w:r>
+        <w:rPr>
+          <w:lang w:val="zh_TW" w:bidi="zh_TW"/>
+        </w:rPr>
+        <w:t>18:9–10</w:t>
+      </w:r>
       <w:r>
         <w:rPr>
           <w:lang w:val="zh_TW" w:bidi="zh_TW"/>
         </w:rPr>
         <w:t>；</w:t>
       </w:r>
-      <w:hyperlink r:id="rId268">
-        <w:r>
-          <w:rPr>
-            <w:lang w:val="zh_TW" w:bidi="zh_TW"/>
-          </w:rPr>
-          <w:rPr>
-            <w:color w:val="0000EE"/>
-            <w:u w:val="single"/>
-          </w:rPr>
-          <w:t>耶7:31</w:t>
-        </w:r>
-      </w:hyperlink>
+      <w:r>
+        <w:rPr>
+          <w:lang w:val="zh_TW" w:bidi="zh_TW"/>
+        </w:rPr>
+        <w:t>耶7:31</w:t>
+      </w:r>
       <w:r>
         <w:rPr>
           <w:lang w:val="zh_TW" w:bidi="zh_TW"/>
         </w:rPr>
         <w:t>，</w:t>
       </w:r>
-      <w:hyperlink r:id="rId269">
-        <w:r>
-          <w:rPr>
-            <w:lang w:val="zh_TW" w:bidi="zh_TW"/>
-          </w:rPr>
-          <w:rPr>
-            <w:color w:val="0000EE"/>
-            <w:u w:val="single"/>
-          </w:rPr>
-          <w:t>19:5</w:t>
-        </w:r>
-      </w:hyperlink>
+      <w:r>
+        <w:rPr>
+          <w:lang w:val="zh_TW" w:bidi="zh_TW"/>
+        </w:rPr>
+        <w:t>19:5</w:t>
+      </w:r>
       <w:r>
         <w:rPr>
           <w:lang w:val="zh_TW" w:bidi="zh_TW"/>
         </w:rPr>
         <w:t>，</w:t>
       </w:r>
-      <w:hyperlink r:id="rId270">
-        <w:r>
-          <w:rPr>
-            <w:lang w:val="zh_TW" w:bidi="zh_TW"/>
-          </w:rPr>
-          <w:rPr>
-            <w:color w:val="0000EE"/>
-            <w:u w:val="single"/>
-          </w:rPr>
-          <w:t>32:35</w:t>
-        </w:r>
-      </w:hyperlink>
+      <w:r>
+        <w:rPr>
+          <w:lang w:val="zh_TW" w:bidi="zh_TW"/>
+        </w:rPr>
+        <w:t>32:35</w:t>
+      </w:r>
       <w:r>
         <w:rPr>
           <w:lang w:val="zh_TW" w:bidi="zh_TW"/>
@@ -15805,36 +14191,24 @@
         </w:rPr>
         <w:t>：雖然耶和華使用以色列來懲罰猶大，但聖約禁止奴役和殺害以色列同胞（</w:t>
       </w:r>
-      <w:hyperlink r:id="rId271">
-        <w:r>
-          <w:rPr>
-            <w:lang w:val="zh_TW" w:bidi="zh_TW"/>
-          </w:rPr>
-          <w:rPr>
-            <w:color w:val="0000EE"/>
-            <w:u w:val="single"/>
-          </w:rPr>
-          <w:t>28:10</w:t>
-        </w:r>
-      </w:hyperlink>
+      <w:r>
+        <w:rPr>
+          <w:lang w:val="zh_TW" w:bidi="zh_TW"/>
+        </w:rPr>
+        <w:t>28:10</w:t>
+      </w:r>
       <w:r>
         <w:rPr>
           <w:lang w:val="zh_TW" w:bidi="zh_TW"/>
         </w:rPr>
         <w:t>；</w:t>
       </w:r>
-      <w:hyperlink r:id="rId272">
-        <w:r>
-          <w:rPr>
-            <w:lang w:val="zh_TW" w:bidi="zh_TW"/>
-          </w:rPr>
-          <w:rPr>
-            <w:color w:val="0000EE"/>
-            <w:u w:val="single"/>
-          </w:rPr>
-          <w:t>利25:39–55</w:t>
-        </w:r>
-      </w:hyperlink>
+      <w:r>
+        <w:rPr>
+          <w:lang w:val="zh_TW" w:bidi="zh_TW"/>
+        </w:rPr>
+        <w:t>利25:39–55</w:t>
+      </w:r>
       <w:r>
         <w:rPr>
           <w:lang w:val="zh_TW" w:bidi="zh_TW"/>
@@ -15930,18 +14304,12 @@
         </w:rPr>
         <w:t>：後來，在亞哈斯在位期間，以色列國將被滅並被擄（公元前722年，</w:t>
       </w:r>
-      <w:hyperlink r:id="rId273">
-        <w:r>
-          <w:rPr>
-            <w:lang w:val="zh_TW" w:bidi="zh_TW"/>
-          </w:rPr>
-          <w:rPr>
-            <w:color w:val="0000EE"/>
-            <w:u w:val="single"/>
-          </w:rPr>
-          <w:t>王下17:5–23</w:t>
-        </w:r>
-      </w:hyperlink>
+      <w:r>
+        <w:rPr>
+          <w:lang w:val="zh_TW" w:bidi="zh_TW"/>
+        </w:rPr>
+        <w:t>王下17:5–23</w:t>
+      </w:r>
       <w:r>
         <w:rPr>
           <w:lang w:val="zh_TW" w:bidi="zh_TW"/>
@@ -16008,18 +14376,12 @@
         </w:rPr>
         <w:t>）：詳情請見</w:t>
       </w:r>
-      <w:hyperlink r:id="rId274">
-        <w:r>
-          <w:rPr>
-            <w:lang w:val="zh_TW" w:bidi="zh_TW"/>
-          </w:rPr>
-          <w:rPr>
-            <w:color w:val="0000EE"/>
-            <w:u w:val="single"/>
-          </w:rPr>
-          <w:t>列王紀下十六章7至9節</w:t>
-        </w:r>
-      </w:hyperlink>
+      <w:r>
+        <w:rPr>
+          <w:lang w:val="zh_TW" w:bidi="zh_TW"/>
+        </w:rPr>
+        <w:t>列王紀下十六章7至9節</w:t>
+      </w:r>
       <w:r>
         <w:rPr>
           <w:lang w:val="zh_TW" w:bidi="zh_TW"/>
@@ -16122,18 +14484,12 @@
         </w:rPr>
         <w:t>亞哈斯王摒棄耶和華，仿照大馬士革的祭壇建造了一座祭壇（</w:t>
       </w:r>
-      <w:hyperlink r:id="rId275">
-        <w:r>
-          <w:rPr>
-            <w:lang w:val="zh_TW" w:bidi="zh_TW"/>
-          </w:rPr>
-          <w:rPr>
-            <w:color w:val="0000EE"/>
-            <w:u w:val="single"/>
-          </w:rPr>
-          <w:t>王下16:10–16</w:t>
-        </w:r>
-      </w:hyperlink>
+      <w:r>
+        <w:rPr>
+          <w:lang w:val="zh_TW" w:bidi="zh_TW"/>
+        </w:rPr>
+        <w:t>王下16:10–16</w:t>
+      </w:r>
       <w:r>
         <w:rPr>
           <w:lang w:val="zh_TW" w:bidi="zh_TW"/>
@@ -16236,18 +14592,12 @@
         </w:rPr>
         <w:t>北國以色列的首都撒馬利亞，在公元前722年被亞述攻陷，這也是猶大王亞哈斯在位的第二十一年（</w:t>
       </w:r>
-      <w:hyperlink r:id="rId276">
-        <w:r>
-          <w:rPr>
-            <w:lang w:val="zh_TW" w:bidi="zh_TW"/>
-          </w:rPr>
-          <w:rPr>
-            <w:color w:val="0000EE"/>
-            <w:u w:val="single"/>
-          </w:rPr>
-          <w:t>王下17:1–6</w:t>
-        </w:r>
-      </w:hyperlink>
+      <w:r>
+        <w:rPr>
+          <w:lang w:val="zh_TW" w:bidi="zh_TW"/>
+        </w:rPr>
+        <w:t>王下17:1–6</w:t>
+      </w:r>
       <w:r>
         <w:rPr>
           <w:lang w:val="zh_TW" w:bidi="zh_TW"/>
@@ -16350,36 +14700,24 @@
         </w:rPr>
         <w:t>希西家作王後的第一個行動是修理聖殿的門 （</w:t>
       </w:r>
-      <w:hyperlink r:id="rId277">
-        <w:r>
-          <w:rPr>
-            <w:lang w:val="zh_TW" w:bidi="zh_TW"/>
-          </w:rPr>
-          <w:rPr>
-            <w:color w:val="0000EE"/>
-            <w:u w:val="single"/>
-          </w:rPr>
-          <w:t>29:3</w:t>
-        </w:r>
-      </w:hyperlink>
+      <w:r>
+        <w:rPr>
+          <w:lang w:val="zh_TW" w:bidi="zh_TW"/>
+        </w:rPr>
+        <w:t>29:3</w:t>
+      </w:r>
       <w:r>
         <w:rPr>
           <w:lang w:val="zh_TW" w:bidi="zh_TW"/>
         </w:rPr>
         <w:t>）。所用的動詞 （yekhazzeqem，「他使它們堅固」） 是刻意與希西家王的名字 （yekhizqiyyahu，「耶和華使堅固」）雙關。這一行動為王對祭司和利未人的勸勉鋪陳了背景 （</w:t>
       </w:r>
-      <w:hyperlink r:id="rId278">
-        <w:r>
-          <w:rPr>
-            <w:lang w:val="zh_TW" w:bidi="zh_TW"/>
-          </w:rPr>
-          <w:rPr>
-            <w:color w:val="0000EE"/>
-            <w:u w:val="single"/>
-          </w:rPr>
-          <w:t>29:5–11</w:t>
-        </w:r>
-      </w:hyperlink>
+      <w:r>
+        <w:rPr>
+          <w:lang w:val="zh_TW" w:bidi="zh_TW"/>
+        </w:rPr>
+        <w:t>29:5–11</w:t>
+      </w:r>
       <w:r>
         <w:rPr>
           <w:lang w:val="zh_TW" w:bidi="zh_TW"/>
@@ -16434,36 +14772,24 @@
         </w:rPr>
         <w:t>希西家的勸勉採用了被擄時期常見的詞彙來描述國家的失敗。正如羅波安統治下分裂的日子一樣（</w:t>
       </w:r>
-      <w:hyperlink r:id="rId114">
-        <w:r>
-          <w:rPr>
-            <w:lang w:val="zh_TW" w:bidi="zh_TW"/>
-          </w:rPr>
-          <w:rPr>
-            <w:color w:val="0000EE"/>
-            <w:u w:val="single"/>
-          </w:rPr>
-          <w:t>12:1</w:t>
-        </w:r>
-      </w:hyperlink>
+      <w:r>
+        <w:rPr>
+          <w:lang w:val="zh_TW" w:bidi="zh_TW"/>
+        </w:rPr>
+        <w:t>12:1</w:t>
+      </w:r>
       <w:r>
         <w:rPr>
           <w:lang w:val="zh_TW" w:bidi="zh_TW"/>
         </w:rPr>
         <w:t>；見</w:t>
       </w:r>
-      <w:hyperlink r:id="rId131">
-        <w:r>
-          <w:rPr>
-            <w:lang w:val="zh_TW" w:bidi="zh_TW"/>
-          </w:rPr>
-          <w:rPr>
-            <w:color w:val="0000EE"/>
-            <w:u w:val="single"/>
-          </w:rPr>
-          <w:t>13:10</w:t>
-        </w:r>
-      </w:hyperlink>
+      <w:r>
+        <w:rPr>
+          <w:lang w:val="zh_TW" w:bidi="zh_TW"/>
+        </w:rPr>
+        <w:t>13:10</w:t>
+      </w:r>
       <w:r>
         <w:rPr>
           <w:lang w:val="zh_TW" w:bidi="zh_TW"/>
@@ -16518,18 +14844,12 @@
         </w:rPr>
         <w:t>哥轄……米拉利……革順是利未的三個兒子；他們的後代已經成為利未支派的三大宗族（見</w:t>
       </w:r>
-      <w:hyperlink r:id="rId279">
-        <w:r>
-          <w:rPr>
-            <w:lang w:val="zh_TW" w:bidi="zh_TW"/>
-          </w:rPr>
-          <w:rPr>
-            <w:color w:val="0000EE"/>
-            <w:u w:val="single"/>
-          </w:rPr>
-          <w:t>出6:16</w:t>
-        </w:r>
-      </w:hyperlink>
+      <w:r>
+        <w:rPr>
+          <w:lang w:val="zh_TW" w:bidi="zh_TW"/>
+        </w:rPr>
+        <w:t>出6:16</w:t>
+      </w:r>
       <w:r>
         <w:rPr>
           <w:lang w:val="zh_TW" w:bidi="zh_TW"/>
@@ -16597,54 +14917,36 @@
         </w:rPr>
         <w:t>可能是藉著獻祭（參</w:t>
       </w:r>
-      <w:hyperlink r:id="rId280">
-        <w:r>
-          <w:rPr>
-            <w:lang w:val="zh_TW" w:bidi="zh_TW"/>
-          </w:rPr>
-          <w:rPr>
-            <w:color w:val="0000EE"/>
-            <w:u w:val="single"/>
-          </w:rPr>
-          <w:t>30:15</w:t>
-        </w:r>
-      </w:hyperlink>
+      <w:r>
+        <w:rPr>
+          <w:lang w:val="zh_TW" w:bidi="zh_TW"/>
+        </w:rPr>
+        <w:t>30:15</w:t>
+      </w:r>
       <w:r>
         <w:rPr>
           <w:lang w:val="zh_TW" w:bidi="zh_TW"/>
         </w:rPr>
         <w:t>）；然後他們開始潔淨聖殿。恢復聖殿需要兩個不同的步驟：潔淨（除去污穢，</w:t>
       </w:r>
-      <w:hyperlink r:id="rId281">
-        <w:r>
-          <w:rPr>
-            <w:lang w:val="zh_TW" w:bidi="zh_TW"/>
-          </w:rPr>
-          <w:rPr>
-            <w:color w:val="0000EE"/>
-            <w:u w:val="single"/>
-          </w:rPr>
-          <w:t>29:15–17</w:t>
-        </w:r>
-      </w:hyperlink>
+      <w:r>
+        <w:rPr>
+          <w:lang w:val="zh_TW" w:bidi="zh_TW"/>
+        </w:rPr>
+        <w:t>29:15–17</w:t>
+      </w:r>
       <w:r>
         <w:rPr>
           <w:lang w:val="zh_TW" w:bidi="zh_TW"/>
         </w:rPr>
         <w:t>）和分別為聖（將聖殿重新獻給神作聖潔的敬拜，</w:t>
       </w:r>
-      <w:hyperlink r:id="rId282">
-        <w:r>
-          <w:rPr>
-            <w:lang w:val="zh_TW" w:bidi="zh_TW"/>
-          </w:rPr>
-          <w:rPr>
-            <w:color w:val="0000EE"/>
-            <w:u w:val="single"/>
-          </w:rPr>
-          <w:t>29:20–36</w:t>
-        </w:r>
-      </w:hyperlink>
+      <w:r>
+        <w:rPr>
+          <w:lang w:val="zh_TW" w:bidi="zh_TW"/>
+        </w:rPr>
+        <w:t>29:20–36</w:t>
+      </w:r>
       <w:r>
         <w:rPr>
           <w:lang w:val="zh_TW" w:bidi="zh_TW"/>
@@ -16712,36 +15014,24 @@
         </w:rPr>
         <w:t>公山羊是用於贖罪祭（見</w:t>
       </w:r>
-      <w:hyperlink r:id="rId283">
-        <w:r>
-          <w:rPr>
-            <w:lang w:val="zh_TW" w:bidi="zh_TW"/>
-          </w:rPr>
-          <w:rPr>
-            <w:color w:val="0000EE"/>
-            <w:u w:val="single"/>
-          </w:rPr>
-          <w:t>利1章</w:t>
-        </w:r>
-      </w:hyperlink>
+      <w:r>
+        <w:rPr>
+          <w:lang w:val="zh_TW" w:bidi="zh_TW"/>
+        </w:rPr>
+        <w:t>利1章</w:t>
+      </w:r>
       <w:r>
         <w:rPr>
           <w:lang w:val="zh_TW" w:bidi="zh_TW"/>
         </w:rPr>
         <w:t>，</w:t>
       </w:r>
-      <w:hyperlink r:id="rId284">
-        <w:r>
-          <w:rPr>
-            <w:lang w:val="zh_TW" w:bidi="zh_TW"/>
-          </w:rPr>
-          <w:rPr>
-            <w:color w:val="0000EE"/>
-            <w:u w:val="single"/>
-          </w:rPr>
-          <w:t>4:1–5:13</w:t>
-        </w:r>
-      </w:hyperlink>
+      <w:r>
+        <w:rPr>
+          <w:lang w:val="zh_TW" w:bidi="zh_TW"/>
+        </w:rPr>
+        <w:t>4:1–5:13</w:t>
+      </w:r>
       <w:r>
         <w:rPr>
           <w:lang w:val="zh_TW" w:bidi="zh_TW"/>
@@ -16818,18 +15108,12 @@
         </w:rPr>
         <w:t>感恩祭也被稱為讚美祭、平安祭或安康祭（見</w:t>
       </w:r>
-      <w:hyperlink r:id="rId285">
-        <w:r>
-          <w:rPr>
-            <w:lang w:val="zh_TW" w:bidi="zh_TW"/>
-          </w:rPr>
-          <w:rPr>
-            <w:color w:val="0000EE"/>
-            <w:u w:val="single"/>
-          </w:rPr>
-          <w:t>利3章</w:t>
-        </w:r>
-      </w:hyperlink>
+      <w:r>
+        <w:rPr>
+          <w:lang w:val="zh_TW" w:bidi="zh_TW"/>
+        </w:rPr>
+        <w:t>利3章</w:t>
+      </w:r>
       <w:r>
         <w:rPr>
           <w:lang w:val="zh_TW" w:bidi="zh_TW"/>
@@ -16932,18 +15216,12 @@
         </w:rPr>
         <w:t>這段關於希西家慶祝逾越節的記載，反映出歷代志作者在以下幾方面的深切關注：以色列的合一、百姓的屬靈預備，以及他們是否遵行所羅門奉獻聖殿時所設下的復興準則（</w:t>
       </w:r>
-      <w:hyperlink r:id="rId121">
-        <w:r>
-          <w:rPr>
-            <w:lang w:val="zh_TW" w:bidi="zh_TW"/>
-          </w:rPr>
-          <w:rPr>
-            <w:color w:val="0000EE"/>
-            <w:u w:val="single"/>
-          </w:rPr>
-          <w:t>7:14</w:t>
-        </w:r>
-      </w:hyperlink>
+      <w:r>
+        <w:rPr>
+          <w:lang w:val="zh_TW" w:bidi="zh_TW"/>
+        </w:rPr>
+        <w:t>7:14</w:t>
+      </w:r>
       <w:r>
         <w:rPr>
           <w:lang w:val="zh_TW" w:bidi="zh_TW"/>
@@ -17010,18 +15288,12 @@
         </w:rPr>
         <w:t>：若有人不慎在禮儀上沾染不潔或在長途旅行中，而延遲守逾越節，律法為這種情況做出了規定（</w:t>
       </w:r>
-      <w:hyperlink r:id="rId286">
-        <w:r>
-          <w:rPr>
-            <w:lang w:val="zh_TW" w:bidi="zh_TW"/>
-          </w:rPr>
-          <w:rPr>
-            <w:color w:val="0000EE"/>
-            <w:u w:val="single"/>
-          </w:rPr>
-          <w:t>民9:9–11）；</w:t>
-        </w:r>
-      </w:hyperlink>
+      <w:r>
+        <w:rPr>
+          <w:lang w:val="zh_TW" w:bidi="zh_TW"/>
+        </w:rPr>
+        <w:t>民9:9–11）；</w:t>
+      </w:r>
       <w:r>
         <w:rPr>
           <w:lang w:val="zh_TW" w:bidi="zh_TW"/>
@@ -17124,18 +15396,12 @@
         </w:rPr>
         <w:t>此時北國已被亞述人征服（</w:t>
       </w:r>
-      <w:hyperlink r:id="rId287">
-        <w:r>
-          <w:rPr>
-            <w:lang w:val="zh_TW" w:bidi="zh_TW"/>
-          </w:rPr>
-          <w:rPr>
-            <w:color w:val="0000EE"/>
-            <w:u w:val="single"/>
-          </w:rPr>
-          <w:t>王下17:5–28</w:t>
-        </w:r>
-      </w:hyperlink>
+      <w:r>
+        <w:rPr>
+          <w:lang w:val="zh_TW" w:bidi="zh_TW"/>
+        </w:rPr>
+        <w:t>王下17:5–28</w:t>
+      </w:r>
       <w:r>
         <w:rPr>
           <w:lang w:val="zh_TW" w:bidi="zh_TW"/>
@@ -17203,18 +15469,12 @@
         </w:rPr>
         <w:t>滿足了所羅門的第一個要求（</w:t>
       </w:r>
-      <w:hyperlink r:id="rId121">
-        <w:r>
-          <w:rPr>
-            <w:lang w:val="zh_TW" w:bidi="zh_TW"/>
-          </w:rPr>
-          <w:rPr>
-            <w:color w:val="0000EE"/>
-            <w:u w:val="single"/>
-          </w:rPr>
-          <w:t>代下7:14</w:t>
-        </w:r>
-      </w:hyperlink>
+      <w:r>
+        <w:rPr>
+          <w:lang w:val="zh_TW" w:bidi="zh_TW"/>
+        </w:rPr>
+        <w:t>代下7:14</w:t>
+      </w:r>
       <w:r>
         <w:rPr>
           <w:lang w:val="zh_TW" w:bidi="zh_TW"/>
@@ -17391,18 +15651,12 @@
         </w:rPr>
         <w:t>許多從外地遠道而來的朝聖者沒有機會接受適當的潔淨儀式，因此不適合參加儀式。希西家允許朝聖者們在未參加獻祭儀式且在不潔淨的情況下吃逾越節的羊羔，他祈求神也接受他們的敬拜。希西家遵循了復興之道（見</w:t>
       </w:r>
-      <w:hyperlink r:id="rId121">
-        <w:r>
-          <w:rPr>
-            <w:lang w:val="zh_TW" w:bidi="zh_TW"/>
-          </w:rPr>
-          <w:rPr>
-            <w:color w:val="0000EE"/>
-            <w:u w:val="single"/>
-          </w:rPr>
-          <w:t>7:14</w:t>
-        </w:r>
-      </w:hyperlink>
+      <w:r>
+        <w:rPr>
+          <w:lang w:val="zh_TW" w:bidi="zh_TW"/>
+        </w:rPr>
+        <w:t>7:14</w:t>
+      </w:r>
       <w:r>
         <w:rPr>
           <w:lang w:val="zh_TW" w:bidi="zh_TW"/>
@@ -17491,18 +15745,12 @@
         </w:rPr>
         <w:t>：參</w:t>
       </w:r>
-      <w:hyperlink r:id="rId121">
-        <w:r>
-          <w:rPr>
-            <w:lang w:val="zh_TW" w:bidi="zh_TW"/>
-          </w:rPr>
-          <w:rPr>
-            <w:color w:val="0000EE"/>
-            <w:u w:val="single"/>
-          </w:rPr>
-          <w:t>七章14節</w:t>
-        </w:r>
-      </w:hyperlink>
+      <w:r>
+        <w:rPr>
+          <w:lang w:val="zh_TW" w:bidi="zh_TW"/>
+        </w:rPr>
+        <w:t>七章14節</w:t>
+      </w:r>
       <w:r>
         <w:rPr>
           <w:lang w:val="zh_TW" w:bidi="zh_TW"/>
@@ -17761,36 +16009,24 @@
         </w:rPr>
         <w:t>，可能指的是出售牲畜的收益，而不是指牲畜本身。律法允許百姓將田地的出產兌換成錢（</w:t>
       </w:r>
-      <w:hyperlink r:id="rId288">
-        <w:r>
-          <w:rPr>
-            <w:lang w:val="zh_TW" w:bidi="zh_TW"/>
-          </w:rPr>
-          <w:rPr>
-            <w:color w:val="0000EE"/>
-            <w:u w:val="single"/>
-          </w:rPr>
-          <w:t>申14:24–26</w:t>
-        </w:r>
-      </w:hyperlink>
+      <w:r>
+        <w:rPr>
+          <w:lang w:val="zh_TW" w:bidi="zh_TW"/>
+        </w:rPr>
+        <w:t>申14:24–26</w:t>
+      </w:r>
       <w:r>
         <w:rPr>
           <w:lang w:val="zh_TW" w:bidi="zh_TW"/>
         </w:rPr>
         <w:t>），也允許他們在家中吃肉（</w:t>
       </w:r>
-      <w:hyperlink r:id="rId289">
-        <w:r>
-          <w:rPr>
-            <w:lang w:val="zh_TW" w:bidi="zh_TW"/>
-          </w:rPr>
-          <w:rPr>
-            <w:color w:val="0000EE"/>
-            <w:u w:val="single"/>
-          </w:rPr>
-          <w:t>申12:15</w:t>
-        </w:r>
-      </w:hyperlink>
+      <w:r>
+        <w:rPr>
+          <w:lang w:val="zh_TW" w:bidi="zh_TW"/>
+        </w:rPr>
+        <w:t>申12:15</w:t>
+      </w:r>
       <w:r>
         <w:rPr>
           <w:lang w:val="zh_TW" w:bidi="zh_TW"/>
@@ -17845,18 +16081,12 @@
         </w:rPr>
         <w:t>百姓的慷慨大方讓人聯想到會幕初建的時候（</w:t>
       </w:r>
-      <w:hyperlink r:id="rId290">
-        <w:r>
-          <w:rPr>
-            <w:lang w:val="zh_TW" w:bidi="zh_TW"/>
-          </w:rPr>
-          <w:rPr>
-            <w:color w:val="0000EE"/>
-            <w:u w:val="single"/>
-          </w:rPr>
-          <w:t>出36:3–5</w:t>
-        </w:r>
-      </w:hyperlink>
+      <w:r>
+        <w:rPr>
+          <w:lang w:val="zh_TW" w:bidi="zh_TW"/>
+        </w:rPr>
+        <w:t>出36:3–5</w:t>
+      </w:r>
       <w:r>
         <w:rPr>
           <w:lang w:val="zh_TW" w:bidi="zh_TW"/>
@@ -17911,18 +16141,12 @@
         </w:rPr>
         <w:t>許多利未人，其中大多數來自各省城，他們都有資格事奉。他們以輪值制度分批前來耶路撒冷，擔任短期職務（見</w:t>
       </w:r>
-      <w:hyperlink r:id="rId291">
-        <w:r>
-          <w:rPr>
-            <w:lang w:val="zh_TW" w:bidi="zh_TW"/>
-          </w:rPr>
-          <w:rPr>
-            <w:color w:val="0000EE"/>
-            <w:u w:val="single"/>
-          </w:rPr>
-          <w:t>代上24:1–19</w:t>
-        </w:r>
-      </w:hyperlink>
+      <w:r>
+        <w:rPr>
+          <w:lang w:val="zh_TW" w:bidi="zh_TW"/>
+        </w:rPr>
+        <w:t>代上24:1–19</w:t>
+      </w:r>
       <w:r>
         <w:rPr>
           <w:lang w:val="zh_TW" w:bidi="zh_TW"/>
@@ -17977,36 +16201,24 @@
         </w:rPr>
         <w:t>歷代志的作者在二十三節中總結了對耶路撒冷圍攻的冗長記述（參</w:t>
       </w:r>
-      <w:hyperlink r:id="rId292">
-        <w:r>
-          <w:rPr>
-            <w:lang w:val="zh_TW" w:bidi="zh_TW"/>
-          </w:rPr>
-          <w:rPr>
-            <w:color w:val="0000EE"/>
-            <w:u w:val="single"/>
-          </w:rPr>
-          <w:t>王下18:17–19:37</w:t>
-        </w:r>
-      </w:hyperlink>
+      <w:r>
+        <w:rPr>
+          <w:lang w:val="zh_TW" w:bidi="zh_TW"/>
+        </w:rPr>
+        <w:t>王下18:17–19:37</w:t>
+      </w:r>
       <w:r>
         <w:rPr>
           <w:lang w:val="zh_TW" w:bidi="zh_TW"/>
         </w:rPr>
         <w:t>；</w:t>
       </w:r>
-      <w:hyperlink r:id="rId293">
-        <w:r>
-          <w:rPr>
-            <w:lang w:val="zh_TW" w:bidi="zh_TW"/>
-          </w:rPr>
-          <w:rPr>
-            <w:color w:val="0000EE"/>
-            <w:u w:val="single"/>
-          </w:rPr>
-          <w:t>賽36–38章</w:t>
-        </w:r>
-      </w:hyperlink>
+      <w:r>
+        <w:rPr>
+          <w:lang w:val="zh_TW" w:bidi="zh_TW"/>
+        </w:rPr>
+        <w:t>賽36–38章</w:t>
+      </w:r>
       <w:r>
         <w:rPr>
           <w:lang w:val="zh_TW" w:bidi="zh_TW"/>
@@ -18061,36 +16273,24 @@
         </w:rPr>
         <w:t>西拿基立的攻擊並不令人驚訝；而是因希西家破壞了條約而挑起的（</w:t>
       </w:r>
-      <w:hyperlink r:id="rId294">
-        <w:r>
-          <w:rPr>
-            <w:lang w:val="zh_TW" w:bidi="zh_TW"/>
-          </w:rPr>
-          <w:rPr>
-            <w:color w:val="0000EE"/>
-            <w:u w:val="single"/>
-          </w:rPr>
-          <w:t>王下18:7</w:t>
-        </w:r>
-      </w:hyperlink>
+      <w:r>
+        <w:rPr>
+          <w:lang w:val="zh_TW" w:bidi="zh_TW"/>
+        </w:rPr>
+        <w:t>王下18:7</w:t>
+      </w:r>
       <w:r>
         <w:rPr>
           <w:lang w:val="zh_TW" w:bidi="zh_TW"/>
         </w:rPr>
         <w:t>、</w:t>
       </w:r>
-      <w:hyperlink r:id="rId295">
-        <w:r>
-          <w:rPr>
-            <w:lang w:val="zh_TW" w:bidi="zh_TW"/>
-          </w:rPr>
-          <w:rPr>
-            <w:color w:val="0000EE"/>
-            <w:u w:val="single"/>
-          </w:rPr>
-          <w:t>20</w:t>
-        </w:r>
-      </w:hyperlink>
+      <w:r>
+        <w:rPr>
+          <w:lang w:val="zh_TW" w:bidi="zh_TW"/>
+        </w:rPr>
+        <w:t>20</w:t>
+      </w:r>
       <w:r>
         <w:rPr>
           <w:lang w:val="zh_TW" w:bidi="zh_TW"/>
@@ -18145,18 +16345,12 @@
         </w:rPr>
         <w:t>亞述王的威脅使耶路撒冷人民的關鍵問題變得清晰。真正的問題在於要不要信靠神。敵軍的王認為希西家不可信賴（</w:t>
       </w:r>
-      <w:hyperlink r:id="rId296">
-        <w:r>
-          <w:rPr>
-            <w:lang w:val="zh_TW" w:bidi="zh_TW"/>
-          </w:rPr>
-          <w:rPr>
-            <w:color w:val="0000EE"/>
-            <w:u w:val="single"/>
-          </w:rPr>
-          <w:t>32:11–12</w:t>
-        </w:r>
-      </w:hyperlink>
+      <w:r>
+        <w:rPr>
+          <w:lang w:val="zh_TW" w:bidi="zh_TW"/>
+        </w:rPr>
+        <w:t>32:11–12</w:t>
+      </w:r>
       <w:r>
         <w:rPr>
           <w:lang w:val="zh_TW" w:bidi="zh_TW"/>
@@ -18175,18 +16369,12 @@
         </w:rPr>
         <w:t>，冒犯了耶和華。然而，事實恰恰相反。這次改革是希西家對耶和華最忠心的行動。問題在於面對亞述的強權，神是否值得信靠（</w:t>
       </w:r>
-      <w:hyperlink r:id="rId297">
-        <w:r>
-          <w:rPr>
-            <w:lang w:val="zh_TW" w:bidi="zh_TW"/>
-          </w:rPr>
-          <w:rPr>
-            <w:color w:val="0000EE"/>
-            <w:u w:val="single"/>
-          </w:rPr>
-          <w:t>32:11–15</w:t>
-        </w:r>
-      </w:hyperlink>
+      <w:r>
+        <w:rPr>
+          <w:lang w:val="zh_TW" w:bidi="zh_TW"/>
+        </w:rPr>
+        <w:t>32:11–15</w:t>
+      </w:r>
       <w:r>
         <w:rPr>
           <w:lang w:val="zh_TW" w:bidi="zh_TW"/>
@@ -18241,18 +16429,12 @@
         </w:rPr>
         <w:t>西拿基立的結局與列王紀中的記載相似（見</w:t>
       </w:r>
-      <w:hyperlink r:id="rId298">
-        <w:r>
-          <w:rPr>
-            <w:lang w:val="zh_TW" w:bidi="zh_TW"/>
-          </w:rPr>
-          <w:rPr>
-            <w:color w:val="0000EE"/>
-            <w:u w:val="single"/>
-          </w:rPr>
-          <w:t>王下19:35–37</w:t>
-        </w:r>
-      </w:hyperlink>
+      <w:r>
+        <w:rPr>
+          <w:lang w:val="zh_TW" w:bidi="zh_TW"/>
+        </w:rPr>
+        <w:t>王下19:35–37</w:t>
+      </w:r>
       <w:r>
         <w:rPr>
           <w:lang w:val="zh_TW" w:bidi="zh_TW"/>
@@ -18451,18 +16633,12 @@
         </w:rPr>
         <w:t>巴比倫使者來訪的詳細情況在</w:t>
       </w:r>
-      <w:hyperlink r:id="rId299">
-        <w:r>
-          <w:rPr>
-            <w:lang w:val="zh_TW" w:bidi="zh_TW"/>
-          </w:rPr>
-          <w:rPr>
-            <w:color w:val="0000EE"/>
-            <w:u w:val="single"/>
-          </w:rPr>
-          <w:t>列王紀下二十章12至20節</w:t>
-        </w:r>
-      </w:hyperlink>
+      <w:r>
+        <w:rPr>
+          <w:lang w:val="zh_TW" w:bidi="zh_TW"/>
+        </w:rPr>
+        <w:t>列王紀下二十章12至20節</w:t>
+      </w:r>
       <w:r>
         <w:rPr>
           <w:lang w:val="zh_TW" w:bidi="zh_TW"/>
@@ -18565,18 +16741,12 @@
         </w:rPr>
         <w:t>雕刻的偶像是亞舍拉像（見</w:t>
       </w:r>
-      <w:hyperlink r:id="rId300">
-        <w:r>
-          <w:rPr>
-            <w:lang w:val="zh_TW" w:bidi="zh_TW"/>
-          </w:rPr>
-          <w:rPr>
-            <w:color w:val="0000EE"/>
-            <w:u w:val="single"/>
-          </w:rPr>
-          <w:t>王下21:7</w:t>
-        </w:r>
-      </w:hyperlink>
+      <w:r>
+        <w:rPr>
+          <w:lang w:val="zh_TW" w:bidi="zh_TW"/>
+        </w:rPr>
+        <w:t>王下21:7</w:t>
+      </w:r>
       <w:r>
         <w:rPr>
           <w:lang w:val="zh_TW" w:bidi="zh_TW"/>
@@ -18679,18 +16849,12 @@
         </w:rPr>
         <w:t>瑪拿西的回應符合所羅門在奉獻聖殿時禱告中所提出的條件（</w:t>
       </w:r>
-      <w:hyperlink r:id="rId121">
-        <w:r>
-          <w:rPr>
-            <w:lang w:val="zh_TW" w:bidi="zh_TW"/>
-          </w:rPr>
-          <w:rPr>
-            <w:color w:val="0000EE"/>
-            <w:u w:val="single"/>
-          </w:rPr>
-          <w:t>7:14</w:t>
-        </w:r>
-      </w:hyperlink>
+      <w:r>
+        <w:rPr>
+          <w:lang w:val="zh_TW" w:bidi="zh_TW"/>
+        </w:rPr>
+        <w:t>7:14</w:t>
+      </w:r>
       <w:r>
         <w:rPr>
           <w:lang w:val="zh_TW" w:bidi="zh_TW"/>
@@ -18745,36 +16909,24 @@
         </w:rPr>
         <w:t>列王紀沒有提到瑪拿西的悔改，只講述了因他的惡行帶來的審判的應許（見</w:t>
       </w:r>
-      <w:hyperlink r:id="rId301">
-        <w:r>
-          <w:rPr>
-            <w:lang w:val="zh_TW" w:bidi="zh_TW"/>
-          </w:rPr>
-          <w:rPr>
-            <w:color w:val="0000EE"/>
-            <w:u w:val="single"/>
-          </w:rPr>
-          <w:t>王下21:10–16</w:t>
-        </w:r>
-      </w:hyperlink>
+      <w:r>
+        <w:rPr>
+          <w:lang w:val="zh_TW" w:bidi="zh_TW"/>
+        </w:rPr>
+        <w:t>王下21:10–16</w:t>
+      </w:r>
       <w:r>
         <w:rPr>
           <w:lang w:val="zh_TW" w:bidi="zh_TW"/>
         </w:rPr>
         <w:t>）。歷代志則講述了他悔改後所做的善行，效法他父親希西家的榜樣。然而，瑪拿西的行動無法使百姓的心轉向耶和華，也無法避免神對猶大的審判（</w:t>
       </w:r>
-      <w:hyperlink r:id="rId302">
-        <w:r>
-          <w:rPr>
-            <w:lang w:val="zh_TW" w:bidi="zh_TW"/>
-          </w:rPr>
-          <w:rPr>
-            <w:color w:val="0000EE"/>
-            <w:u w:val="single"/>
-          </w:rPr>
-          <w:t>代下33:7</w:t>
-        </w:r>
-      </w:hyperlink>
+      <w:r>
+        <w:rPr>
+          <w:lang w:val="zh_TW" w:bidi="zh_TW"/>
+        </w:rPr>
+        <w:t>代下33:7</w:t>
+      </w:r>
       <w:r>
         <w:rPr>
           <w:lang w:val="zh_TW" w:bidi="zh_TW"/>
@@ -18877,18 +17029,12 @@
         </w:rPr>
         <w:t>瑪拿西被擄時可能正在修復城牆的損壞。他的宗教改革類似於希西家的改革，但不徹底；約西亞後來拆除了瑪拿西在聖殿裡所築的祭壇（</w:t>
       </w:r>
-      <w:hyperlink r:id="rId303">
-        <w:r>
-          <w:rPr>
-            <w:lang w:val="zh_TW" w:bidi="zh_TW"/>
-          </w:rPr>
-          <w:rPr>
-            <w:color w:val="0000EE"/>
-            <w:u w:val="single"/>
-          </w:rPr>
-          <w:t>王下23:12</w:t>
-        </w:r>
-      </w:hyperlink>
+      <w:r>
+        <w:rPr>
+          <w:lang w:val="zh_TW" w:bidi="zh_TW"/>
+        </w:rPr>
+        <w:t>王下23:12</w:t>
+      </w:r>
       <w:r>
         <w:rPr>
           <w:lang w:val="zh_TW" w:bidi="zh_TW"/>
@@ -19433,36 +17579,24 @@
         </w:rPr>
         <w:t>：見</w:t>
       </w:r>
-      <w:hyperlink r:id="rId304">
-        <w:r>
-          <w:rPr>
-            <w:lang w:val="zh_TW" w:bidi="zh_TW"/>
-          </w:rPr>
-          <w:rPr>
-            <w:color w:val="0000EE"/>
-            <w:u w:val="single"/>
-          </w:rPr>
-          <w:t>申二十七章14至26節</w:t>
-        </w:r>
-      </w:hyperlink>
+      <w:r>
+        <w:rPr>
+          <w:lang w:val="zh_TW" w:bidi="zh_TW"/>
+        </w:rPr>
+        <w:t>申二十七章14至26節</w:t>
+      </w:r>
       <w:r>
         <w:rPr>
           <w:lang w:val="zh_TW" w:bidi="zh_TW"/>
         </w:rPr>
         <w:t>，</w:t>
       </w:r>
-      <w:hyperlink r:id="rId305">
-        <w:r>
-          <w:rPr>
-            <w:lang w:val="zh_TW" w:bidi="zh_TW"/>
-          </w:rPr>
-          <w:rPr>
-            <w:color w:val="0000EE"/>
-            <w:u w:val="single"/>
-          </w:rPr>
-          <w:t>二十八章15至68節</w:t>
-        </w:r>
-      </w:hyperlink>
+      <w:r>
+        <w:rPr>
+          <w:lang w:val="zh_TW" w:bidi="zh_TW"/>
+        </w:rPr>
+        <w:t>二十八章15至68節</w:t>
+      </w:r>
       <w:r>
         <w:rPr>
           <w:lang w:val="zh_TW" w:bidi="zh_TW"/>
@@ -19517,18 +17651,12 @@
         </w:rPr>
         <w:t>約西亞王並沒有平平安安地去世；他被埃及法老尼哥二世（Neco II）殺死 （</w:t>
       </w:r>
-      <w:hyperlink r:id="rId306">
-        <w:r>
-          <w:rPr>
-            <w:lang w:val="zh_TW" w:bidi="zh_TW"/>
-          </w:rPr>
-          <w:rPr>
-            <w:color w:val="0000EE"/>
-            <w:u w:val="single"/>
-          </w:rPr>
-          <w:t>35:20–25</w:t>
-        </w:r>
-      </w:hyperlink>
+      <w:r>
+        <w:rPr>
+          <w:lang w:val="zh_TW" w:bidi="zh_TW"/>
+        </w:rPr>
+        <w:t>35:20–25</w:t>
+      </w:r>
       <w:r>
         <w:rPr>
           <w:lang w:val="zh_TW" w:bidi="zh_TW"/>
@@ -19679,72 +17807,48 @@
         </w:rPr>
         <w:t>祭司和利未人的職分遵循了大衛和所羅門的指示（</w:t>
       </w:r>
-      <w:hyperlink r:id="rId307">
-        <w:r>
-          <w:rPr>
-            <w:lang w:val="zh_TW" w:bidi="zh_TW"/>
-          </w:rPr>
-          <w:rPr>
-            <w:color w:val="0000EE"/>
-            <w:u w:val="single"/>
-          </w:rPr>
-          <w:t>8:14–15</w:t>
-        </w:r>
-      </w:hyperlink>
+      <w:r>
+        <w:rPr>
+          <w:lang w:val="zh_TW" w:bidi="zh_TW"/>
+        </w:rPr>
+        <w:t>8:14–15</w:t>
+      </w:r>
       <w:r>
         <w:rPr>
           <w:lang w:val="zh_TW" w:bidi="zh_TW"/>
         </w:rPr>
         <w:t>；</w:t>
       </w:r>
-      <w:hyperlink r:id="rId308">
-        <w:r>
-          <w:rPr>
-            <w:lang w:val="zh_TW" w:bidi="zh_TW"/>
-          </w:rPr>
-          <w:rPr>
-            <w:color w:val="0000EE"/>
-            <w:u w:val="single"/>
-          </w:rPr>
-          <w:t>代上24–26</w:t>
-        </w:r>
-      </w:hyperlink>
+      <w:r>
+        <w:rPr>
+          <w:lang w:val="zh_TW" w:bidi="zh_TW"/>
+        </w:rPr>
+        <w:t>代上24–26</w:t>
+      </w:r>
       <w:r>
         <w:rPr>
           <w:lang w:val="zh_TW" w:bidi="zh_TW"/>
         </w:rPr>
         <w:t>）。逾越節的祭牲通常由獻祭者自己宰殺（</w:t>
       </w:r>
-      <w:hyperlink r:id="rId309">
-        <w:r>
-          <w:rPr>
-            <w:lang w:val="zh_TW" w:bidi="zh_TW"/>
-          </w:rPr>
-          <w:rPr>
-            <w:color w:val="0000EE"/>
-            <w:u w:val="single"/>
-          </w:rPr>
-          <w:t>申16:5–6</w:t>
-        </w:r>
-      </w:hyperlink>
+      <w:r>
+        <w:rPr>
+          <w:lang w:val="zh_TW" w:bidi="zh_TW"/>
+        </w:rPr>
+        <w:t>申16:5–6</w:t>
+      </w:r>
       <w:r>
         <w:rPr>
           <w:lang w:val="zh_TW" w:bidi="zh_TW"/>
         </w:rPr>
         <w:t>）。然而，由於獻祭者沒有時間自潔，約西亞延續了希西家開始的做法，由利未人宰殺逾越節的牲畜（見</w:t>
       </w:r>
-      <w:hyperlink r:id="rId310">
-        <w:r>
-          <w:rPr>
-            <w:lang w:val="zh_TW" w:bidi="zh_TW"/>
-          </w:rPr>
-          <w:rPr>
-            <w:color w:val="0000EE"/>
-            <w:u w:val="single"/>
-          </w:rPr>
-          <w:t>代下30:13–20</w:t>
-        </w:r>
-      </w:hyperlink>
+      <w:r>
+        <w:rPr>
+          <w:lang w:val="zh_TW" w:bidi="zh_TW"/>
+        </w:rPr>
+        <w:t>代下30:13–20</w:t>
+      </w:r>
       <w:r>
         <w:rPr>
           <w:lang w:val="zh_TW" w:bidi="zh_TW"/>
@@ -19799,54 +17903,36 @@
         </w:rPr>
         <w:t>逾越節獻祭需要羊羔和山羊羔（</w:t>
       </w:r>
-      <w:hyperlink r:id="rId311">
-        <w:r>
-          <w:rPr>
-            <w:lang w:val="zh_TW" w:bidi="zh_TW"/>
-          </w:rPr>
-          <w:rPr>
-            <w:color w:val="0000EE"/>
-            <w:u w:val="single"/>
-          </w:rPr>
-          <w:t>出12:21</w:t>
-        </w:r>
-      </w:hyperlink>
+      <w:r>
+        <w:rPr>
+          <w:lang w:val="zh_TW" w:bidi="zh_TW"/>
+        </w:rPr>
+        <w:t>出12:21</w:t>
+      </w:r>
       <w:r>
         <w:rPr>
           <w:lang w:val="zh_TW" w:bidi="zh_TW"/>
         </w:rPr>
         <w:t>）。牛是額外的祭物。約西亞和其他人所奉獻的總數，幾乎是希西家時期的兩倍（見</w:t>
       </w:r>
-      <w:hyperlink r:id="rId312">
-        <w:r>
-          <w:rPr>
-            <w:lang w:val="zh_TW" w:bidi="zh_TW"/>
-          </w:rPr>
-          <w:rPr>
-            <w:color w:val="0000EE"/>
-            <w:u w:val="single"/>
-          </w:rPr>
-          <w:t>代下30:24</w:t>
-        </w:r>
-      </w:hyperlink>
+      <w:r>
+        <w:rPr>
+          <w:lang w:val="zh_TW" w:bidi="zh_TW"/>
+        </w:rPr>
+        <w:t>代下30:24</w:t>
+      </w:r>
       <w:r>
         <w:rPr>
           <w:lang w:val="zh_TW" w:bidi="zh_TW"/>
         </w:rPr>
         <w:t>），但少於奉獻聖殿時的祭物（見</w:t>
       </w:r>
-      <w:hyperlink r:id="rId313">
-        <w:r>
-          <w:rPr>
-            <w:lang w:val="zh_TW" w:bidi="zh_TW"/>
-          </w:rPr>
-          <w:rPr>
-            <w:color w:val="0000EE"/>
-            <w:u w:val="single"/>
-          </w:rPr>
-          <w:t>7:5</w:t>
-        </w:r>
-      </w:hyperlink>
+      <w:r>
+        <w:rPr>
+          <w:lang w:val="zh_TW" w:bidi="zh_TW"/>
+        </w:rPr>
+        <w:t>7:5</w:t>
+      </w:r>
       <w:r>
         <w:rPr>
           <w:lang w:val="zh_TW" w:bidi="zh_TW"/>
@@ -19914,18 +18000,12 @@
         </w:rPr>
         <w:t>遵守逾越節所要求的迅速（</w:t>
       </w:r>
-      <w:hyperlink r:id="rId314">
-        <w:r>
-          <w:rPr>
-            <w:lang w:val="zh_TW" w:bidi="zh_TW"/>
-          </w:rPr>
-          <w:rPr>
-            <w:color w:val="0000EE"/>
-            <w:u w:val="single"/>
-          </w:rPr>
-          <w:t>出12:11</w:t>
-        </w:r>
-      </w:hyperlink>
+      <w:r>
+        <w:rPr>
+          <w:lang w:val="zh_TW" w:bidi="zh_TW"/>
+        </w:rPr>
+        <w:t>出12:11</w:t>
+      </w:r>
       <w:r>
         <w:rPr>
           <w:lang w:val="zh_TW" w:bidi="zh_TW"/>
@@ -19980,54 +18060,36 @@
         </w:rPr>
         <w:t>這次逾越節的參加人數比希西家所守的逾越節更多。在這次逾越節中，祭司和利未人擔任了重要且適當的角色，正如約西亞特別要求的那樣（</w:t>
       </w:r>
-      <w:hyperlink r:id="rId315">
-        <w:r>
-          <w:rPr>
-            <w:lang w:val="zh_TW" w:bidi="zh_TW"/>
-          </w:rPr>
-          <w:rPr>
-            <w:color w:val="0000EE"/>
-            <w:u w:val="single"/>
-          </w:rPr>
-          <w:t>35:15–16</w:t>
-        </w:r>
-      </w:hyperlink>
+      <w:r>
+        <w:rPr>
+          <w:lang w:val="zh_TW" w:bidi="zh_TW"/>
+        </w:rPr>
+        <w:t>35:15–16</w:t>
+      </w:r>
       <w:r>
         <w:rPr>
           <w:lang w:val="zh_TW" w:bidi="zh_TW"/>
         </w:rPr>
         <w:t>；參</w:t>
       </w:r>
-      <w:hyperlink r:id="rId316">
-        <w:r>
-          <w:rPr>
-            <w:lang w:val="zh_TW" w:bidi="zh_TW"/>
-          </w:rPr>
-          <w:rPr>
-            <w:color w:val="0000EE"/>
-            <w:u w:val="single"/>
-          </w:rPr>
-          <w:t>30:3</w:t>
-        </w:r>
-      </w:hyperlink>
+      <w:r>
+        <w:rPr>
+          <w:lang w:val="zh_TW" w:bidi="zh_TW"/>
+        </w:rPr>
+        <w:t>30:3</w:t>
+      </w:r>
       <w:r>
         <w:rPr>
           <w:lang w:val="zh_TW" w:bidi="zh_TW"/>
         </w:rPr>
         <w:t>、</w:t>
       </w:r>
-      <w:hyperlink r:id="rId280">
-        <w:r>
-          <w:rPr>
-            <w:lang w:val="zh_TW" w:bidi="zh_TW"/>
-          </w:rPr>
-          <w:rPr>
-            <w:color w:val="0000EE"/>
-            <w:u w:val="single"/>
-          </w:rPr>
-          <w:t>15</w:t>
-        </w:r>
-      </w:hyperlink>
+      <w:r>
+        <w:rPr>
+          <w:lang w:val="zh_TW" w:bidi="zh_TW"/>
+        </w:rPr>
+        <w:t>15</w:t>
+      </w:r>
       <w:r>
         <w:rPr>
           <w:lang w:val="zh_TW" w:bidi="zh_TW"/>
@@ -20130,36 +18192,24 @@
         </w:rPr>
         <w:t>耶利米非常敬重約西亞（見</w:t>
       </w:r>
-      <w:hyperlink r:id="rId317">
-        <w:r>
-          <w:rPr>
-            <w:lang w:val="zh_TW" w:bidi="zh_TW"/>
-          </w:rPr>
-          <w:rPr>
-            <w:color w:val="0000EE"/>
-            <w:u w:val="single"/>
-          </w:rPr>
-          <w:t>耶22:15–16</w:t>
-        </w:r>
-      </w:hyperlink>
+      <w:r>
+        <w:rPr>
+          <w:lang w:val="zh_TW" w:bidi="zh_TW"/>
+        </w:rPr>
+        <w:t>耶22:15–16</w:t>
+      </w:r>
       <w:r>
         <w:rPr>
           <w:lang w:val="zh_TW" w:bidi="zh_TW"/>
         </w:rPr>
         <w:t>；參</w:t>
       </w:r>
-      <w:hyperlink r:id="rId318">
-        <w:r>
-          <w:rPr>
-            <w:lang w:val="zh_TW" w:bidi="zh_TW"/>
-          </w:rPr>
-          <w:rPr>
-            <w:color w:val="0000EE"/>
-            <w:u w:val="single"/>
-          </w:rPr>
-          <w:t>耶22:10</w:t>
-        </w:r>
-      </w:hyperlink>
+      <w:r>
+        <w:rPr>
+          <w:lang w:val="zh_TW" w:bidi="zh_TW"/>
+        </w:rPr>
+        <w:t>耶22:10</w:t>
+      </w:r>
       <w:r>
         <w:rPr>
           <w:lang w:val="zh_TW" w:bidi="zh_TW"/>
@@ -20227,36 +18277,24 @@
         </w:rPr>
         <w:t>也稱為沙龍（見</w:t>
       </w:r>
-      <w:hyperlink r:id="rId319">
-        <w:r>
-          <w:rPr>
-            <w:lang w:val="zh_TW" w:bidi="zh_TW"/>
-          </w:rPr>
-          <w:rPr>
-            <w:color w:val="0000EE"/>
-            <w:u w:val="single"/>
-          </w:rPr>
-          <w:t>耶22:11</w:t>
-        </w:r>
-      </w:hyperlink>
+      <w:r>
+        <w:rPr>
+          <w:lang w:val="zh_TW" w:bidi="zh_TW"/>
+        </w:rPr>
+        <w:t>耶22:11</w:t>
+      </w:r>
       <w:r>
         <w:rPr>
           <w:lang w:val="zh_TW" w:bidi="zh_TW"/>
         </w:rPr>
         <w:t>），並不是約西亞的長子（</w:t>
       </w:r>
-      <w:hyperlink r:id="rId320">
-        <w:r>
-          <w:rPr>
-            <w:lang w:val="zh_TW" w:bidi="zh_TW"/>
-          </w:rPr>
-          <w:rPr>
-            <w:color w:val="0000EE"/>
-            <w:u w:val="single"/>
-          </w:rPr>
-          <w:t>代上3:15</w:t>
-        </w:r>
-      </w:hyperlink>
+      <w:r>
+        <w:rPr>
+          <w:lang w:val="zh_TW" w:bidi="zh_TW"/>
+        </w:rPr>
+        <w:t>代上3:15</w:t>
+      </w:r>
       <w:r>
         <w:rPr>
           <w:lang w:val="zh_TW" w:bidi="zh_TW"/>
@@ -20393,18 +18431,12 @@
         </w:rPr>
         <w:t>他行了惡事：耶利米形容他的統治是自我膨脹和不公義的統治（</w:t>
       </w:r>
-      <w:hyperlink r:id="rId321">
-        <w:r>
-          <w:rPr>
-            <w:lang w:val="zh_TW" w:bidi="zh_TW"/>
-          </w:rPr>
-          <w:rPr>
-            <w:color w:val="0000EE"/>
-            <w:u w:val="single"/>
-          </w:rPr>
-          <w:t>耶22:13–17</w:t>
-        </w:r>
-      </w:hyperlink>
+      <w:r>
+        <w:rPr>
+          <w:lang w:val="zh_TW" w:bidi="zh_TW"/>
+        </w:rPr>
+        <w:t>耶22:13–17</w:t>
+      </w:r>
       <w:r>
         <w:rPr>
           <w:lang w:val="zh_TW" w:bidi="zh_TW"/>
@@ -20494,36 +18526,24 @@
         </w:rPr>
         <w:t>約雅斤在巴比倫被囚禁了三十七年（見</w:t>
       </w:r>
-      <w:hyperlink r:id="rId322">
-        <w:r>
-          <w:rPr>
-            <w:lang w:val="zh_TW" w:bidi="zh_TW"/>
-          </w:rPr>
-          <w:rPr>
-            <w:color w:val="0000EE"/>
-            <w:u w:val="single"/>
-          </w:rPr>
-          <w:t>王下25:27</w:t>
-        </w:r>
-      </w:hyperlink>
+      <w:r>
+        <w:rPr>
+          <w:lang w:val="zh_TW" w:bidi="zh_TW"/>
+        </w:rPr>
+        <w:t>王下25:27</w:t>
+      </w:r>
       <w:r>
         <w:rPr>
           <w:lang w:val="zh_TW" w:bidi="zh_TW"/>
         </w:rPr>
         <w:t>；</w:t>
       </w:r>
-      <w:hyperlink r:id="rId323">
-        <w:r>
-          <w:rPr>
-            <w:lang w:val="zh_TW" w:bidi="zh_TW"/>
-          </w:rPr>
-          <w:rPr>
-            <w:color w:val="0000EE"/>
-            <w:u w:val="single"/>
-          </w:rPr>
-          <w:t>耶52:31</w:t>
-        </w:r>
-      </w:hyperlink>
+      <w:r>
+        <w:rPr>
+          <w:lang w:val="zh_TW" w:bidi="zh_TW"/>
+        </w:rPr>
+        <w:t>耶52:31</w:t>
+      </w:r>
       <w:r>
         <w:rPr>
           <w:lang w:val="zh_TW" w:bidi="zh_TW"/>
@@ -20626,72 +18646,48 @@
         </w:rPr>
         <w:t>雖然耶利米一再敦促西底家向巴比倫人投降，而不是向埃及尋求幫助（</w:t>
       </w:r>
-      <w:hyperlink r:id="rId324">
-        <w:r>
-          <w:rPr>
-            <w:lang w:val="zh_TW" w:bidi="zh_TW"/>
-          </w:rPr>
-          <w:rPr>
-            <w:color w:val="0000EE"/>
-            <w:u w:val="single"/>
-          </w:rPr>
-          <w:t>耶25:1–11</w:t>
-        </w:r>
-      </w:hyperlink>
+      <w:r>
+        <w:rPr>
+          <w:lang w:val="zh_TW" w:bidi="zh_TW"/>
+        </w:rPr>
+        <w:t>耶25:1–11</w:t>
+      </w:r>
       <w:r>
         <w:rPr>
           <w:lang w:val="zh_TW" w:bidi="zh_TW"/>
         </w:rPr>
         <w:t>，</w:t>
       </w:r>
-      <w:hyperlink r:id="rId325">
-        <w:r>
-          <w:rPr>
-            <w:lang w:val="zh_TW" w:bidi="zh_TW"/>
-          </w:rPr>
-          <w:rPr>
-            <w:color w:val="0000EE"/>
-            <w:u w:val="single"/>
-          </w:rPr>
-          <w:t>27:1–22</w:t>
-        </w:r>
-      </w:hyperlink>
+      <w:r>
+        <w:rPr>
+          <w:lang w:val="zh_TW" w:bidi="zh_TW"/>
+        </w:rPr>
+        <w:t>27:1–22</w:t>
+      </w:r>
       <w:r>
         <w:rPr>
           <w:lang w:val="zh_TW" w:bidi="zh_TW"/>
         </w:rPr>
         <w:t>，</w:t>
       </w:r>
-      <w:hyperlink r:id="rId326">
-        <w:r>
-          <w:rPr>
-            <w:lang w:val="zh_TW" w:bidi="zh_TW"/>
-          </w:rPr>
-          <w:rPr>
-            <w:color w:val="0000EE"/>
-            <w:u w:val="single"/>
-          </w:rPr>
-          <w:t>34:1–22</w:t>
-        </w:r>
-      </w:hyperlink>
+      <w:r>
+        <w:rPr>
+          <w:lang w:val="zh_TW" w:bidi="zh_TW"/>
+        </w:rPr>
+        <w:t>34:1–22</w:t>
+      </w:r>
       <w:r>
         <w:rPr>
           <w:lang w:val="zh_TW" w:bidi="zh_TW"/>
         </w:rPr>
         <w:t>，</w:t>
       </w:r>
-      <w:hyperlink r:id="rId327">
-        <w:r>
-          <w:rPr>
-            <w:lang w:val="zh_TW" w:bidi="zh_TW"/>
-          </w:rPr>
-          <w:rPr>
-            <w:color w:val="0000EE"/>
-            <w:u w:val="single"/>
-          </w:rPr>
-          <w:t>37:1–38:28</w:t>
-        </w:r>
-      </w:hyperlink>
+      <w:r>
+        <w:rPr>
+          <w:lang w:val="zh_TW" w:bidi="zh_TW"/>
+        </w:rPr>
+        <w:t>37:1–38:28</w:t>
+      </w:r>
       <w:r>
         <w:rPr>
           <w:lang w:val="zh_TW" w:bidi="zh_TW"/>
@@ -20818,36 +18814,24 @@
         </w:rPr>
         <w:t>聖殿在公元前586年8月被毀（見</w:t>
       </w:r>
-      <w:hyperlink r:id="rId328">
-        <w:r>
-          <w:rPr>
-            <w:lang w:val="zh_TW" w:bidi="zh_TW"/>
-          </w:rPr>
-          <w:rPr>
-            <w:color w:val="0000EE"/>
-            <w:u w:val="single"/>
-          </w:rPr>
-          <w:t>王下25:8</w:t>
-        </w:r>
-      </w:hyperlink>
+      <w:r>
+        <w:rPr>
+          <w:lang w:val="zh_TW" w:bidi="zh_TW"/>
+        </w:rPr>
+        <w:t>王下25:8</w:t>
+      </w:r>
       <w:r>
         <w:rPr>
           <w:lang w:val="zh_TW" w:bidi="zh_TW"/>
         </w:rPr>
         <w:t>；</w:t>
       </w:r>
-      <w:hyperlink r:id="rId329">
-        <w:r>
-          <w:rPr>
-            <w:lang w:val="zh_TW" w:bidi="zh_TW"/>
-          </w:rPr>
-          <w:rPr>
-            <w:color w:val="0000EE"/>
-            <w:u w:val="single"/>
-          </w:rPr>
-          <w:t>耶52:12</w:t>
-        </w:r>
-      </w:hyperlink>
+      <w:r>
+        <w:rPr>
+          <w:lang w:val="zh_TW" w:bidi="zh_TW"/>
+        </w:rPr>
+        <w:t>耶52:12</w:t>
+      </w:r>
       <w:r>
         <w:rPr>
           <w:lang w:val="zh_TW" w:bidi="zh_TW"/>
@@ -20906,36 +18890,24 @@
         </w:rPr>
         <w:t>耶利米已經預言了被擄的時間長度（</w:t>
       </w:r>
-      <w:hyperlink r:id="rId330">
-        <w:r>
-          <w:rPr>
-            <w:lang w:val="zh_TW" w:bidi="zh_TW"/>
-          </w:rPr>
-          <w:rPr>
-            <w:color w:val="0000EE"/>
-            <w:u w:val="single"/>
-          </w:rPr>
-          <w:t>耶25:11–12</w:t>
-        </w:r>
-      </w:hyperlink>
+      <w:r>
+        <w:rPr>
+          <w:lang w:val="zh_TW" w:bidi="zh_TW"/>
+        </w:rPr>
+        <w:t>耶25:11–12</w:t>
+      </w:r>
       <w:r>
         <w:rPr>
           <w:lang w:val="zh_TW" w:bidi="zh_TW"/>
         </w:rPr>
         <w:t>，</w:t>
       </w:r>
-      <w:hyperlink r:id="rId331">
-        <w:r>
-          <w:rPr>
-            <w:lang w:val="zh_TW" w:bidi="zh_TW"/>
-          </w:rPr>
-          <w:rPr>
-            <w:color w:val="0000EE"/>
-            <w:u w:val="single"/>
-          </w:rPr>
-          <w:t>29:10</w:t>
-        </w:r>
-      </w:hyperlink>
+      <w:r>
+        <w:rPr>
+          <w:lang w:val="zh_TW" w:bidi="zh_TW"/>
+        </w:rPr>
+        <w:t>29:10</w:t>
+      </w:r>
       <w:r>
         <w:rPr>
           <w:lang w:val="zh_TW" w:bidi="zh_TW"/>
@@ -20978,36 +18950,24 @@
         </w:rPr>
         <w:t>：見</w:t>
       </w:r>
-      <w:hyperlink r:id="rId332">
-        <w:r>
-          <w:rPr>
-            <w:lang w:val="zh_TW" w:bidi="zh_TW"/>
-          </w:rPr>
-          <w:rPr>
-            <w:color w:val="0000EE"/>
-            <w:u w:val="single"/>
-          </w:rPr>
-          <w:t>利未記二十六章34至35節</w:t>
-        </w:r>
-      </w:hyperlink>
+      <w:r>
+        <w:rPr>
+          <w:lang w:val="zh_TW" w:bidi="zh_TW"/>
+        </w:rPr>
+        <w:t>利未記二十六章34至35節</w:t>
+      </w:r>
       <w:r>
         <w:rPr>
           <w:lang w:val="zh_TW" w:bidi="zh_TW"/>
         </w:rPr>
         <w:t>、</w:t>
       </w:r>
-      <w:hyperlink r:id="rId333">
-        <w:r>
-          <w:rPr>
-            <w:lang w:val="zh_TW" w:bidi="zh_TW"/>
-          </w:rPr>
-          <w:rPr>
-            <w:color w:val="0000EE"/>
-            <w:u w:val="single"/>
-          </w:rPr>
-          <w:t>43節</w:t>
-        </w:r>
-      </w:hyperlink>
+      <w:r>
+        <w:rPr>
+          <w:lang w:val="zh_TW" w:bidi="zh_TW"/>
+        </w:rPr>
+        <w:t>43節</w:t>
+      </w:r>
       <w:r>
         <w:rPr>
           <w:lang w:val="zh_TW" w:bidi="zh_TW"/>
@@ -21080,18 +19040,12 @@
         </w:rPr>
         <w:t>歷代志的結尾構成以斯拉記的引言。波斯王賽魯士允許猶大家經歷一次新的出埃及，正如先知以賽亞書所宣告的（</w:t>
       </w:r>
-      <w:hyperlink r:id="rId334">
-        <w:r>
-          <w:rPr>
-            <w:lang w:val="zh_TW" w:bidi="zh_TW"/>
-          </w:rPr>
-          <w:rPr>
-            <w:color w:val="0000EE"/>
-            <w:u w:val="single"/>
-          </w:rPr>
-          <w:t>賽40:1–11</w:t>
-        </w:r>
-      </w:hyperlink>
+      <w:r>
+        <w:rPr>
+          <w:lang w:val="zh_TW" w:bidi="zh_TW"/>
+        </w:rPr>
+        <w:t>賽40:1–11</w:t>
+      </w:r>
       <w:r>
         <w:rPr>
           <w:lang w:val="zh_TW" w:bidi="zh_TW"/>
